--- a/Dokumentasi Belajar Playwright.docx
+++ b/Dokumentasi Belajar Playwright.docx
@@ -278,6 +278,9 @@
         </w:rPr>
       </w:pPr>
       <w:r>
+        <w:rPr>
+          <w:noProof/>
+        </w:rPr>
         <w:drawing>
           <wp:inline distT="0" distB="0" distL="0" distR="0" wp14:anchorId="05FD58EA" wp14:editId="40192C25">
             <wp:extent cx="3609975" cy="1476375"/>
@@ -347,10 +350,7 @@
     </w:p>
     <w:p>
       <w:r>
-        <w:t>“</w:t>
-      </w:r>
-      <w:r>
-        <w:t>import { test } from "@playwright/test";</w:t>
+        <w:t>“import { test } from "@playwright/test";</w:t>
       </w:r>
       <w:r>
         <w:br/>
@@ -364,10 +364,7 @@
       </w:r>
       <w:r>
         <w:br/>
-        <w:t>});</w:t>
-      </w:r>
-      <w:r>
-        <w:t>”</w:t>
+        <w:t>});”</w:t>
       </w:r>
     </w:p>
     <w:p>
@@ -671,7 +668,7 @@
     <w:p>
       <w:r>
         <w:pict w14:anchorId="6904E952">
-          <v:rect id="_x0000_i1063" style="width:0;height:1.5pt" o:hralign="center" o:hrstd="t" o:hr="t" fillcolor="#a0a0a0" stroked="f"/>
+          <v:rect id="_x0000_i1025" style="width:0;height:1.5pt" o:hralign="center" o:hrstd="t" o:hr="t" fillcolor="#a0a0a0" stroked="f"/>
         </w:pict>
       </w:r>
     </w:p>
@@ -731,7 +728,7 @@
     <w:p>
       <w:r>
         <w:pict w14:anchorId="7C77D9A2">
-          <v:rect id="_x0000_i1064" style="width:0;height:1.5pt" o:hralign="center" o:hrstd="t" o:hr="t" fillcolor="#a0a0a0" stroked="f"/>
+          <v:rect id="_x0000_i1026" style="width:0;height:1.5pt" o:hralign="center" o:hrstd="t" o:hr="t" fillcolor="#a0a0a0" stroked="f"/>
         </w:pict>
       </w:r>
     </w:p>
@@ -807,7 +804,7 @@
     <w:p>
       <w:r>
         <w:pict w14:anchorId="1CE51CCE">
-          <v:rect id="_x0000_i1065" style="width:0;height:1.5pt" o:hralign="center" o:hrstd="t" o:hr="t" fillcolor="#a0a0a0" stroked="f"/>
+          <v:rect id="_x0000_i1027" style="width:0;height:1.5pt" o:hralign="center" o:hrstd="t" o:hr="t" fillcolor="#a0a0a0" stroked="f"/>
         </w:pict>
       </w:r>
     </w:p>
@@ -867,7 +864,7 @@
     <w:p>
       <w:r>
         <w:pict w14:anchorId="1C8ED58B">
-          <v:rect id="_x0000_i1066" style="width:0;height:1.5pt" o:hralign="center" o:hrstd="t" o:hr="t" fillcolor="#a0a0a0" stroked="f"/>
+          <v:rect id="_x0000_i1028" style="width:0;height:1.5pt" o:hralign="center" o:hrstd="t" o:hr="t" fillcolor="#a0a0a0" stroked="f"/>
         </w:pict>
       </w:r>
     </w:p>
@@ -953,7 +950,7 @@
     <w:p>
       <w:r>
         <w:pict w14:anchorId="2EA2ECA5">
-          <v:rect id="_x0000_i1067" style="width:0;height:1.5pt" o:hralign="center" o:hrstd="t" o:hr="t" fillcolor="#a0a0a0" stroked="f"/>
+          <v:rect id="_x0000_i1029" style="width:0;height:1.5pt" o:hralign="center" o:hrstd="t" o:hr="t" fillcolor="#a0a0a0" stroked="f"/>
         </w:pict>
       </w:r>
     </w:p>
@@ -1015,7 +1012,7 @@
     <w:p>
       <w:r>
         <w:pict w14:anchorId="3B5D43CB">
-          <v:rect id="_x0000_i1068" style="width:0;height:1.5pt" o:hralign="center" o:hrstd="t" o:hr="t" fillcolor="#a0a0a0" stroked="f"/>
+          <v:rect id="_x0000_i1030" style="width:0;height:1.5pt" o:hralign="center" o:hrstd="t" o:hr="t" fillcolor="#a0a0a0" stroked="f"/>
         </w:pict>
       </w:r>
     </w:p>
@@ -1184,7 +1181,7 @@
     <w:p>
       <w:r>
         <w:pict w14:anchorId="455A8CEF">
-          <v:rect id="_x0000_i1081" style="width:0;height:1.5pt" o:hralign="center" o:hrstd="t" o:hr="t" fillcolor="#a0a0a0" stroked="f"/>
+          <v:rect id="_x0000_i1031" style="width:0;height:1.5pt" o:hralign="center" o:hrstd="t" o:hr="t" fillcolor="#a0a0a0" stroked="f"/>
         </w:pict>
       </w:r>
     </w:p>
@@ -1333,6 +1330,658 @@
         </w:rPr>
       </w:pPr>
     </w:p>
+    <w:p>
+      <w:pPr>
+        <w:rPr>
+          <w:b/>
+          <w:bCs/>
+        </w:rPr>
+      </w:pPr>
+    </w:p>
+    <w:p>
+      <w:pPr>
+        <w:rPr>
+          <w:b/>
+          <w:bCs/>
+        </w:rPr>
+      </w:pPr>
+    </w:p>
+    <w:p>
+      <w:pPr>
+        <w:rPr>
+          <w:b/>
+          <w:bCs/>
+        </w:rPr>
+      </w:pPr>
+    </w:p>
+    <w:p>
+      <w:pPr>
+        <w:rPr>
+          <w:b/>
+          <w:bCs/>
+        </w:rPr>
+      </w:pPr>
+    </w:p>
+    <w:p>
+      <w:pPr>
+        <w:pStyle w:val="Heading1"/>
+        <w:rPr>
+          <w:bCs/>
+          <w:color w:val="000000" w:themeColor="text1"/>
+          <w:sz w:val="28"/>
+          <w:szCs w:val="28"/>
+          <w14:shadow w14:blurRad="38100" w14:dist="19050" w14:dir="2700000" w14:sx="100000" w14:sy="100000" w14:kx="0" w14:ky="0" w14:algn="tl">
+            <w14:schemeClr w14:val="dk1">
+              <w14:alpha w14:val="60000"/>
+            </w14:schemeClr>
+          </w14:shadow>
+          <w14:textOutline w14:w="0" w14:cap="flat" w14:cmpd="sng" w14:algn="ctr">
+            <w14:noFill/>
+            <w14:prstDash w14:val="solid"/>
+            <w14:round/>
+          </w14:textOutline>
+        </w:rPr>
+      </w:pPr>
+      <w:r>
+        <w:rPr>
+          <w:bCs/>
+          <w:color w:val="000000" w:themeColor="text1"/>
+          <w:sz w:val="28"/>
+          <w:szCs w:val="28"/>
+          <w14:shadow w14:blurRad="38100" w14:dist="19050" w14:dir="2700000" w14:sx="100000" w14:sy="100000" w14:kx="0" w14:ky="0" w14:algn="tl">
+            <w14:schemeClr w14:val="dk1">
+              <w14:alpha w14:val="60000"/>
+            </w14:schemeClr>
+          </w14:shadow>
+          <w14:textOutline w14:w="0" w14:cap="flat" w14:cmpd="sng" w14:algn="ctr">
+            <w14:noFill/>
+            <w14:prstDash w14:val="solid"/>
+            <w14:round/>
+          </w14:textOutline>
+        </w:rPr>
+        <w:lastRenderedPageBreak/>
+        <w:t xml:space="preserve"> Playwright Day 3 – Assertion</w:t>
+      </w:r>
+    </w:p>
+    <w:p>
+      <w:pPr>
+        <w:rPr>
+          <w:b/>
+          <w:bCs/>
+        </w:rPr>
+      </w:pPr>
+      <w:r>
+        <w:rPr>
+          <w:b/>
+          <w:bCs/>
+        </w:rPr>
+        <w:t>Tujuan Pembelajaran</w:t>
+      </w:r>
+    </w:p>
+    <w:p>
+      <w:r>
+        <w:t xml:space="preserve">Memahami cara memverifikasi hasil pengujian menggunakan </w:t>
+      </w:r>
+      <w:r>
+        <w:rPr>
+          <w:b/>
+          <w:bCs/>
+        </w:rPr>
+        <w:t>Assertion</w:t>
+      </w:r>
+      <w:r>
+        <w:t xml:space="preserve"> sehingga automation tidak hanya menjalankan aksi, tetapi juga memastikan hasilnya sesuai dengan yang diharapkan.</w:t>
+      </w:r>
+    </w:p>
+    <w:p>
+      <w:r>
+        <w:pict w14:anchorId="317CE1B2">
+          <v:rect id="_x0000_i1074" style="width:0;height:1.5pt" o:hralign="center" o:hrstd="t" o:hr="t" fillcolor="#a0a0a0" stroked="f"/>
+        </w:pict>
+      </w:r>
+    </w:p>
+    <w:p>
+      <w:pPr>
+        <w:rPr>
+          <w:b/>
+          <w:bCs/>
+        </w:rPr>
+      </w:pPr>
+      <w:r>
+        <w:rPr>
+          <w:b/>
+          <w:bCs/>
+        </w:rPr>
+        <w:t>Apa itu Assertion?</w:t>
+      </w:r>
+    </w:p>
+    <w:p>
+      <w:r>
+        <w:t xml:space="preserve">Assertion adalah proses membandingkan </w:t>
+      </w:r>
+      <w:r>
+        <w:rPr>
+          <w:b/>
+          <w:bCs/>
+        </w:rPr>
+        <w:t>Actual Result</w:t>
+      </w:r>
+      <w:r>
+        <w:t xml:space="preserve"> dengan </w:t>
+      </w:r>
+      <w:r>
+        <w:rPr>
+          <w:b/>
+          <w:bCs/>
+        </w:rPr>
+        <w:t>Expected Result</w:t>
+      </w:r>
+      <w:r>
+        <w:t>.</w:t>
+      </w:r>
+    </w:p>
+    <w:p>
+      <w:r>
+        <w:t xml:space="preserve">Jika hasil aktual sesuai dengan hasil yang diharapkan maka test </w:t>
+      </w:r>
+      <w:r>
+        <w:rPr>
+          <w:b/>
+          <w:bCs/>
+        </w:rPr>
+        <w:t>PASS</w:t>
+      </w:r>
+      <w:r>
+        <w:t xml:space="preserve">, sedangkan jika berbeda maka test </w:t>
+      </w:r>
+      <w:r>
+        <w:rPr>
+          <w:b/>
+          <w:bCs/>
+        </w:rPr>
+        <w:t>FAIL</w:t>
+      </w:r>
+      <w:r>
+        <w:t>.</w:t>
+      </w:r>
+    </w:p>
+    <w:p>
+      <w:r>
+        <w:t>Expected Result</w:t>
+      </w:r>
+      <w:r>
+        <w:br/>
+        <w:t xml:space="preserve">        ↓</w:t>
+      </w:r>
+      <w:r>
+        <w:br/>
+        <w:t>Actual Result</w:t>
+      </w:r>
+      <w:r>
+        <w:br/>
+        <w:t xml:space="preserve">        ↓</w:t>
+      </w:r>
+      <w:r>
+        <w:br/>
+        <w:t>PASS / FAIL</w:t>
+      </w:r>
+    </w:p>
+    <w:p>
+      <w:r>
+        <w:pict w14:anchorId="1EEB3B30">
+          <v:rect id="_x0000_i1075" style="width:0;height:1.5pt" o:hralign="center" o:hrstd="t" o:hr="t" fillcolor="#a0a0a0" stroked="f"/>
+        </w:pict>
+      </w:r>
+    </w:p>
+    <w:p>
+      <w:pPr>
+        <w:rPr>
+          <w:b/>
+          <w:bCs/>
+        </w:rPr>
+      </w:pPr>
+      <w:r>
+        <w:rPr>
+          <w:b/>
+          <w:bCs/>
+        </w:rPr>
+        <w:t>Fungsi expect()</w:t>
+      </w:r>
+    </w:p>
+    <w:p>
+      <w:r>
+        <w:t>expect() digunakan untuk melakukan verifikasi terhadap hasil pengujian.</w:t>
+      </w:r>
+    </w:p>
+    <w:p>
+      <w:r>
+        <w:t>Contoh:</w:t>
+      </w:r>
+    </w:p>
+    <w:p>
+      <w:r>
+        <w:t>await expect(page).toHaveURL(</w:t>
+      </w:r>
+      <w:r>
+        <w:br/>
+        <w:t xml:space="preserve">  "https://www.saucedemo.com/inventory.html"</w:t>
+      </w:r>
+      <w:r>
+        <w:br/>
+        <w:t>);</w:t>
+      </w:r>
+    </w:p>
+    <w:p>
+      <w:r>
+        <w:t>Artinya:</w:t>
+      </w:r>
+    </w:p>
+    <w:p>
+      <w:r>
+        <w:t>Saya mengharapkan browser berada pada URL tersebut.</w:t>
+      </w:r>
+    </w:p>
+    <w:p>
+      <w:r>
+        <w:pict w14:anchorId="414A6BE4">
+          <v:rect id="_x0000_i1076" style="width:0;height:1.5pt" o:hralign="center" o:hrstd="t" o:hr="t" fillcolor="#a0a0a0" stroked="f"/>
+        </w:pict>
+      </w:r>
+    </w:p>
+    <w:p>
+      <w:pPr>
+        <w:rPr>
+          <w:b/>
+          <w:bCs/>
+        </w:rPr>
+      </w:pPr>
+      <w:r>
+        <w:rPr>
+          <w:b/>
+          <w:bCs/>
+        </w:rPr>
+        <w:t>Jenis Assertion yang Dipelajari</w:t>
+      </w:r>
+    </w:p>
+    <w:p>
+      <w:pPr>
+        <w:rPr>
+          <w:b/>
+          <w:bCs/>
+        </w:rPr>
+      </w:pPr>
+      <w:r>
+        <w:rPr>
+          <w:b/>
+          <w:bCs/>
+        </w:rPr>
+        <w:t>1. Verifikasi URL</w:t>
+      </w:r>
+    </w:p>
+    <w:p>
+      <w:r>
+        <w:t>Digunakan untuk memastikan halaman yang dituju sudah benar.</w:t>
+      </w:r>
+    </w:p>
+    <w:p>
+      <w:r>
+        <w:lastRenderedPageBreak/>
+        <w:t>await expect(page).toHaveURL(</w:t>
+      </w:r>
+      <w:r>
+        <w:br/>
+        <w:t xml:space="preserve">  "https://www.saucedemo.com/inventory.html"</w:t>
+      </w:r>
+      <w:r>
+        <w:br/>
+        <w:t>);</w:t>
+      </w:r>
+    </w:p>
+    <w:p>
+      <w:r>
+        <w:t>Contoh penggunaan:</w:t>
+      </w:r>
+    </w:p>
+    <w:p>
+      <w:pPr>
+        <w:numPr>
+          <w:ilvl w:val="0"/>
+          <w:numId w:val="6"/>
+        </w:numPr>
+      </w:pPr>
+      <w:r>
+        <w:t xml:space="preserve">Login berhasil. </w:t>
+      </w:r>
+    </w:p>
+    <w:p>
+      <w:pPr>
+        <w:numPr>
+          <w:ilvl w:val="0"/>
+          <w:numId w:val="6"/>
+        </w:numPr>
+      </w:pPr>
+      <w:r>
+        <w:t xml:space="preserve">Redirect ke halaman tertentu. </w:t>
+      </w:r>
+    </w:p>
+    <w:p>
+      <w:r>
+        <w:pict w14:anchorId="5F19E04B">
+          <v:rect id="_x0000_i1077" style="width:0;height:1.5pt" o:hralign="center" o:hrstd="t" o:hr="t" fillcolor="#a0a0a0" stroked="f"/>
+        </w:pict>
+      </w:r>
+    </w:p>
+    <w:p>
+      <w:pPr>
+        <w:rPr>
+          <w:b/>
+          <w:bCs/>
+        </w:rPr>
+      </w:pPr>
+      <w:r>
+        <w:rPr>
+          <w:b/>
+          <w:bCs/>
+        </w:rPr>
+        <w:t>2. Verifikasi Pesan Error</w:t>
+      </w:r>
+    </w:p>
+    <w:p>
+      <w:r>
+        <w:t>Digunakan untuk memastikan sistem menampilkan pesan yang sesuai ketika terjadi kesalahan.</w:t>
+      </w:r>
+    </w:p>
+    <w:p>
+      <w:r>
+        <w:t>await expect(page.locator('[data-test="error"]')).toHaveText(</w:t>
+      </w:r>
+      <w:r>
+        <w:br/>
+        <w:t xml:space="preserve">  "Epic sadface: Password is required"</w:t>
+      </w:r>
+      <w:r>
+        <w:br/>
+        <w:t>);</w:t>
+      </w:r>
+    </w:p>
+    <w:p>
+      <w:r>
+        <w:t>Contoh penggunaan:</w:t>
+      </w:r>
+    </w:p>
+    <w:p>
+      <w:pPr>
+        <w:numPr>
+          <w:ilvl w:val="0"/>
+          <w:numId w:val="7"/>
+        </w:numPr>
+      </w:pPr>
+      <w:r>
+        <w:t xml:space="preserve">Password kosong. </w:t>
+      </w:r>
+    </w:p>
+    <w:p>
+      <w:pPr>
+        <w:numPr>
+          <w:ilvl w:val="0"/>
+          <w:numId w:val="7"/>
+        </w:numPr>
+      </w:pPr>
+      <w:r>
+        <w:t xml:space="preserve">Username kosong. </w:t>
+      </w:r>
+    </w:p>
+    <w:p>
+      <w:pPr>
+        <w:numPr>
+          <w:ilvl w:val="0"/>
+          <w:numId w:val="7"/>
+        </w:numPr>
+      </w:pPr>
+      <w:r>
+        <w:t xml:space="preserve">Password salah. </w:t>
+      </w:r>
+    </w:p>
+    <w:p>
+      <w:r>
+        <w:pict w14:anchorId="7EBE8E9C">
+          <v:rect id="_x0000_i1078" style="width:0;height:1.5pt" o:hralign="center" o:hrstd="t" o:hr="t" fillcolor="#a0a0a0" stroked="f"/>
+        </w:pict>
+      </w:r>
+    </w:p>
+    <w:p>
+      <w:pPr>
+        <w:rPr>
+          <w:b/>
+          <w:bCs/>
+        </w:rPr>
+      </w:pPr>
+      <w:r>
+        <w:rPr>
+          <w:b/>
+          <w:bCs/>
+        </w:rPr>
+        <w:t>Action vs Assertion</w:t>
+      </w:r>
+    </w:p>
+    <w:p>
+      <w:r>
+        <w:rPr>
+          <w:b/>
+          <w:bCs/>
+        </w:rPr>
+        <w:t>Action</w:t>
+      </w:r>
+      <w:r>
+        <w:t xml:space="preserve"> digunakan untuk melakukan interaksi dengan aplikasi.</w:t>
+      </w:r>
+    </w:p>
+    <w:p>
+      <w:r>
+        <w:t>Contoh:</w:t>
+      </w:r>
+    </w:p>
+    <w:p>
+      <w:r>
+        <w:t>.fill()</w:t>
+      </w:r>
+      <w:r>
+        <w:br/>
+        <w:t>.click()</w:t>
+      </w:r>
+      <w:r>
+        <w:br/>
+        <w:t>.goto()</w:t>
+      </w:r>
+    </w:p>
+    <w:p>
+      <w:r>
+        <w:rPr>
+          <w:b/>
+          <w:bCs/>
+        </w:rPr>
+        <w:t>Assertion</w:t>
+      </w:r>
+      <w:r>
+        <w:t xml:space="preserve"> digunakan untuk memverifikasi hasil dari action.</w:t>
+      </w:r>
+    </w:p>
+    <w:p>
+      <w:r>
+        <w:t>Contoh:</w:t>
+      </w:r>
+    </w:p>
+    <w:p>
+      <w:r>
+        <w:t>expect().toHaveURL()</w:t>
+      </w:r>
+      <w:r>
+        <w:br/>
+        <w:t>expect().toHaveText()</w:t>
+      </w:r>
+    </w:p>
+    <w:p>
+      <w:r>
+        <w:pict w14:anchorId="6F71F00E">
+          <v:rect id="_x0000_i1079" style="width:0;height:1.5pt" o:hralign="center" o:hrstd="t" o:hr="t" fillcolor="#a0a0a0" stroked="f"/>
+        </w:pict>
+      </w:r>
+    </w:p>
+    <w:p>
+      <w:pPr>
+        <w:rPr>
+          <w:b/>
+          <w:bCs/>
+        </w:rPr>
+      </w:pPr>
+      <w:r>
+        <w:rPr>
+          <w:b/>
+          <w:bCs/>
+        </w:rPr>
+        <w:lastRenderedPageBreak/>
+        <w:t>Contoh Alur Automation</w:t>
+      </w:r>
+    </w:p>
+    <w:p>
+      <w:r>
+        <w:t>Buka Website</w:t>
+      </w:r>
+      <w:r>
+        <w:br/>
+        <w:t xml:space="preserve">      ↓</w:t>
+      </w:r>
+      <w:r>
+        <w:br/>
+        <w:t>Isi Username</w:t>
+      </w:r>
+      <w:r>
+        <w:br/>
+        <w:t xml:space="preserve">      ↓</w:t>
+      </w:r>
+      <w:r>
+        <w:br/>
+        <w:t>Isi Password</w:t>
+      </w:r>
+      <w:r>
+        <w:br/>
+        <w:t xml:space="preserve">      ↓</w:t>
+      </w:r>
+      <w:r>
+        <w:br/>
+        <w:t>Klik Login</w:t>
+      </w:r>
+      <w:r>
+        <w:br/>
+        <w:t xml:space="preserve">      ↓</w:t>
+      </w:r>
+      <w:r>
+        <w:br/>
+        <w:t>Verifikasi Hasil</w:t>
+      </w:r>
+      <w:r>
+        <w:br/>
+        <w:t xml:space="preserve">      ↓</w:t>
+      </w:r>
+      <w:r>
+        <w:br/>
+        <w:t>PASS / FAIL</w:t>
+      </w:r>
+    </w:p>
+    <w:p>
+      <w:r>
+        <w:pict w14:anchorId="01132CD2">
+          <v:rect id="_x0000_i1080" style="width:0;height:1.5pt" o:hralign="center" o:hrstd="t" o:hr="t" fillcolor="#a0a0a0" stroked="f"/>
+        </w:pict>
+      </w:r>
+    </w:p>
+    <w:p>
+      <w:pPr>
+        <w:rPr>
+          <w:b/>
+          <w:bCs/>
+        </w:rPr>
+      </w:pPr>
+      <w:r>
+        <w:rPr>
+          <w:b/>
+          <w:bCs/>
+        </w:rPr>
+        <w:t>Kesimpulan Hari 3</w:t>
+      </w:r>
+    </w:p>
+    <w:p>
+      <w:pPr>
+        <w:numPr>
+          <w:ilvl w:val="0"/>
+          <w:numId w:val="8"/>
+        </w:numPr>
+      </w:pPr>
+      <w:r>
+        <w:t xml:space="preserve">Assertion digunakan untuk memverifikasi hasil pengujian. </w:t>
+      </w:r>
+    </w:p>
+    <w:p>
+      <w:pPr>
+        <w:numPr>
+          <w:ilvl w:val="0"/>
+          <w:numId w:val="8"/>
+        </w:numPr>
+      </w:pPr>
+      <w:r>
+        <w:t xml:space="preserve">expect() adalah fungsi utama untuk melakukan assertion. </w:t>
+      </w:r>
+    </w:p>
+    <w:p>
+      <w:pPr>
+        <w:numPr>
+          <w:ilvl w:val="0"/>
+          <w:numId w:val="8"/>
+        </w:numPr>
+      </w:pPr>
+      <w:r>
+        <w:t xml:space="preserve">Automation yang baik tidak hanya melakukan aksi, tetapi juga memastikan hasil sesuai dengan </w:t>
+      </w:r>
+      <w:r>
+        <w:rPr>
+          <w:b/>
+          <w:bCs/>
+        </w:rPr>
+        <w:t>Expected Result</w:t>
+      </w:r>
+      <w:r>
+        <w:t xml:space="preserve">. </w:t>
+      </w:r>
+    </w:p>
+    <w:p>
+      <w:pPr>
+        <w:numPr>
+          <w:ilvl w:val="0"/>
+          <w:numId w:val="8"/>
+        </w:numPr>
+      </w:pPr>
+      <w:r>
+        <w:rPr>
+          <w:b/>
+          <w:bCs/>
+        </w:rPr>
+        <w:t>Expected Result</w:t>
+      </w:r>
+      <w:r>
+        <w:t xml:space="preserve"> pada test case QA Manual diterjemahkan menjadi </w:t>
+      </w:r>
+      <w:r>
+        <w:rPr>
+          <w:b/>
+          <w:bCs/>
+        </w:rPr>
+        <w:t>Assertion</w:t>
+      </w:r>
+      <w:r>
+        <w:t xml:space="preserve"> di Playwright.</w:t>
+      </w:r>
+    </w:p>
+    <w:p/>
     <w:p>
       <w:pPr>
         <w:rPr>
@@ -1354,6 +2003,155 @@
 <file path=word/numbering.xml><?xml version="1.0" encoding="utf-8"?>
 <w:numbering xmlns:wpc="http://schemas.microsoft.com/office/word/2010/wordprocessingCanvas" xmlns:cx="http://schemas.microsoft.com/office/drawing/2014/chartex" xmlns:cx1="http://schemas.microsoft.com/office/drawing/2015/9/8/chartex" xmlns:cx2="http://schemas.microsoft.com/office/drawing/2015/10/21/chartex" xmlns:cx3="http://schemas.microsoft.com/office/drawing/2016/5/9/chartex" xmlns:cx4="http://schemas.microsoft.com/office/drawing/2016/5/10/chartex" xmlns:cx5="http://schemas.microsoft.com/office/drawing/2016/5/11/chartex" xmlns:cx6="http://schemas.microsoft.com/office/drawing/2016/5/12/chartex" xmlns:cx7="http://schemas.microsoft.com/office/drawing/2016/5/13/chartex" xmlns:cx8="http://schemas.microsoft.com/office/drawing/2016/5/14/chartex" xmlns:mc="http://schemas.openxmlformats.org/markup-compatibility/2006" xmlns:aink="http://schemas.microsoft.com/office/drawing/2016/ink" xmlns:am3d="http://schemas.microsoft.com/office/drawing/2017/model3d" xmlns:o="urn:schemas-microsoft-com:office:office" xmlns:oel="http://schemas.microsoft.com/office/2019/extlst" xmlns:r="http://schemas.openxmlformats.org/officeDocument/2006/relationships" xmlns:m="http://schemas.openxmlformats.org/officeDocument/2006/math" xmlns:v="urn:schemas-microsoft-com:vml" xmlns:wp14="http://schemas.microsoft.com/office/word/2010/wordprocessingDrawing" xmlns:wp="http://schemas.openxmlformats.org/drawingml/2006/wordprocessingDrawing" xmlns:w10="urn:schemas-microsoft-com:office:word" xmlns:w="http://schemas.openxmlformats.org/wordprocessingml/2006/main" xmlns:w14="http://schemas.microsoft.com/office/word/2010/wordml" xmlns:w15="http://schemas.microsoft.com/office/word/2012/wordml" xmlns:w16cex="http://schemas.microsoft.com/office/word/2018/wordml/cex" xmlns:w16cid="http://schemas.microsoft.com/office/word/2016/wordml/cid" xmlns:w16="http://schemas.microsoft.com/office/word/2018/wordml" xmlns:w16du="http://schemas.microsoft.com/office/word/2023/wordml/word16du" xmlns:w16sdtdh="http://schemas.microsoft.com/office/word/2020/wordml/sdtdatahash" xmlns:w16sdtfl="http://schemas.microsoft.com/office/word/2024/wordml/sdtformatlock" xmlns:w16se="http://schemas.microsoft.com/office/word/2015/wordml/symex" xmlns:wpg="http://schemas.microsoft.com/office/word/2010/wordprocessingGroup" xmlns:wpi="http://schemas.microsoft.com/office/word/2010/wordprocessingInk" xmlns:wne="http://schemas.microsoft.com/office/word/2006/wordml" xmlns:wps="http://schemas.microsoft.com/office/word/2010/wordprocessingShape" mc:Ignorable="w14 w15 w16se w16cid w16 w16cex w16sdtdh w16sdtfl w16du wp14">
   <w:abstractNum w:abstractNumId="0" w15:restartNumberingAfterBreak="0">
+    <w:nsid w:val="01FA00CD"/>
+    <w:multiLevelType w:val="multilevel"/>
+    <w:tmpl w:val="BB067C0C"/>
+    <w:lvl w:ilvl="0">
+      <w:start w:val="1"/>
+      <w:numFmt w:val="bullet"/>
+      <w:lvlText w:val=""/>
+      <w:lvlJc w:val="left"/>
+      <w:pPr>
+        <w:tabs>
+          <w:tab w:val="num" w:pos="720"/>
+        </w:tabs>
+        <w:ind w:left="720" w:hanging="360"/>
+      </w:pPr>
+      <w:rPr>
+        <w:rFonts w:ascii="Symbol" w:hAnsi="Symbol" w:hint="default"/>
+        <w:sz w:val="20"/>
+      </w:rPr>
+    </w:lvl>
+    <w:lvl w:ilvl="1" w:tentative="1">
+      <w:start w:val="1"/>
+      <w:numFmt w:val="bullet"/>
+      <w:lvlText w:val="o"/>
+      <w:lvlJc w:val="left"/>
+      <w:pPr>
+        <w:tabs>
+          <w:tab w:val="num" w:pos="1440"/>
+        </w:tabs>
+        <w:ind w:left="1440" w:hanging="360"/>
+      </w:pPr>
+      <w:rPr>
+        <w:rFonts w:ascii="Courier New" w:hAnsi="Courier New" w:hint="default"/>
+        <w:sz w:val="20"/>
+      </w:rPr>
+    </w:lvl>
+    <w:lvl w:ilvl="2" w:tentative="1">
+      <w:start w:val="1"/>
+      <w:numFmt w:val="bullet"/>
+      <w:lvlText w:val=""/>
+      <w:lvlJc w:val="left"/>
+      <w:pPr>
+        <w:tabs>
+          <w:tab w:val="num" w:pos="2160"/>
+        </w:tabs>
+        <w:ind w:left="2160" w:hanging="360"/>
+      </w:pPr>
+      <w:rPr>
+        <w:rFonts w:ascii="Wingdings" w:hAnsi="Wingdings" w:hint="default"/>
+        <w:sz w:val="20"/>
+      </w:rPr>
+    </w:lvl>
+    <w:lvl w:ilvl="3" w:tentative="1">
+      <w:start w:val="1"/>
+      <w:numFmt w:val="bullet"/>
+      <w:lvlText w:val=""/>
+      <w:lvlJc w:val="left"/>
+      <w:pPr>
+        <w:tabs>
+          <w:tab w:val="num" w:pos="2880"/>
+        </w:tabs>
+        <w:ind w:left="2880" w:hanging="360"/>
+      </w:pPr>
+      <w:rPr>
+        <w:rFonts w:ascii="Wingdings" w:hAnsi="Wingdings" w:hint="default"/>
+        <w:sz w:val="20"/>
+      </w:rPr>
+    </w:lvl>
+    <w:lvl w:ilvl="4" w:tentative="1">
+      <w:start w:val="1"/>
+      <w:numFmt w:val="bullet"/>
+      <w:lvlText w:val=""/>
+      <w:lvlJc w:val="left"/>
+      <w:pPr>
+        <w:tabs>
+          <w:tab w:val="num" w:pos="3600"/>
+        </w:tabs>
+        <w:ind w:left="3600" w:hanging="360"/>
+      </w:pPr>
+      <w:rPr>
+        <w:rFonts w:ascii="Wingdings" w:hAnsi="Wingdings" w:hint="default"/>
+        <w:sz w:val="20"/>
+      </w:rPr>
+    </w:lvl>
+    <w:lvl w:ilvl="5" w:tentative="1">
+      <w:start w:val="1"/>
+      <w:numFmt w:val="bullet"/>
+      <w:lvlText w:val=""/>
+      <w:lvlJc w:val="left"/>
+      <w:pPr>
+        <w:tabs>
+          <w:tab w:val="num" w:pos="4320"/>
+        </w:tabs>
+        <w:ind w:left="4320" w:hanging="360"/>
+      </w:pPr>
+      <w:rPr>
+        <w:rFonts w:ascii="Wingdings" w:hAnsi="Wingdings" w:hint="default"/>
+        <w:sz w:val="20"/>
+      </w:rPr>
+    </w:lvl>
+    <w:lvl w:ilvl="6" w:tentative="1">
+      <w:start w:val="1"/>
+      <w:numFmt w:val="bullet"/>
+      <w:lvlText w:val=""/>
+      <w:lvlJc w:val="left"/>
+      <w:pPr>
+        <w:tabs>
+          <w:tab w:val="num" w:pos="5040"/>
+        </w:tabs>
+        <w:ind w:left="5040" w:hanging="360"/>
+      </w:pPr>
+      <w:rPr>
+        <w:rFonts w:ascii="Wingdings" w:hAnsi="Wingdings" w:hint="default"/>
+        <w:sz w:val="20"/>
+      </w:rPr>
+    </w:lvl>
+    <w:lvl w:ilvl="7" w:tentative="1">
+      <w:start w:val="1"/>
+      <w:numFmt w:val="bullet"/>
+      <w:lvlText w:val=""/>
+      <w:lvlJc w:val="left"/>
+      <w:pPr>
+        <w:tabs>
+          <w:tab w:val="num" w:pos="5760"/>
+        </w:tabs>
+        <w:ind w:left="5760" w:hanging="360"/>
+      </w:pPr>
+      <w:rPr>
+        <w:rFonts w:ascii="Wingdings" w:hAnsi="Wingdings" w:hint="default"/>
+        <w:sz w:val="20"/>
+      </w:rPr>
+    </w:lvl>
+    <w:lvl w:ilvl="8" w:tentative="1">
+      <w:start w:val="1"/>
+      <w:numFmt w:val="bullet"/>
+      <w:lvlText w:val=""/>
+      <w:lvlJc w:val="left"/>
+      <w:pPr>
+        <w:tabs>
+          <w:tab w:val="num" w:pos="6480"/>
+        </w:tabs>
+        <w:ind w:left="6480" w:hanging="360"/>
+      </w:pPr>
+      <w:rPr>
+        <w:rFonts w:ascii="Wingdings" w:hAnsi="Wingdings" w:hint="default"/>
+        <w:sz w:val="20"/>
+      </w:rPr>
+    </w:lvl>
+  </w:abstractNum>
+  <w:abstractNum w:abstractNumId="1" w15:restartNumberingAfterBreak="0">
     <w:nsid w:val="06632D50"/>
     <w:multiLevelType w:val="multilevel"/>
     <w:tmpl w:val="3C9EF758"/>
@@ -1502,7 +2300,156 @@
       </w:rPr>
     </w:lvl>
   </w:abstractNum>
-  <w:abstractNum w:abstractNumId="1" w15:restartNumberingAfterBreak="0">
+  <w:abstractNum w:abstractNumId="2" w15:restartNumberingAfterBreak="0">
+    <w:nsid w:val="0AD82BF9"/>
+    <w:multiLevelType w:val="multilevel"/>
+    <w:tmpl w:val="40E4D932"/>
+    <w:lvl w:ilvl="0">
+      <w:start w:val="1"/>
+      <w:numFmt w:val="bullet"/>
+      <w:lvlText w:val=""/>
+      <w:lvlJc w:val="left"/>
+      <w:pPr>
+        <w:tabs>
+          <w:tab w:val="num" w:pos="720"/>
+        </w:tabs>
+        <w:ind w:left="720" w:hanging="360"/>
+      </w:pPr>
+      <w:rPr>
+        <w:rFonts w:ascii="Symbol" w:hAnsi="Symbol" w:hint="default"/>
+        <w:sz w:val="20"/>
+      </w:rPr>
+    </w:lvl>
+    <w:lvl w:ilvl="1" w:tentative="1">
+      <w:start w:val="1"/>
+      <w:numFmt w:val="bullet"/>
+      <w:lvlText w:val="o"/>
+      <w:lvlJc w:val="left"/>
+      <w:pPr>
+        <w:tabs>
+          <w:tab w:val="num" w:pos="1440"/>
+        </w:tabs>
+        <w:ind w:left="1440" w:hanging="360"/>
+      </w:pPr>
+      <w:rPr>
+        <w:rFonts w:ascii="Courier New" w:hAnsi="Courier New" w:hint="default"/>
+        <w:sz w:val="20"/>
+      </w:rPr>
+    </w:lvl>
+    <w:lvl w:ilvl="2" w:tentative="1">
+      <w:start w:val="1"/>
+      <w:numFmt w:val="bullet"/>
+      <w:lvlText w:val=""/>
+      <w:lvlJc w:val="left"/>
+      <w:pPr>
+        <w:tabs>
+          <w:tab w:val="num" w:pos="2160"/>
+        </w:tabs>
+        <w:ind w:left="2160" w:hanging="360"/>
+      </w:pPr>
+      <w:rPr>
+        <w:rFonts w:ascii="Wingdings" w:hAnsi="Wingdings" w:hint="default"/>
+        <w:sz w:val="20"/>
+      </w:rPr>
+    </w:lvl>
+    <w:lvl w:ilvl="3" w:tentative="1">
+      <w:start w:val="1"/>
+      <w:numFmt w:val="bullet"/>
+      <w:lvlText w:val=""/>
+      <w:lvlJc w:val="left"/>
+      <w:pPr>
+        <w:tabs>
+          <w:tab w:val="num" w:pos="2880"/>
+        </w:tabs>
+        <w:ind w:left="2880" w:hanging="360"/>
+      </w:pPr>
+      <w:rPr>
+        <w:rFonts w:ascii="Wingdings" w:hAnsi="Wingdings" w:hint="default"/>
+        <w:sz w:val="20"/>
+      </w:rPr>
+    </w:lvl>
+    <w:lvl w:ilvl="4" w:tentative="1">
+      <w:start w:val="1"/>
+      <w:numFmt w:val="bullet"/>
+      <w:lvlText w:val=""/>
+      <w:lvlJc w:val="left"/>
+      <w:pPr>
+        <w:tabs>
+          <w:tab w:val="num" w:pos="3600"/>
+        </w:tabs>
+        <w:ind w:left="3600" w:hanging="360"/>
+      </w:pPr>
+      <w:rPr>
+        <w:rFonts w:ascii="Wingdings" w:hAnsi="Wingdings" w:hint="default"/>
+        <w:sz w:val="20"/>
+      </w:rPr>
+    </w:lvl>
+    <w:lvl w:ilvl="5" w:tentative="1">
+      <w:start w:val="1"/>
+      <w:numFmt w:val="bullet"/>
+      <w:lvlText w:val=""/>
+      <w:lvlJc w:val="left"/>
+      <w:pPr>
+        <w:tabs>
+          <w:tab w:val="num" w:pos="4320"/>
+        </w:tabs>
+        <w:ind w:left="4320" w:hanging="360"/>
+      </w:pPr>
+      <w:rPr>
+        <w:rFonts w:ascii="Wingdings" w:hAnsi="Wingdings" w:hint="default"/>
+        <w:sz w:val="20"/>
+      </w:rPr>
+    </w:lvl>
+    <w:lvl w:ilvl="6" w:tentative="1">
+      <w:start w:val="1"/>
+      <w:numFmt w:val="bullet"/>
+      <w:lvlText w:val=""/>
+      <w:lvlJc w:val="left"/>
+      <w:pPr>
+        <w:tabs>
+          <w:tab w:val="num" w:pos="5040"/>
+        </w:tabs>
+        <w:ind w:left="5040" w:hanging="360"/>
+      </w:pPr>
+      <w:rPr>
+        <w:rFonts w:ascii="Wingdings" w:hAnsi="Wingdings" w:hint="default"/>
+        <w:sz w:val="20"/>
+      </w:rPr>
+    </w:lvl>
+    <w:lvl w:ilvl="7" w:tentative="1">
+      <w:start w:val="1"/>
+      <w:numFmt w:val="bullet"/>
+      <w:lvlText w:val=""/>
+      <w:lvlJc w:val="left"/>
+      <w:pPr>
+        <w:tabs>
+          <w:tab w:val="num" w:pos="5760"/>
+        </w:tabs>
+        <w:ind w:left="5760" w:hanging="360"/>
+      </w:pPr>
+      <w:rPr>
+        <w:rFonts w:ascii="Wingdings" w:hAnsi="Wingdings" w:hint="default"/>
+        <w:sz w:val="20"/>
+      </w:rPr>
+    </w:lvl>
+    <w:lvl w:ilvl="8" w:tentative="1">
+      <w:start w:val="1"/>
+      <w:numFmt w:val="bullet"/>
+      <w:lvlText w:val=""/>
+      <w:lvlJc w:val="left"/>
+      <w:pPr>
+        <w:tabs>
+          <w:tab w:val="num" w:pos="6480"/>
+        </w:tabs>
+        <w:ind w:left="6480" w:hanging="360"/>
+      </w:pPr>
+      <w:rPr>
+        <w:rFonts w:ascii="Wingdings" w:hAnsi="Wingdings" w:hint="default"/>
+        <w:sz w:val="20"/>
+      </w:rPr>
+    </w:lvl>
+  </w:abstractNum>
+  <w:abstractNum w:abstractNumId="3" w15:restartNumberingAfterBreak="0">
     <w:nsid w:val="1712448E"/>
     <w:multiLevelType w:val="multilevel"/>
     <w:tmpl w:val="8DD843B4"/>
@@ -1651,7 +2598,7 @@
       </w:rPr>
     </w:lvl>
   </w:abstractNum>
-  <w:abstractNum w:abstractNumId="2" w15:restartNumberingAfterBreak="0">
+  <w:abstractNum w:abstractNumId="4" w15:restartNumberingAfterBreak="0">
     <w:nsid w:val="18EE0F74"/>
     <w:multiLevelType w:val="multilevel"/>
     <w:tmpl w:val="FFA898DE"/>
@@ -1800,7 +2747,7 @@
       </w:rPr>
     </w:lvl>
   </w:abstractNum>
-  <w:abstractNum w:abstractNumId="3" w15:restartNumberingAfterBreak="0">
+  <w:abstractNum w:abstractNumId="5" w15:restartNumberingAfterBreak="0">
     <w:nsid w:val="25E27A4D"/>
     <w:multiLevelType w:val="multilevel"/>
     <w:tmpl w:val="501C965C"/>
@@ -1949,7 +2896,7 @@
       </w:rPr>
     </w:lvl>
   </w:abstractNum>
-  <w:abstractNum w:abstractNumId="4" w15:restartNumberingAfterBreak="0">
+  <w:abstractNum w:abstractNumId="6" w15:restartNumberingAfterBreak="0">
     <w:nsid w:val="411F16BD"/>
     <w:multiLevelType w:val="multilevel"/>
     <w:tmpl w:val="3110AB34"/>
@@ -2098,19 +3045,177 @@
       </w:rPr>
     </w:lvl>
   </w:abstractNum>
+  <w:abstractNum w:abstractNumId="7" w15:restartNumberingAfterBreak="0">
+    <w:nsid w:val="74DE3A71"/>
+    <w:multiLevelType w:val="multilevel"/>
+    <w:tmpl w:val="8C0AC1F8"/>
+    <w:lvl w:ilvl="0">
+      <w:start w:val="1"/>
+      <w:numFmt w:val="bullet"/>
+      <w:lvlText w:val=""/>
+      <w:lvlJc w:val="left"/>
+      <w:pPr>
+        <w:tabs>
+          <w:tab w:val="num" w:pos="720"/>
+        </w:tabs>
+        <w:ind w:left="720" w:hanging="360"/>
+      </w:pPr>
+      <w:rPr>
+        <w:rFonts w:ascii="Symbol" w:hAnsi="Symbol" w:hint="default"/>
+        <w:sz w:val="20"/>
+      </w:rPr>
+    </w:lvl>
+    <w:lvl w:ilvl="1" w:tentative="1">
+      <w:start w:val="1"/>
+      <w:numFmt w:val="bullet"/>
+      <w:lvlText w:val="o"/>
+      <w:lvlJc w:val="left"/>
+      <w:pPr>
+        <w:tabs>
+          <w:tab w:val="num" w:pos="1440"/>
+        </w:tabs>
+        <w:ind w:left="1440" w:hanging="360"/>
+      </w:pPr>
+      <w:rPr>
+        <w:rFonts w:ascii="Courier New" w:hAnsi="Courier New" w:hint="default"/>
+        <w:sz w:val="20"/>
+      </w:rPr>
+    </w:lvl>
+    <w:lvl w:ilvl="2" w:tentative="1">
+      <w:start w:val="1"/>
+      <w:numFmt w:val="bullet"/>
+      <w:lvlText w:val=""/>
+      <w:lvlJc w:val="left"/>
+      <w:pPr>
+        <w:tabs>
+          <w:tab w:val="num" w:pos="2160"/>
+        </w:tabs>
+        <w:ind w:left="2160" w:hanging="360"/>
+      </w:pPr>
+      <w:rPr>
+        <w:rFonts w:ascii="Wingdings" w:hAnsi="Wingdings" w:hint="default"/>
+        <w:sz w:val="20"/>
+      </w:rPr>
+    </w:lvl>
+    <w:lvl w:ilvl="3" w:tentative="1">
+      <w:start w:val="1"/>
+      <w:numFmt w:val="bullet"/>
+      <w:lvlText w:val=""/>
+      <w:lvlJc w:val="left"/>
+      <w:pPr>
+        <w:tabs>
+          <w:tab w:val="num" w:pos="2880"/>
+        </w:tabs>
+        <w:ind w:left="2880" w:hanging="360"/>
+      </w:pPr>
+      <w:rPr>
+        <w:rFonts w:ascii="Wingdings" w:hAnsi="Wingdings" w:hint="default"/>
+        <w:sz w:val="20"/>
+      </w:rPr>
+    </w:lvl>
+    <w:lvl w:ilvl="4" w:tentative="1">
+      <w:start w:val="1"/>
+      <w:numFmt w:val="bullet"/>
+      <w:lvlText w:val=""/>
+      <w:lvlJc w:val="left"/>
+      <w:pPr>
+        <w:tabs>
+          <w:tab w:val="num" w:pos="3600"/>
+        </w:tabs>
+        <w:ind w:left="3600" w:hanging="360"/>
+      </w:pPr>
+      <w:rPr>
+        <w:rFonts w:ascii="Wingdings" w:hAnsi="Wingdings" w:hint="default"/>
+        <w:sz w:val="20"/>
+      </w:rPr>
+    </w:lvl>
+    <w:lvl w:ilvl="5" w:tentative="1">
+      <w:start w:val="1"/>
+      <w:numFmt w:val="bullet"/>
+      <w:lvlText w:val=""/>
+      <w:lvlJc w:val="left"/>
+      <w:pPr>
+        <w:tabs>
+          <w:tab w:val="num" w:pos="4320"/>
+        </w:tabs>
+        <w:ind w:left="4320" w:hanging="360"/>
+      </w:pPr>
+      <w:rPr>
+        <w:rFonts w:ascii="Wingdings" w:hAnsi="Wingdings" w:hint="default"/>
+        <w:sz w:val="20"/>
+      </w:rPr>
+    </w:lvl>
+    <w:lvl w:ilvl="6" w:tentative="1">
+      <w:start w:val="1"/>
+      <w:numFmt w:val="bullet"/>
+      <w:lvlText w:val=""/>
+      <w:lvlJc w:val="left"/>
+      <w:pPr>
+        <w:tabs>
+          <w:tab w:val="num" w:pos="5040"/>
+        </w:tabs>
+        <w:ind w:left="5040" w:hanging="360"/>
+      </w:pPr>
+      <w:rPr>
+        <w:rFonts w:ascii="Wingdings" w:hAnsi="Wingdings" w:hint="default"/>
+        <w:sz w:val="20"/>
+      </w:rPr>
+    </w:lvl>
+    <w:lvl w:ilvl="7" w:tentative="1">
+      <w:start w:val="1"/>
+      <w:numFmt w:val="bullet"/>
+      <w:lvlText w:val=""/>
+      <w:lvlJc w:val="left"/>
+      <w:pPr>
+        <w:tabs>
+          <w:tab w:val="num" w:pos="5760"/>
+        </w:tabs>
+        <w:ind w:left="5760" w:hanging="360"/>
+      </w:pPr>
+      <w:rPr>
+        <w:rFonts w:ascii="Wingdings" w:hAnsi="Wingdings" w:hint="default"/>
+        <w:sz w:val="20"/>
+      </w:rPr>
+    </w:lvl>
+    <w:lvl w:ilvl="8" w:tentative="1">
+      <w:start w:val="1"/>
+      <w:numFmt w:val="bullet"/>
+      <w:lvlText w:val=""/>
+      <w:lvlJc w:val="left"/>
+      <w:pPr>
+        <w:tabs>
+          <w:tab w:val="num" w:pos="6480"/>
+        </w:tabs>
+        <w:ind w:left="6480" w:hanging="360"/>
+      </w:pPr>
+      <w:rPr>
+        <w:rFonts w:ascii="Wingdings" w:hAnsi="Wingdings" w:hint="default"/>
+        <w:sz w:val="20"/>
+      </w:rPr>
+    </w:lvl>
+  </w:abstractNum>
   <w:num w:numId="1" w16cid:durableId="174199694">
+    <w:abstractNumId w:val="4"/>
+  </w:num>
+  <w:num w:numId="2" w16cid:durableId="1105809317">
+    <w:abstractNumId w:val="6"/>
+  </w:num>
+  <w:num w:numId="3" w16cid:durableId="1772310236">
+    <w:abstractNumId w:val="5"/>
+  </w:num>
+  <w:num w:numId="4" w16cid:durableId="1805346084">
+    <w:abstractNumId w:val="3"/>
+  </w:num>
+  <w:num w:numId="5" w16cid:durableId="1149906407">
+    <w:abstractNumId w:val="1"/>
+  </w:num>
+  <w:num w:numId="6" w16cid:durableId="151026098">
     <w:abstractNumId w:val="2"/>
   </w:num>
-  <w:num w:numId="2" w16cid:durableId="1105809317">
-    <w:abstractNumId w:val="4"/>
+  <w:num w:numId="7" w16cid:durableId="1933121023">
+    <w:abstractNumId w:val="7"/>
   </w:num>
-  <w:num w:numId="3" w16cid:durableId="1772310236">
-    <w:abstractNumId w:val="3"/>
-  </w:num>
-  <w:num w:numId="4" w16cid:durableId="1805346084">
-    <w:abstractNumId w:val="1"/>
-  </w:num>
-  <w:num w:numId="5" w16cid:durableId="1149906407">
+  <w:num w:numId="8" w16cid:durableId="472674180">
     <w:abstractNumId w:val="0"/>
   </w:num>
 </w:numbering>

--- a/Dokumentasi Belajar Playwright.docx
+++ b/Dokumentasi Belajar Playwright.docx
@@ -1364,8 +1364,21 @@
     </w:p>
     <w:p>
       <w:pPr>
-        <w:pStyle w:val="Heading1"/>
-        <w:rPr>
+        <w:pStyle w:val="Heading2"/>
+        <w:rPr>
+          <w:b/>
+          <w:bCs/>
+          <w:sz w:val="28"/>
+          <w:szCs w:val="28"/>
+        </w:rPr>
+      </w:pPr>
+      <w:r>
+        <w:lastRenderedPageBreak/>
+        <w:t xml:space="preserve"> </w:t>
+      </w:r>
+      <w:r>
+        <w:rPr>
+          <w:b/>
           <w:bCs/>
           <w:color w:val="000000" w:themeColor="text1"/>
           <w:sz w:val="28"/>
@@ -1381,9 +1394,593 @@
             <w14:round/>
           </w14:textOutline>
         </w:rPr>
-      </w:pPr>
-      <w:r>
-        <w:rPr>
+        <w:t>Playwright Day 3 – Assertion</w:t>
+      </w:r>
+    </w:p>
+    <w:p>
+      <w:pPr>
+        <w:rPr>
+          <w:b/>
+          <w:bCs/>
+        </w:rPr>
+      </w:pPr>
+      <w:r>
+        <w:rPr>
+          <w:b/>
+          <w:bCs/>
+        </w:rPr>
+        <w:t>Tujuan Pembelajaran</w:t>
+      </w:r>
+    </w:p>
+    <w:p>
+      <w:r>
+        <w:t xml:space="preserve">Memahami cara memverifikasi hasil pengujian menggunakan </w:t>
+      </w:r>
+      <w:r>
+        <w:rPr>
+          <w:b/>
+          <w:bCs/>
+        </w:rPr>
+        <w:t>Assertion</w:t>
+      </w:r>
+      <w:r>
+        <w:t xml:space="preserve"> sehingga automation tidak hanya menjalankan aksi, tetapi juga memastikan hasilnya sesuai dengan yang diharapkan.</w:t>
+      </w:r>
+    </w:p>
+    <w:p>
+      <w:r>
+        <w:pict w14:anchorId="317CE1B2">
+          <v:rect id="_x0000_i1032" style="width:0;height:1.5pt" o:hralign="center" o:hrstd="t" o:hr="t" fillcolor="#a0a0a0" stroked="f"/>
+        </w:pict>
+      </w:r>
+    </w:p>
+    <w:p>
+      <w:pPr>
+        <w:rPr>
+          <w:b/>
+          <w:bCs/>
+        </w:rPr>
+      </w:pPr>
+      <w:r>
+        <w:rPr>
+          <w:b/>
+          <w:bCs/>
+        </w:rPr>
+        <w:t>Apa itu Assertion?</w:t>
+      </w:r>
+    </w:p>
+    <w:p>
+      <w:r>
+        <w:t xml:space="preserve">Assertion adalah proses membandingkan </w:t>
+      </w:r>
+      <w:r>
+        <w:rPr>
+          <w:b/>
+          <w:bCs/>
+        </w:rPr>
+        <w:t>Actual Result</w:t>
+      </w:r>
+      <w:r>
+        <w:t xml:space="preserve"> dengan </w:t>
+      </w:r>
+      <w:r>
+        <w:rPr>
+          <w:b/>
+          <w:bCs/>
+        </w:rPr>
+        <w:t>Expected Result</w:t>
+      </w:r>
+      <w:r>
+        <w:t>.</w:t>
+      </w:r>
+    </w:p>
+    <w:p>
+      <w:r>
+        <w:t xml:space="preserve">Jika hasil aktual sesuai dengan hasil yang diharapkan maka test </w:t>
+      </w:r>
+      <w:r>
+        <w:rPr>
+          <w:b/>
+          <w:bCs/>
+        </w:rPr>
+        <w:t>PASS</w:t>
+      </w:r>
+      <w:r>
+        <w:t xml:space="preserve">, sedangkan jika berbeda maka test </w:t>
+      </w:r>
+      <w:r>
+        <w:rPr>
+          <w:b/>
+          <w:bCs/>
+        </w:rPr>
+        <w:t>FAIL</w:t>
+      </w:r>
+      <w:r>
+        <w:t>.</w:t>
+      </w:r>
+    </w:p>
+    <w:p>
+      <w:r>
+        <w:t>Expected Result</w:t>
+      </w:r>
+      <w:r>
+        <w:br/>
+        <w:t xml:space="preserve">        ↓</w:t>
+      </w:r>
+      <w:r>
+        <w:br/>
+        <w:t>Actual Result</w:t>
+      </w:r>
+      <w:r>
+        <w:br/>
+        <w:t xml:space="preserve">        ↓</w:t>
+      </w:r>
+      <w:r>
+        <w:br/>
+        <w:t>PASS / FAIL</w:t>
+      </w:r>
+    </w:p>
+    <w:p>
+      <w:r>
+        <w:pict w14:anchorId="1EEB3B30">
+          <v:rect id="_x0000_i1033" style="width:0;height:1.5pt" o:hralign="center" o:hrstd="t" o:hr="t" fillcolor="#a0a0a0" stroked="f"/>
+        </w:pict>
+      </w:r>
+    </w:p>
+    <w:p>
+      <w:pPr>
+        <w:rPr>
+          <w:b/>
+          <w:bCs/>
+        </w:rPr>
+      </w:pPr>
+      <w:r>
+        <w:rPr>
+          <w:b/>
+          <w:bCs/>
+        </w:rPr>
+        <w:t>Fungsi expect()</w:t>
+      </w:r>
+    </w:p>
+    <w:p>
+      <w:r>
+        <w:t>expect() digunakan untuk melakukan verifikasi terhadap hasil pengujian.</w:t>
+      </w:r>
+    </w:p>
+    <w:p>
+      <w:r>
+        <w:t>Contoh:</w:t>
+      </w:r>
+    </w:p>
+    <w:p>
+      <w:r>
+        <w:t>await expect(page).toHaveURL(</w:t>
+      </w:r>
+      <w:r>
+        <w:br/>
+        <w:t xml:space="preserve">  "https://www.saucedemo.com/inventory.html"</w:t>
+      </w:r>
+      <w:r>
+        <w:br/>
+        <w:t>);</w:t>
+      </w:r>
+    </w:p>
+    <w:p>
+      <w:r>
+        <w:t>Artinya:</w:t>
+      </w:r>
+    </w:p>
+    <w:p>
+      <w:r>
+        <w:t>Saya mengharapkan browser berada pada URL tersebut.</w:t>
+      </w:r>
+    </w:p>
+    <w:p>
+      <w:r>
+        <w:pict w14:anchorId="414A6BE4">
+          <v:rect id="_x0000_i1034" style="width:0;height:1.5pt" o:hralign="center" o:hrstd="t" o:hr="t" fillcolor="#a0a0a0" stroked="f"/>
+        </w:pict>
+      </w:r>
+    </w:p>
+    <w:p>
+      <w:pPr>
+        <w:rPr>
+          <w:b/>
+          <w:bCs/>
+        </w:rPr>
+      </w:pPr>
+      <w:r>
+        <w:rPr>
+          <w:b/>
+          <w:bCs/>
+        </w:rPr>
+        <w:t>Jenis Assertion yang Dipelajari</w:t>
+      </w:r>
+    </w:p>
+    <w:p>
+      <w:pPr>
+        <w:rPr>
+          <w:b/>
+          <w:bCs/>
+        </w:rPr>
+      </w:pPr>
+      <w:r>
+        <w:rPr>
+          <w:b/>
+          <w:bCs/>
+        </w:rPr>
+        <w:t>1. Verifikasi URL</w:t>
+      </w:r>
+    </w:p>
+    <w:p>
+      <w:r>
+        <w:t>Digunakan untuk memastikan halaman yang dituju sudah benar.</w:t>
+      </w:r>
+    </w:p>
+    <w:p>
+      <w:r>
+        <w:lastRenderedPageBreak/>
+        <w:t>await expect(page).toHaveURL(</w:t>
+      </w:r>
+      <w:r>
+        <w:br/>
+        <w:t xml:space="preserve">  "https://www.saucedemo.com/inventory.html"</w:t>
+      </w:r>
+      <w:r>
+        <w:br/>
+        <w:t>);</w:t>
+      </w:r>
+    </w:p>
+    <w:p>
+      <w:r>
+        <w:t>Contoh penggunaan:</w:t>
+      </w:r>
+    </w:p>
+    <w:p>
+      <w:pPr>
+        <w:numPr>
+          <w:ilvl w:val="0"/>
+          <w:numId w:val="6"/>
+        </w:numPr>
+      </w:pPr>
+      <w:r>
+        <w:t xml:space="preserve">Login berhasil. </w:t>
+      </w:r>
+    </w:p>
+    <w:p>
+      <w:pPr>
+        <w:numPr>
+          <w:ilvl w:val="0"/>
+          <w:numId w:val="6"/>
+        </w:numPr>
+      </w:pPr>
+      <w:r>
+        <w:t xml:space="preserve">Redirect ke halaman tertentu. </w:t>
+      </w:r>
+    </w:p>
+    <w:p>
+      <w:r>
+        <w:pict w14:anchorId="5F19E04B">
+          <v:rect id="_x0000_i1035" style="width:0;height:1.5pt" o:hralign="center" o:hrstd="t" o:hr="t" fillcolor="#a0a0a0" stroked="f"/>
+        </w:pict>
+      </w:r>
+    </w:p>
+    <w:p>
+      <w:pPr>
+        <w:rPr>
+          <w:b/>
+          <w:bCs/>
+        </w:rPr>
+      </w:pPr>
+      <w:r>
+        <w:rPr>
+          <w:b/>
+          <w:bCs/>
+        </w:rPr>
+        <w:t>2. Verifikasi Pesan Error</w:t>
+      </w:r>
+    </w:p>
+    <w:p>
+      <w:r>
+        <w:t>Digunakan untuk memastikan sistem menampilkan pesan yang sesuai ketika terjadi kesalahan.</w:t>
+      </w:r>
+    </w:p>
+    <w:p>
+      <w:r>
+        <w:t>await expect(page.locator('[data-test="error"]')).toHaveText(</w:t>
+      </w:r>
+      <w:r>
+        <w:br/>
+        <w:t xml:space="preserve">  "Epic sadface: Password is required"</w:t>
+      </w:r>
+      <w:r>
+        <w:br/>
+        <w:t>);</w:t>
+      </w:r>
+    </w:p>
+    <w:p>
+      <w:r>
+        <w:t>Contoh penggunaan:</w:t>
+      </w:r>
+    </w:p>
+    <w:p>
+      <w:pPr>
+        <w:numPr>
+          <w:ilvl w:val="0"/>
+          <w:numId w:val="7"/>
+        </w:numPr>
+      </w:pPr>
+      <w:r>
+        <w:t xml:space="preserve">Password kosong. </w:t>
+      </w:r>
+    </w:p>
+    <w:p>
+      <w:pPr>
+        <w:numPr>
+          <w:ilvl w:val="0"/>
+          <w:numId w:val="7"/>
+        </w:numPr>
+      </w:pPr>
+      <w:r>
+        <w:t xml:space="preserve">Username kosong. </w:t>
+      </w:r>
+    </w:p>
+    <w:p>
+      <w:pPr>
+        <w:numPr>
+          <w:ilvl w:val="0"/>
+          <w:numId w:val="7"/>
+        </w:numPr>
+      </w:pPr>
+      <w:r>
+        <w:t xml:space="preserve">Password salah. </w:t>
+      </w:r>
+    </w:p>
+    <w:p>
+      <w:r>
+        <w:pict w14:anchorId="7EBE8E9C">
+          <v:rect id="_x0000_i1036" style="width:0;height:1.5pt" o:hralign="center" o:hrstd="t" o:hr="t" fillcolor="#a0a0a0" stroked="f"/>
+        </w:pict>
+      </w:r>
+    </w:p>
+    <w:p>
+      <w:pPr>
+        <w:rPr>
+          <w:b/>
+          <w:bCs/>
+        </w:rPr>
+      </w:pPr>
+      <w:r>
+        <w:rPr>
+          <w:b/>
+          <w:bCs/>
+        </w:rPr>
+        <w:t>Action vs Assertion</w:t>
+      </w:r>
+    </w:p>
+    <w:p>
+      <w:r>
+        <w:rPr>
+          <w:b/>
+          <w:bCs/>
+        </w:rPr>
+        <w:t>Action</w:t>
+      </w:r>
+      <w:r>
+        <w:t xml:space="preserve"> digunakan untuk melakukan interaksi dengan aplikasi.</w:t>
+      </w:r>
+    </w:p>
+    <w:p>
+      <w:r>
+        <w:t>Contoh:</w:t>
+      </w:r>
+    </w:p>
+    <w:p>
+      <w:r>
+        <w:t>.fill()</w:t>
+      </w:r>
+      <w:r>
+        <w:br/>
+        <w:t>.click()</w:t>
+      </w:r>
+      <w:r>
+        <w:br/>
+        <w:t>.goto()</w:t>
+      </w:r>
+    </w:p>
+    <w:p>
+      <w:r>
+        <w:rPr>
+          <w:b/>
+          <w:bCs/>
+        </w:rPr>
+        <w:t>Assertion</w:t>
+      </w:r>
+      <w:r>
+        <w:t xml:space="preserve"> digunakan untuk memverifikasi hasil dari action.</w:t>
+      </w:r>
+    </w:p>
+    <w:p>
+      <w:r>
+        <w:t>Contoh:</w:t>
+      </w:r>
+    </w:p>
+    <w:p>
+      <w:r>
+        <w:t>expect().toHaveURL()</w:t>
+      </w:r>
+      <w:r>
+        <w:br/>
+        <w:t>expect().toHaveText()</w:t>
+      </w:r>
+    </w:p>
+    <w:p>
+      <w:r>
+        <w:pict w14:anchorId="6F71F00E">
+          <v:rect id="_x0000_i1037" style="width:0;height:1.5pt" o:hralign="center" o:hrstd="t" o:hr="t" fillcolor="#a0a0a0" stroked="f"/>
+        </w:pict>
+      </w:r>
+    </w:p>
+    <w:p>
+      <w:pPr>
+        <w:rPr>
+          <w:b/>
+          <w:bCs/>
+        </w:rPr>
+      </w:pPr>
+      <w:r>
+        <w:rPr>
+          <w:b/>
+          <w:bCs/>
+        </w:rPr>
+        <w:lastRenderedPageBreak/>
+        <w:t>Contoh Alur Automation</w:t>
+      </w:r>
+    </w:p>
+    <w:p>
+      <w:r>
+        <w:t>Buka Website</w:t>
+      </w:r>
+      <w:r>
+        <w:br/>
+        <w:t xml:space="preserve">      ↓</w:t>
+      </w:r>
+      <w:r>
+        <w:br/>
+        <w:t>Isi Username</w:t>
+      </w:r>
+      <w:r>
+        <w:br/>
+        <w:t xml:space="preserve">      ↓</w:t>
+      </w:r>
+      <w:r>
+        <w:br/>
+        <w:t>Isi Password</w:t>
+      </w:r>
+      <w:r>
+        <w:br/>
+        <w:t xml:space="preserve">      ↓</w:t>
+      </w:r>
+      <w:r>
+        <w:br/>
+        <w:t>Klik Login</w:t>
+      </w:r>
+      <w:r>
+        <w:br/>
+        <w:t xml:space="preserve">      ↓</w:t>
+      </w:r>
+      <w:r>
+        <w:br/>
+        <w:t>Verifikasi Hasil</w:t>
+      </w:r>
+      <w:r>
+        <w:br/>
+        <w:t xml:space="preserve">      ↓</w:t>
+      </w:r>
+      <w:r>
+        <w:br/>
+        <w:t>PASS / FAIL</w:t>
+      </w:r>
+    </w:p>
+    <w:p>
+      <w:r>
+        <w:pict w14:anchorId="01132CD2">
+          <v:rect id="_x0000_i1038" style="width:0;height:1.5pt" o:hralign="center" o:hrstd="t" o:hr="t" fillcolor="#a0a0a0" stroked="f"/>
+        </w:pict>
+      </w:r>
+    </w:p>
+    <w:p>
+      <w:pPr>
+        <w:rPr>
+          <w:b/>
+          <w:bCs/>
+        </w:rPr>
+      </w:pPr>
+      <w:r>
+        <w:rPr>
+          <w:b/>
+          <w:bCs/>
+        </w:rPr>
+        <w:t>Kesimpulan Hari 3</w:t>
+      </w:r>
+    </w:p>
+    <w:p>
+      <w:pPr>
+        <w:numPr>
+          <w:ilvl w:val="0"/>
+          <w:numId w:val="8"/>
+        </w:numPr>
+      </w:pPr>
+      <w:r>
+        <w:t xml:space="preserve">Assertion digunakan untuk memverifikasi hasil pengujian. </w:t>
+      </w:r>
+    </w:p>
+    <w:p>
+      <w:pPr>
+        <w:numPr>
+          <w:ilvl w:val="0"/>
+          <w:numId w:val="8"/>
+        </w:numPr>
+      </w:pPr>
+      <w:r>
+        <w:t xml:space="preserve">expect() adalah fungsi utama untuk melakukan assertion. </w:t>
+      </w:r>
+    </w:p>
+    <w:p>
+      <w:pPr>
+        <w:numPr>
+          <w:ilvl w:val="0"/>
+          <w:numId w:val="8"/>
+        </w:numPr>
+      </w:pPr>
+      <w:r>
+        <w:t xml:space="preserve">Automation yang baik tidak hanya melakukan aksi, tetapi juga memastikan hasil sesuai dengan </w:t>
+      </w:r>
+      <w:r>
+        <w:rPr>
+          <w:b/>
+          <w:bCs/>
+        </w:rPr>
+        <w:t>Expected Result</w:t>
+      </w:r>
+      <w:r>
+        <w:t xml:space="preserve">. </w:t>
+      </w:r>
+    </w:p>
+    <w:p>
+      <w:pPr>
+        <w:numPr>
+          <w:ilvl w:val="0"/>
+          <w:numId w:val="8"/>
+        </w:numPr>
+      </w:pPr>
+      <w:r>
+        <w:rPr>
+          <w:b/>
+          <w:bCs/>
+        </w:rPr>
+        <w:t>Expected Result</w:t>
+      </w:r>
+      <w:r>
+        <w:t xml:space="preserve"> pada test case QA Manual diterjemahkan menjadi </w:t>
+      </w:r>
+      <w:r>
+        <w:rPr>
+          <w:b/>
+          <w:bCs/>
+        </w:rPr>
+        <w:t>Assertion</w:t>
+      </w:r>
+      <w:r>
+        <w:t xml:space="preserve"> di Playwright.</w:t>
+      </w:r>
+    </w:p>
+    <w:p/>
+    <w:p>
+      <w:pPr>
+        <w:pStyle w:val="Heading2"/>
+        <w:rPr>
+          <w:b/>
           <w:bCs/>
           <w:color w:val="000000" w:themeColor="text1"/>
           <w:sz w:val="28"/>
@@ -1399,8 +1996,413 @@
             <w14:round/>
           </w14:textOutline>
         </w:rPr>
+      </w:pPr>
+      <w:r>
+        <w:rPr>
+          <w:b/>
+          <w:bCs/>
+          <w:color w:val="000000" w:themeColor="text1"/>
+          <w:sz w:val="28"/>
+          <w:szCs w:val="28"/>
+          <w14:shadow w14:blurRad="38100" w14:dist="19050" w14:dir="2700000" w14:sx="100000" w14:sy="100000" w14:kx="0" w14:ky="0" w14:algn="tl">
+            <w14:schemeClr w14:val="dk1">
+              <w14:alpha w14:val="60000"/>
+            </w14:schemeClr>
+          </w14:shadow>
+          <w14:textOutline w14:w="0" w14:cap="flat" w14:cmpd="sng" w14:algn="ctr">
+            <w14:noFill/>
+            <w14:prstDash w14:val="solid"/>
+            <w14:round/>
+          </w14:textOutline>
+        </w:rPr>
+        <w:t>Playwright Day 4 – Locator Strategy</w:t>
+      </w:r>
+    </w:p>
+    <w:p>
+      <w:pPr>
+        <w:rPr>
+          <w:b/>
+          <w:bCs/>
+        </w:rPr>
+      </w:pPr>
+      <w:r>
+        <w:rPr>
+          <w:b/>
+          <w:bCs/>
+        </w:rPr>
+        <w:t>Tujuan Pembelajaran</w:t>
+      </w:r>
+    </w:p>
+    <w:p>
+      <w:r>
+        <w:t>Memahami apa itu locator, jenis-jenis locator di Playwright, serta cara memilih locator yang tepat agar automation lebih stabil, mudah dibaca, dan mudah dipelihara.</w:t>
+      </w:r>
+    </w:p>
+    <w:p>
+      <w:r>
+        <w:pict w14:anchorId="381890A2">
+          <v:rect id="_x0000_i1039" style="width:0;height:1.5pt" o:hralign="center" o:hrstd="t" o:hr="t" fillcolor="#a0a0a0" stroked="f"/>
+        </w:pict>
+      </w:r>
+    </w:p>
+    <w:p>
+      <w:pPr>
+        <w:rPr>
+          <w:b/>
+          <w:bCs/>
+        </w:rPr>
+      </w:pPr>
+      <w:r>
+        <w:rPr>
+          <w:b/>
+          <w:bCs/>
+        </w:rPr>
+        <w:t>Apa itu Locator?</w:t>
+      </w:r>
+    </w:p>
+    <w:p>
+      <w:r>
+        <w:t>Locator adalah cara Playwright menemukan suatu elemen pada halaman web untuk melakukan aksi (Action) atau verifikasi (Assertion).</w:t>
+      </w:r>
+    </w:p>
+    <w:p>
+      <w:r>
+        <w:t>Contoh elemen:</w:t>
+      </w:r>
+    </w:p>
+    <w:p>
+      <w:pPr>
+        <w:numPr>
+          <w:ilvl w:val="0"/>
+          <w:numId w:val="9"/>
+        </w:numPr>
+      </w:pPr>
+      <w:r>
         <w:lastRenderedPageBreak/>
-        <w:t xml:space="preserve"> Playwright Day 3 – Assertion</w:t>
+        <w:t xml:space="preserve">Input Username </w:t>
+      </w:r>
+    </w:p>
+    <w:p>
+      <w:pPr>
+        <w:numPr>
+          <w:ilvl w:val="0"/>
+          <w:numId w:val="9"/>
+        </w:numPr>
+      </w:pPr>
+      <w:r>
+        <w:t xml:space="preserve">Input Password </w:t>
+      </w:r>
+    </w:p>
+    <w:p>
+      <w:pPr>
+        <w:numPr>
+          <w:ilvl w:val="0"/>
+          <w:numId w:val="9"/>
+        </w:numPr>
+      </w:pPr>
+      <w:r>
+        <w:t xml:space="preserve">Tombol Login </w:t>
+      </w:r>
+    </w:p>
+    <w:p>
+      <w:r>
+        <w:t>Setiap elemen dapat memiliki lebih dari satu locator.</w:t>
+      </w:r>
+    </w:p>
+    <w:p>
+      <w:r>
+        <w:pict w14:anchorId="21717470">
+          <v:rect id="_x0000_i1040" style="width:0;height:1.5pt" o:hralign="center" o:hrstd="t" o:hr="t" fillcolor="#a0a0a0" stroked="f"/>
+        </w:pict>
+      </w:r>
+    </w:p>
+    <w:p>
+      <w:pPr>
+        <w:rPr>
+          <w:b/>
+          <w:bCs/>
+        </w:rPr>
+      </w:pPr>
+      <w:r>
+        <w:rPr>
+          <w:b/>
+          <w:bCs/>
+        </w:rPr>
+        <w:t>Jenis Locator yang Dipelajari</w:t>
+      </w:r>
+    </w:p>
+    <w:p>
+      <w:pPr>
+        <w:rPr>
+          <w:b/>
+          <w:bCs/>
+        </w:rPr>
+      </w:pPr>
+      <w:r>
+        <w:rPr>
+          <w:b/>
+          <w:bCs/>
+        </w:rPr>
+        <w:t>1. locator()</w:t>
+      </w:r>
+    </w:p>
+    <w:p>
+      <w:r>
+        <w:t>Digunakan untuk mencari elemen menggunakan CSS Selector atau atribut HTML.</w:t>
+      </w:r>
+    </w:p>
+    <w:p>
+      <w:r>
+        <w:t>Contoh:</w:t>
+      </w:r>
+    </w:p>
+    <w:p>
+      <w:r>
+        <w:t>await page.locator("#user-name").fill("standard_user");</w:t>
+      </w:r>
+    </w:p>
+    <w:p>
+      <w:r>
+        <w:pict w14:anchorId="188CC182">
+          <v:rect id="_x0000_i1041" style="width:0;height:1.5pt" o:hralign="center" o:hrstd="t" o:hr="t" fillcolor="#a0a0a0" stroked="f"/>
+        </w:pict>
+      </w:r>
+    </w:p>
+    <w:p>
+      <w:pPr>
+        <w:rPr>
+          <w:b/>
+          <w:bCs/>
+        </w:rPr>
+      </w:pPr>
+      <w:r>
+        <w:rPr>
+          <w:b/>
+          <w:bCs/>
+        </w:rPr>
+        <w:t>2. getByPlaceholder()</w:t>
+      </w:r>
+    </w:p>
+    <w:p>
+      <w:r>
+        <w:t>Digunakan untuk mencari input berdasarkan placeholder.</w:t>
+      </w:r>
+    </w:p>
+    <w:p>
+      <w:r>
+        <w:t>Contoh:</w:t>
+      </w:r>
+    </w:p>
+    <w:p>
+      <w:r>
+        <w:t>await page.getByPlaceholder("Username").fill("standard_user");</w:t>
+      </w:r>
+    </w:p>
+    <w:p>
+      <w:r>
+        <w:pict w14:anchorId="6AE86361">
+          <v:rect id="_x0000_i1042" style="width:0;height:1.5pt" o:hralign="center" o:hrstd="t" o:hr="t" fillcolor="#a0a0a0" stroked="f"/>
+        </w:pict>
+      </w:r>
+    </w:p>
+    <w:p>
+      <w:pPr>
+        <w:rPr>
+          <w:b/>
+          <w:bCs/>
+        </w:rPr>
+      </w:pPr>
+      <w:r>
+        <w:rPr>
+          <w:b/>
+          <w:bCs/>
+        </w:rPr>
+        <w:t>3. getByRole()</w:t>
+      </w:r>
+    </w:p>
+    <w:p>
+      <w:r>
+        <w:t>Digunakan untuk mencari elemen berdasarkan role dan nama yang terlihat oleh pengguna.</w:t>
+      </w:r>
+    </w:p>
+    <w:p>
+      <w:r>
+        <w:t>Contoh:</w:t>
+      </w:r>
+    </w:p>
+    <w:p>
+      <w:r>
+        <w:t>await page.getByRole("button", {</w:t>
+      </w:r>
+    </w:p>
+    <w:p>
+      <w:r>
+        <w:t xml:space="preserve">  name: "Login",</w:t>
+      </w:r>
+    </w:p>
+    <w:p>
+      <w:r>
+        <w:t>}).click();</w:t>
+      </w:r>
+    </w:p>
+    <w:p>
+      <w:r>
+        <w:pict w14:anchorId="70396131">
+          <v:rect id="_x0000_i1043" style="width:0;height:1.5pt" o:hralign="center" o:hrstd="t" o:hr="t" fillcolor="#a0a0a0" stroked="f"/>
+        </w:pict>
+      </w:r>
+    </w:p>
+    <w:p>
+      <w:pPr>
+        <w:rPr>
+          <w:b/>
+          <w:bCs/>
+        </w:rPr>
+      </w:pPr>
+      <w:r>
+        <w:rPr>
+          <w:b/>
+          <w:bCs/>
+        </w:rPr>
+        <w:t>Perbedaan Locator</w:t>
+      </w:r>
+    </w:p>
+    <w:p>
+      <w:r>
+        <w:t>Contoh elemen Username dapat ditemukan dengan beberapa locator:</w:t>
+      </w:r>
+    </w:p>
+    <w:p>
+      <w:r>
+        <w:t>page.locator("#user-name");</w:t>
+      </w:r>
+    </w:p>
+    <w:p/>
+    <w:p>
+      <w:r>
+        <w:t>page.getByPlaceholder("Username");</w:t>
+      </w:r>
+    </w:p>
+    <w:p/>
+    <w:p>
+      <w:r>
+        <w:t>page.locator('[data-test="username"]');</w:t>
+      </w:r>
+    </w:p>
+    <w:p>
+      <w:r>
+        <w:t>Semua locator tersebut mengarah ke elemen yang sama, namun Playwright akan menyarankan locator yang dianggap paling stabil dan mudah dipahami.</w:t>
+      </w:r>
+    </w:p>
+    <w:p>
+      <w:pPr>
+        <w:rPr>
+          <w:b/>
+          <w:bCs/>
+        </w:rPr>
+      </w:pPr>
+      <w:r>
+        <w:rPr>
+          <w:b/>
+          <w:bCs/>
+        </w:rPr>
+        <w:t>Kesimpulan</w:t>
+      </w:r>
+    </w:p>
+    <w:p>
+      <w:pPr>
+        <w:numPr>
+          <w:ilvl w:val="0"/>
+          <w:numId w:val="10"/>
+        </w:numPr>
+      </w:pPr>
+      <w:r>
+        <w:t xml:space="preserve">Locator adalah cara Playwright menemukan elemen pada halaman web. </w:t>
+      </w:r>
+    </w:p>
+    <w:p>
+      <w:pPr>
+        <w:numPr>
+          <w:ilvl w:val="0"/>
+          <w:numId w:val="10"/>
+        </w:numPr>
+      </w:pPr>
+      <w:r>
+        <w:t xml:space="preserve">Satu elemen dapat memiliki lebih dari satu locator. </w:t>
+      </w:r>
+    </w:p>
+    <w:p>
+      <w:pPr>
+        <w:numPr>
+          <w:ilvl w:val="0"/>
+          <w:numId w:val="10"/>
+        </w:numPr>
+      </w:pPr>
+      <w:r>
+        <w:t xml:space="preserve">Playwright Codegen membantu memilih locator yang paling sesuai. </w:t>
+      </w:r>
+    </w:p>
+    <w:p>
+      <w:pPr>
+        <w:numPr>
+          <w:ilvl w:val="0"/>
+          <w:numId w:val="10"/>
+        </w:numPr>
+      </w:pPr>
+      <w:r>
+        <w:t xml:space="preserve">Pilih locator yang mudah dibaca, stabil, dan mengikuti rekomendasi Playwright. </w:t>
+      </w:r>
+    </w:p>
+    <w:p>
+      <w:pPr>
+        <w:numPr>
+          <w:ilvl w:val="0"/>
+          <w:numId w:val="10"/>
+        </w:numPr>
+      </w:pPr>
+      <w:r>
+        <w:t>Untuk latihan Saucedemo, disarankan mulai menggunakan getByPlaceholder() dan getByRole() dibanding hanya locator("#id").</w:t>
+      </w:r>
+    </w:p>
+    <w:p/>
+    <w:p>
+      <w:pPr>
+        <w:pStyle w:val="Heading2"/>
+        <w:rPr>
+          <w:bCs/>
+          <w:color w:val="000000" w:themeColor="text1"/>
+          <w:sz w:val="28"/>
+          <w:szCs w:val="28"/>
+          <w14:shadow w14:blurRad="38100" w14:dist="19050" w14:dir="2700000" w14:sx="100000" w14:sy="100000" w14:kx="0" w14:ky="0" w14:algn="tl">
+            <w14:schemeClr w14:val="dk1">
+              <w14:alpha w14:val="60000"/>
+            </w14:schemeClr>
+          </w14:shadow>
+          <w14:textOutline w14:w="0" w14:cap="flat" w14:cmpd="sng" w14:algn="ctr">
+            <w14:noFill/>
+            <w14:prstDash w14:val="solid"/>
+            <w14:round/>
+          </w14:textOutline>
+        </w:rPr>
+      </w:pPr>
+      <w:r>
+        <w:rPr>
+          <w:bCs/>
+          <w:color w:val="000000" w:themeColor="text1"/>
+          <w:sz w:val="28"/>
+          <w:szCs w:val="28"/>
+          <w14:shadow w14:blurRad="38100" w14:dist="19050" w14:dir="2700000" w14:sx="100000" w14:sy="100000" w14:kx="0" w14:ky="0" w14:algn="tl">
+            <w14:schemeClr w14:val="dk1">
+              <w14:alpha w14:val="60000"/>
+            </w14:schemeClr>
+          </w14:shadow>
+          <w14:textOutline w14:w="0" w14:cap="flat" w14:cmpd="sng" w14:algn="ctr">
+            <w14:noFill/>
+            <w14:prstDash w14:val="solid"/>
+            <w14:round/>
+          </w14:textOutline>
+        </w:rPr>
+        <w:t>Playwright Day 5 – Hooks (beforeEach())</w:t>
       </w:r>
     </w:p>
     <w:p>
@@ -1420,22 +2422,12 @@
     </w:p>
     <w:p>
       <w:r>
-        <w:t xml:space="preserve">Memahami cara memverifikasi hasil pengujian menggunakan </w:t>
-      </w:r>
-      <w:r>
-        <w:rPr>
-          <w:b/>
-          <w:bCs/>
-        </w:rPr>
-        <w:t>Assertion</w:t>
-      </w:r>
-      <w:r>
-        <w:t xml:space="preserve"> sehingga automation tidak hanya menjalankan aksi, tetapi juga memastikan hasilnya sesuai dengan yang diharapkan.</w:t>
-      </w:r>
-    </w:p>
-    <w:p>
-      <w:r>
-        <w:pict w14:anchorId="317CE1B2">
+        <w:t>Memahami fungsi Hook beforeEach() untuk mengurangi kode yang berulang (duplicate code) dan memastikan setiap test dimulai dari kondisi awal yang sama.</w:t>
+      </w:r>
+    </w:p>
+    <w:p>
+      <w:r>
+        <w:pict w14:anchorId="44E61BC5">
           <v:rect id="_x0000_i1074" style="width:0;height:1.5pt" o:hralign="center" o:hrstd="t" o:hr="t" fillcolor="#a0a0a0" stroked="f"/>
         </w:pict>
       </w:r>
@@ -1452,83 +2444,72 @@
           <w:b/>
           <w:bCs/>
         </w:rPr>
-        <w:t>Apa itu Assertion?</w:t>
-      </w:r>
-    </w:p>
-    <w:p>
-      <w:r>
-        <w:t xml:space="preserve">Assertion adalah proses membandingkan </w:t>
-      </w:r>
-      <w:r>
-        <w:rPr>
-          <w:b/>
-          <w:bCs/>
-        </w:rPr>
-        <w:t>Actual Result</w:t>
-      </w:r>
-      <w:r>
-        <w:t xml:space="preserve"> dengan </w:t>
-      </w:r>
-      <w:r>
-        <w:rPr>
-          <w:b/>
-          <w:bCs/>
-        </w:rPr>
-        <w:t>Expected Result</w:t>
-      </w:r>
-      <w:r>
-        <w:t>.</w:t>
-      </w:r>
-    </w:p>
-    <w:p>
-      <w:r>
-        <w:t xml:space="preserve">Jika hasil aktual sesuai dengan hasil yang diharapkan maka test </w:t>
-      </w:r>
-      <w:r>
-        <w:rPr>
-          <w:b/>
-          <w:bCs/>
-        </w:rPr>
-        <w:t>PASS</w:t>
-      </w:r>
-      <w:r>
-        <w:t xml:space="preserve">, sedangkan jika berbeda maka test </w:t>
-      </w:r>
-      <w:r>
-        <w:rPr>
-          <w:b/>
-          <w:bCs/>
-        </w:rPr>
-        <w:t>FAIL</w:t>
-      </w:r>
-      <w:r>
-        <w:t>.</w:t>
-      </w:r>
-    </w:p>
-    <w:p>
-      <w:r>
-        <w:t>Expected Result</w:t>
-      </w:r>
-      <w:r>
-        <w:br/>
-        <w:t xml:space="preserve">        ↓</w:t>
-      </w:r>
-      <w:r>
-        <w:br/>
-        <w:t>Actual Result</w:t>
-      </w:r>
-      <w:r>
-        <w:br/>
-        <w:t xml:space="preserve">        ↓</w:t>
-      </w:r>
-      <w:r>
-        <w:br/>
-        <w:t>PASS / FAIL</w:t>
-      </w:r>
-    </w:p>
-    <w:p>
-      <w:r>
-        <w:pict w14:anchorId="1EEB3B30">
+        <w:t>Apa itu Hook?</w:t>
+      </w:r>
+    </w:p>
+    <w:p>
+      <w:r>
+        <w:t>Hook adalah fungsi yang dijalankan secara otomatis sebelum atau sesudah test.</w:t>
+      </w:r>
+    </w:p>
+    <w:p>
+      <w:r>
+        <w:t>Jenis Hook di Playwright:</w:t>
+      </w:r>
+    </w:p>
+    <w:p>
+      <w:pPr>
+        <w:numPr>
+          <w:ilvl w:val="0"/>
+          <w:numId w:val="11"/>
+        </w:numPr>
+      </w:pPr>
+      <w:r>
+        <w:t xml:space="preserve">beforeAll() </w:t>
+      </w:r>
+    </w:p>
+    <w:p>
+      <w:pPr>
+        <w:numPr>
+          <w:ilvl w:val="0"/>
+          <w:numId w:val="11"/>
+        </w:numPr>
+      </w:pPr>
+      <w:r>
+        <w:t xml:space="preserve">beforeEach() </w:t>
+      </w:r>
+    </w:p>
+    <w:p>
+      <w:pPr>
+        <w:numPr>
+          <w:ilvl w:val="0"/>
+          <w:numId w:val="11"/>
+        </w:numPr>
+      </w:pPr>
+      <w:r>
+        <w:t xml:space="preserve">afterEach() </w:t>
+      </w:r>
+    </w:p>
+    <w:p>
+      <w:pPr>
+        <w:numPr>
+          <w:ilvl w:val="0"/>
+          <w:numId w:val="11"/>
+        </w:numPr>
+      </w:pPr>
+      <w:r>
+        <w:t xml:space="preserve">afterAll() </w:t>
+      </w:r>
+    </w:p>
+    <w:p>
+      <w:r>
+        <w:t>Pada Day 5 dipelajari beforeEach().</w:t>
+      </w:r>
+    </w:p>
+    <w:p>
+      <w:r>
+        <w:lastRenderedPageBreak/>
+        <w:pict w14:anchorId="4AC43DEA">
           <v:rect id="_x0000_i1075" style="width:0;height:1.5pt" o:hralign="center" o:hrstd="t" o:hr="t" fillcolor="#a0a0a0" stroked="f"/>
         </w:pict>
       </w:r>
@@ -1545,12 +2526,12 @@
           <w:b/>
           <w:bCs/>
         </w:rPr>
-        <w:t>Fungsi expect()</w:t>
-      </w:r>
-    </w:p>
-    <w:p>
-      <w:r>
-        <w:t>expect() digunakan untuk melakukan verifikasi terhadap hasil pengujian.</w:t>
+        <w:t>beforeEach()</w:t>
+      </w:r>
+    </w:p>
+    <w:p>
+      <w:r>
+        <w:t>Digunakan untuk menjalankan suatu proses sebelum setiap test dimulai.</w:t>
       </w:r>
     </w:p>
     <w:p>
@@ -1560,30 +2541,22 @@
     </w:p>
     <w:p>
       <w:r>
-        <w:t>await expect(page).toHaveURL(</w:t>
-      </w:r>
-      <w:r>
-        <w:br/>
-        <w:t xml:space="preserve">  "https://www.saucedemo.com/inventory.html"</w:t>
-      </w:r>
-      <w:r>
-        <w:br/>
-        <w:t>);</w:t>
-      </w:r>
-    </w:p>
-    <w:p>
-      <w:r>
-        <w:t>Artinya:</w:t>
-      </w:r>
-    </w:p>
-    <w:p>
-      <w:r>
-        <w:t>Saya mengharapkan browser berada pada URL tersebut.</w:t>
-      </w:r>
-    </w:p>
-    <w:p>
-      <w:r>
-        <w:pict w14:anchorId="414A6BE4">
+        <w:t>test.beforeEach(async ({ page }) =&gt; {</w:t>
+      </w:r>
+    </w:p>
+    <w:p>
+      <w:r>
+        <w:t xml:space="preserve">  await page.goto("https://www.saucedemo.com");</w:t>
+      </w:r>
+    </w:p>
+    <w:p>
+      <w:r>
+        <w:t>});</w:t>
+      </w:r>
+    </w:p>
+    <w:p>
+      <w:r>
+        <w:pict w14:anchorId="658822AE">
           <v:rect id="_x0000_i1076" style="width:0;height:1.5pt" o:hralign="center" o:hrstd="t" o:hr="t" fillcolor="#a0a0a0" stroked="f"/>
         </w:pict>
       </w:r>
@@ -1600,73 +2573,67 @@
           <w:b/>
           <w:bCs/>
         </w:rPr>
-        <w:t>Jenis Assertion yang Dipelajari</w:t>
-      </w:r>
-    </w:p>
-    <w:p>
-      <w:pPr>
-        <w:rPr>
-          <w:b/>
-          <w:bCs/>
-        </w:rPr>
-      </w:pPr>
-      <w:r>
-        <w:rPr>
-          <w:b/>
-          <w:bCs/>
-        </w:rPr>
-        <w:t>1. Verifikasi URL</w:t>
-      </w:r>
-    </w:p>
-    <w:p>
-      <w:r>
-        <w:t>Digunakan untuk memastikan halaman yang dituju sudah benar.</w:t>
-      </w:r>
-    </w:p>
-    <w:p>
-      <w:r>
-        <w:lastRenderedPageBreak/>
-        <w:t>await expect(page).toHaveURL(</w:t>
-      </w:r>
-      <w:r>
-        <w:br/>
-        <w:t xml:space="preserve">  "https://www.saucedemo.com/inventory.html"</w:t>
-      </w:r>
-      <w:r>
-        <w:br/>
-        <w:t>);</w:t>
-      </w:r>
-    </w:p>
-    <w:p>
-      <w:r>
-        <w:t>Contoh penggunaan:</w:t>
+        <w:t>Keuntungan menggunakan beforeEach()</w:t>
       </w:r>
     </w:p>
     <w:p>
       <w:pPr>
         <w:numPr>
           <w:ilvl w:val="0"/>
-          <w:numId w:val="6"/>
+          <w:numId w:val="12"/>
         </w:numPr>
       </w:pPr>
       <w:r>
-        <w:t xml:space="preserve">Login berhasil. </w:t>
+        <w:t xml:space="preserve">Mengurangi penulisan kode yang berulang. </w:t>
       </w:r>
     </w:p>
     <w:p>
       <w:pPr>
         <w:numPr>
           <w:ilvl w:val="0"/>
-          <w:numId w:val="6"/>
+          <w:numId w:val="12"/>
         </w:numPr>
       </w:pPr>
       <w:r>
-        <w:t xml:space="preserve">Redirect ke halaman tertentu. </w:t>
-      </w:r>
-    </w:p>
-    <w:p>
-      <w:r>
-        <w:pict w14:anchorId="5F19E04B">
+        <w:t xml:space="preserve">Membuat kode lebih rapi. </w:t>
+      </w:r>
+    </w:p>
+    <w:p>
+      <w:pPr>
+        <w:numPr>
+          <w:ilvl w:val="0"/>
+          <w:numId w:val="12"/>
+        </w:numPr>
+      </w:pPr>
+      <w:r>
+        <w:t xml:space="preserve">Mempermudah maintenance. </w:t>
+      </w:r>
+    </w:p>
+    <w:p>
+      <w:pPr>
+        <w:numPr>
+          <w:ilvl w:val="0"/>
+          <w:numId w:val="12"/>
+        </w:numPr>
+      </w:pPr>
+      <w:r>
+        <w:t xml:space="preserve">Menjamin setiap test dimulai dari kondisi yang sama (fresh state). </w:t>
+      </w:r>
+    </w:p>
+    <w:p>
+      <w:pPr>
+        <w:numPr>
+          <w:ilvl w:val="0"/>
+          <w:numId w:val="12"/>
+        </w:numPr>
+      </w:pPr>
+      <w:r>
+        <w:t xml:space="preserve">Jika URL berubah, cukup diubah di satu tempat. </w:t>
+      </w:r>
+    </w:p>
+    <w:p>
+      <w:r>
+        <w:pict w14:anchorId="32A763E6">
           <v:rect id="_x0000_i1077" style="width:0;height:1.5pt" o:hralign="center" o:hrstd="t" o:hr="t" fillcolor="#a0a0a0" stroked="f"/>
         </w:pict>
       </w:r>
@@ -1683,304 +2650,143 @@
           <w:b/>
           <w:bCs/>
         </w:rPr>
-        <w:t>2. Verifikasi Pesan Error</w:t>
-      </w:r>
-    </w:p>
-    <w:p>
-      <w:r>
-        <w:t>Digunakan untuk memastikan sistem menampilkan pesan yang sesuai ketika terjadi kesalahan.</w:t>
-      </w:r>
-    </w:p>
-    <w:p>
-      <w:r>
-        <w:t>await expect(page.locator('[data-test="error"]')).toHaveText(</w:t>
-      </w:r>
-      <w:r>
-        <w:br/>
-        <w:t xml:space="preserve">  "Epic sadface: Password is required"</w:t>
-      </w:r>
-      <w:r>
-        <w:br/>
-        <w:t>);</w:t>
-      </w:r>
-    </w:p>
-    <w:p>
-      <w:r>
-        <w:t>Contoh penggunaan:</w:t>
+        <w:t>Kesimpulan</w:t>
+      </w:r>
+    </w:p>
+    <w:p>
+      <w:r>
+        <w:t>beforeEach() merupakan Hook yang dijalankan sebelum setiap test. Hook ini membantu mengurangi duplikasi kode, meningkatkan keterbacaan script, dan memastikan setiap test berjalan secara independen sehingga hasil pengujian lebih konsisten.</w:t>
+      </w:r>
+    </w:p>
+    <w:p>
+      <w:r>
+        <w:pict w14:anchorId="5AB03D9A">
+          <v:rect id="_x0000_i1078" style="width:0;height:1.5pt" o:hralign="center" o:hrstd="t" o:hr="t" fillcolor="#a0a0a0" stroked="f"/>
+        </w:pict>
+      </w:r>
+    </w:p>
+    <w:p>
+      <w:pPr>
+        <w:rPr>
+          <w:b/>
+          <w:bCs/>
+        </w:rPr>
+      </w:pPr>
+      <w:r>
+        <w:rPr>
+          <w:b/>
+          <w:bCs/>
+        </w:rPr>
+        <w:t>Evaluasi Belajar</w:t>
+      </w:r>
+    </w:p>
+    <w:p>
+      <w:r>
+        <w:t>Saya ingin memberi sedikit evaluasi terhadap perkembangan Anda.</w:t>
+      </w:r>
+    </w:p>
+    <w:p>
+      <w:pPr>
+        <w:rPr>
+          <w:b/>
+          <w:bCs/>
+        </w:rPr>
+      </w:pPr>
+      <w:r>
+        <w:rPr>
+          <w:b/>
+          <w:bCs/>
+        </w:rPr>
+        <w:t>Day 1</w:t>
+      </w:r>
+    </w:p>
+    <w:p>
+      <w:r>
+        <w:t>Anda masih bertanya:</w:t>
+      </w:r>
+    </w:p>
+    <w:p>
+      <w:r>
+        <w:t>"Kenapa browser saya tidak jalan?"</w:t>
+      </w:r>
+    </w:p>
+    <w:p>
+      <w:r>
+        <w:t>Sekarang...</w:t>
+      </w:r>
+    </w:p>
+    <w:p>
+      <w:pPr>
+        <w:rPr>
+          <w:b/>
+          <w:bCs/>
+        </w:rPr>
+      </w:pPr>
+      <w:r>
+        <w:rPr>
+          <w:b/>
+          <w:bCs/>
+        </w:rPr>
+        <w:t>Day 5</w:t>
+      </w:r>
+    </w:p>
+    <w:p>
+      <w:r>
+        <w:lastRenderedPageBreak/>
+        <w:t>Anda sudah mulai:</w:t>
       </w:r>
     </w:p>
     <w:p>
       <w:pPr>
         <w:numPr>
           <w:ilvl w:val="0"/>
-          <w:numId w:val="7"/>
+          <w:numId w:val="13"/>
         </w:numPr>
       </w:pPr>
       <w:r>
-        <w:t xml:space="preserve">Password kosong. </w:t>
+        <w:t xml:space="preserve">memilih locator yang tepat, </w:t>
       </w:r>
     </w:p>
     <w:p>
       <w:pPr>
         <w:numPr>
           <w:ilvl w:val="0"/>
-          <w:numId w:val="7"/>
+          <w:numId w:val="13"/>
         </w:numPr>
       </w:pPr>
       <w:r>
-        <w:t xml:space="preserve">Username kosong. </w:t>
+        <w:t xml:space="preserve">membuat positive &amp; negative test, </w:t>
       </w:r>
     </w:p>
     <w:p>
       <w:pPr>
         <w:numPr>
           <w:ilvl w:val="0"/>
-          <w:numId w:val="7"/>
+          <w:numId w:val="13"/>
         </w:numPr>
       </w:pPr>
       <w:r>
-        <w:t xml:space="preserve">Password salah. </w:t>
-      </w:r>
-    </w:p>
-    <w:p>
-      <w:r>
-        <w:pict w14:anchorId="7EBE8E9C">
-          <v:rect id="_x0000_i1078" style="width:0;height:1.5pt" o:hralign="center" o:hrstd="t" o:hr="t" fillcolor="#a0a0a0" stroked="f"/>
-        </w:pict>
-      </w:r>
-    </w:p>
-    <w:p>
-      <w:pPr>
-        <w:rPr>
-          <w:b/>
-          <w:bCs/>
-        </w:rPr>
-      </w:pPr>
-      <w:r>
-        <w:rPr>
-          <w:b/>
-          <w:bCs/>
-        </w:rPr>
-        <w:t>Action vs Assertion</w:t>
-      </w:r>
-    </w:p>
-    <w:p>
-      <w:r>
-        <w:rPr>
-          <w:b/>
-          <w:bCs/>
-        </w:rPr>
-        <w:t>Action</w:t>
-      </w:r>
-      <w:r>
-        <w:t xml:space="preserve"> digunakan untuk melakukan interaksi dengan aplikasi.</w:t>
-      </w:r>
-    </w:p>
-    <w:p>
-      <w:r>
-        <w:t>Contoh:</w:t>
-      </w:r>
-    </w:p>
-    <w:p>
-      <w:r>
-        <w:t>.fill()</w:t>
-      </w:r>
-      <w:r>
-        <w:br/>
-        <w:t>.click()</w:t>
-      </w:r>
-      <w:r>
-        <w:br/>
-        <w:t>.goto()</w:t>
-      </w:r>
-    </w:p>
-    <w:p>
-      <w:r>
-        <w:rPr>
-          <w:b/>
-          <w:bCs/>
-        </w:rPr>
-        <w:t>Assertion</w:t>
-      </w:r>
-      <w:r>
-        <w:t xml:space="preserve"> digunakan untuk memverifikasi hasil dari action.</w:t>
-      </w:r>
-    </w:p>
-    <w:p>
-      <w:r>
-        <w:t>Contoh:</w:t>
-      </w:r>
-    </w:p>
-    <w:p>
-      <w:r>
-        <w:t>expect().toHaveURL()</w:t>
-      </w:r>
-      <w:r>
-        <w:br/>
-        <w:t>expect().toHaveText()</w:t>
-      </w:r>
-    </w:p>
-    <w:p>
-      <w:r>
-        <w:pict w14:anchorId="6F71F00E">
-          <v:rect id="_x0000_i1079" style="width:0;height:1.5pt" o:hralign="center" o:hrstd="t" o:hr="t" fillcolor="#a0a0a0" stroked="f"/>
-        </w:pict>
-      </w:r>
-    </w:p>
-    <w:p>
-      <w:pPr>
-        <w:rPr>
-          <w:b/>
-          <w:bCs/>
-        </w:rPr>
-      </w:pPr>
-      <w:r>
-        <w:rPr>
-          <w:b/>
-          <w:bCs/>
-        </w:rPr>
-        <w:lastRenderedPageBreak/>
-        <w:t>Contoh Alur Automation</w:t>
-      </w:r>
-    </w:p>
-    <w:p>
-      <w:r>
-        <w:t>Buka Website</w:t>
-      </w:r>
-      <w:r>
-        <w:br/>
-        <w:t xml:space="preserve">      ↓</w:t>
-      </w:r>
-      <w:r>
-        <w:br/>
-        <w:t>Isi Username</w:t>
-      </w:r>
-      <w:r>
-        <w:br/>
-        <w:t xml:space="preserve">      ↓</w:t>
-      </w:r>
-      <w:r>
-        <w:br/>
-        <w:t>Isi Password</w:t>
-      </w:r>
-      <w:r>
-        <w:br/>
-        <w:t xml:space="preserve">      ↓</w:t>
-      </w:r>
-      <w:r>
-        <w:br/>
-        <w:t>Klik Login</w:t>
-      </w:r>
-      <w:r>
-        <w:br/>
-        <w:t xml:space="preserve">      ↓</w:t>
-      </w:r>
-      <w:r>
-        <w:br/>
-        <w:t>Verifikasi Hasil</w:t>
-      </w:r>
-      <w:r>
-        <w:br/>
-        <w:t xml:space="preserve">      ↓</w:t>
-      </w:r>
-      <w:r>
-        <w:br/>
-        <w:t>PASS / FAIL</w:t>
-      </w:r>
-    </w:p>
-    <w:p>
-      <w:r>
-        <w:pict w14:anchorId="01132CD2">
-          <v:rect id="_x0000_i1080" style="width:0;height:1.5pt" o:hralign="center" o:hrstd="t" o:hr="t" fillcolor="#a0a0a0" stroked="f"/>
-        </w:pict>
-      </w:r>
-    </w:p>
-    <w:p>
-      <w:pPr>
-        <w:rPr>
-          <w:b/>
-          <w:bCs/>
-        </w:rPr>
-      </w:pPr>
-      <w:r>
-        <w:rPr>
-          <w:b/>
-          <w:bCs/>
-        </w:rPr>
-        <w:t>Kesimpulan Hari 3</w:t>
+        <w:t xml:space="preserve">menggunakan assertion, </w:t>
       </w:r>
     </w:p>
     <w:p>
       <w:pPr>
         <w:numPr>
           <w:ilvl w:val="0"/>
-          <w:numId w:val="8"/>
+          <w:numId w:val="13"/>
         </w:numPr>
       </w:pPr>
       <w:r>
-        <w:t xml:space="preserve">Assertion digunakan untuk memverifikasi hasil pengujian. </w:t>
-      </w:r>
-    </w:p>
-    <w:p>
-      <w:pPr>
-        <w:numPr>
-          <w:ilvl w:val="0"/>
-          <w:numId w:val="8"/>
-        </w:numPr>
-      </w:pPr>
-      <w:r>
-        <w:t xml:space="preserve">expect() adalah fungsi utama untuk melakukan assertion. </w:t>
-      </w:r>
-    </w:p>
-    <w:p>
-      <w:pPr>
-        <w:numPr>
-          <w:ilvl w:val="0"/>
-          <w:numId w:val="8"/>
-        </w:numPr>
-      </w:pPr>
-      <w:r>
-        <w:t xml:space="preserve">Automation yang baik tidak hanya melakukan aksi, tetapi juga memastikan hasil sesuai dengan </w:t>
-      </w:r>
-      <w:r>
-        <w:rPr>
-          <w:b/>
-          <w:bCs/>
-        </w:rPr>
-        <w:t>Expected Result</w:t>
-      </w:r>
-      <w:r>
-        <w:t xml:space="preserve">. </w:t>
-      </w:r>
-    </w:p>
-    <w:p>
-      <w:pPr>
-        <w:numPr>
-          <w:ilvl w:val="0"/>
-          <w:numId w:val="8"/>
-        </w:numPr>
-      </w:pPr>
-      <w:r>
-        <w:rPr>
-          <w:b/>
-          <w:bCs/>
-        </w:rPr>
-        <w:t>Expected Result</w:t>
-      </w:r>
-      <w:r>
-        <w:t xml:space="preserve"> pada test case QA Manual diterjemahkan menjadi </w:t>
-      </w:r>
-      <w:r>
-        <w:rPr>
-          <w:b/>
-          <w:bCs/>
-        </w:rPr>
-        <w:t>Assertion</w:t>
-      </w:r>
-      <w:r>
-        <w:t xml:space="preserve"> di Playwright.</w:t>
-      </w:r>
-    </w:p>
+        <w:t xml:space="preserve">melakukan refactoring menggunakan Hook. </w:t>
+      </w:r>
+    </w:p>
+    <w:p>
+      <w:r>
+        <w:t>Ini menunjukkan perkembangan yang nyata. Anda mulai berpikir seperti QA Automation Engineer, bukan sekadar mengikuti tutorial.</w:t>
+      </w:r>
+    </w:p>
+    <w:p/>
+    <w:p/>
     <w:p/>
     <w:p>
       <w:pPr>
@@ -2748,6 +3554,155 @@
     </w:lvl>
   </w:abstractNum>
   <w:abstractNum w:abstractNumId="5" w15:restartNumberingAfterBreak="0">
+    <w:nsid w:val="24AE723E"/>
+    <w:multiLevelType w:val="multilevel"/>
+    <w:tmpl w:val="300CBB8C"/>
+    <w:lvl w:ilvl="0">
+      <w:start w:val="1"/>
+      <w:numFmt w:val="bullet"/>
+      <w:lvlText w:val=""/>
+      <w:lvlJc w:val="left"/>
+      <w:pPr>
+        <w:tabs>
+          <w:tab w:val="num" w:pos="720"/>
+        </w:tabs>
+        <w:ind w:left="720" w:hanging="360"/>
+      </w:pPr>
+      <w:rPr>
+        <w:rFonts w:ascii="Symbol" w:hAnsi="Symbol" w:hint="default"/>
+        <w:sz w:val="20"/>
+      </w:rPr>
+    </w:lvl>
+    <w:lvl w:ilvl="1" w:tentative="1">
+      <w:start w:val="1"/>
+      <w:numFmt w:val="bullet"/>
+      <w:lvlText w:val="o"/>
+      <w:lvlJc w:val="left"/>
+      <w:pPr>
+        <w:tabs>
+          <w:tab w:val="num" w:pos="1440"/>
+        </w:tabs>
+        <w:ind w:left="1440" w:hanging="360"/>
+      </w:pPr>
+      <w:rPr>
+        <w:rFonts w:ascii="Courier New" w:hAnsi="Courier New" w:hint="default"/>
+        <w:sz w:val="20"/>
+      </w:rPr>
+    </w:lvl>
+    <w:lvl w:ilvl="2" w:tentative="1">
+      <w:start w:val="1"/>
+      <w:numFmt w:val="bullet"/>
+      <w:lvlText w:val=""/>
+      <w:lvlJc w:val="left"/>
+      <w:pPr>
+        <w:tabs>
+          <w:tab w:val="num" w:pos="2160"/>
+        </w:tabs>
+        <w:ind w:left="2160" w:hanging="360"/>
+      </w:pPr>
+      <w:rPr>
+        <w:rFonts w:ascii="Wingdings" w:hAnsi="Wingdings" w:hint="default"/>
+        <w:sz w:val="20"/>
+      </w:rPr>
+    </w:lvl>
+    <w:lvl w:ilvl="3" w:tentative="1">
+      <w:start w:val="1"/>
+      <w:numFmt w:val="bullet"/>
+      <w:lvlText w:val=""/>
+      <w:lvlJc w:val="left"/>
+      <w:pPr>
+        <w:tabs>
+          <w:tab w:val="num" w:pos="2880"/>
+        </w:tabs>
+        <w:ind w:left="2880" w:hanging="360"/>
+      </w:pPr>
+      <w:rPr>
+        <w:rFonts w:ascii="Wingdings" w:hAnsi="Wingdings" w:hint="default"/>
+        <w:sz w:val="20"/>
+      </w:rPr>
+    </w:lvl>
+    <w:lvl w:ilvl="4" w:tentative="1">
+      <w:start w:val="1"/>
+      <w:numFmt w:val="bullet"/>
+      <w:lvlText w:val=""/>
+      <w:lvlJc w:val="left"/>
+      <w:pPr>
+        <w:tabs>
+          <w:tab w:val="num" w:pos="3600"/>
+        </w:tabs>
+        <w:ind w:left="3600" w:hanging="360"/>
+      </w:pPr>
+      <w:rPr>
+        <w:rFonts w:ascii="Wingdings" w:hAnsi="Wingdings" w:hint="default"/>
+        <w:sz w:val="20"/>
+      </w:rPr>
+    </w:lvl>
+    <w:lvl w:ilvl="5" w:tentative="1">
+      <w:start w:val="1"/>
+      <w:numFmt w:val="bullet"/>
+      <w:lvlText w:val=""/>
+      <w:lvlJc w:val="left"/>
+      <w:pPr>
+        <w:tabs>
+          <w:tab w:val="num" w:pos="4320"/>
+        </w:tabs>
+        <w:ind w:left="4320" w:hanging="360"/>
+      </w:pPr>
+      <w:rPr>
+        <w:rFonts w:ascii="Wingdings" w:hAnsi="Wingdings" w:hint="default"/>
+        <w:sz w:val="20"/>
+      </w:rPr>
+    </w:lvl>
+    <w:lvl w:ilvl="6" w:tentative="1">
+      <w:start w:val="1"/>
+      <w:numFmt w:val="bullet"/>
+      <w:lvlText w:val=""/>
+      <w:lvlJc w:val="left"/>
+      <w:pPr>
+        <w:tabs>
+          <w:tab w:val="num" w:pos="5040"/>
+        </w:tabs>
+        <w:ind w:left="5040" w:hanging="360"/>
+      </w:pPr>
+      <w:rPr>
+        <w:rFonts w:ascii="Wingdings" w:hAnsi="Wingdings" w:hint="default"/>
+        <w:sz w:val="20"/>
+      </w:rPr>
+    </w:lvl>
+    <w:lvl w:ilvl="7" w:tentative="1">
+      <w:start w:val="1"/>
+      <w:numFmt w:val="bullet"/>
+      <w:lvlText w:val=""/>
+      <w:lvlJc w:val="left"/>
+      <w:pPr>
+        <w:tabs>
+          <w:tab w:val="num" w:pos="5760"/>
+        </w:tabs>
+        <w:ind w:left="5760" w:hanging="360"/>
+      </w:pPr>
+      <w:rPr>
+        <w:rFonts w:ascii="Wingdings" w:hAnsi="Wingdings" w:hint="default"/>
+        <w:sz w:val="20"/>
+      </w:rPr>
+    </w:lvl>
+    <w:lvl w:ilvl="8" w:tentative="1">
+      <w:start w:val="1"/>
+      <w:numFmt w:val="bullet"/>
+      <w:lvlText w:val=""/>
+      <w:lvlJc w:val="left"/>
+      <w:pPr>
+        <w:tabs>
+          <w:tab w:val="num" w:pos="6480"/>
+        </w:tabs>
+        <w:ind w:left="6480" w:hanging="360"/>
+      </w:pPr>
+      <w:rPr>
+        <w:rFonts w:ascii="Wingdings" w:hAnsi="Wingdings" w:hint="default"/>
+        <w:sz w:val="20"/>
+      </w:rPr>
+    </w:lvl>
+  </w:abstractNum>
+  <w:abstractNum w:abstractNumId="6" w15:restartNumberingAfterBreak="0">
     <w:nsid w:val="25E27A4D"/>
     <w:multiLevelType w:val="multilevel"/>
     <w:tmpl w:val="501C965C"/>
@@ -2896,7 +3851,7 @@
       </w:rPr>
     </w:lvl>
   </w:abstractNum>
-  <w:abstractNum w:abstractNumId="6" w15:restartNumberingAfterBreak="0">
+  <w:abstractNum w:abstractNumId="7" w15:restartNumberingAfterBreak="0">
     <w:nsid w:val="411F16BD"/>
     <w:multiLevelType w:val="multilevel"/>
     <w:tmpl w:val="3110AB34"/>
@@ -3045,7 +4000,603 @@
       </w:rPr>
     </w:lvl>
   </w:abstractNum>
-  <w:abstractNum w:abstractNumId="7" w15:restartNumberingAfterBreak="0">
+  <w:abstractNum w:abstractNumId="8" w15:restartNumberingAfterBreak="0">
+    <w:nsid w:val="418429B9"/>
+    <w:multiLevelType w:val="multilevel"/>
+    <w:tmpl w:val="C9D6D482"/>
+    <w:lvl w:ilvl="0">
+      <w:start w:val="1"/>
+      <w:numFmt w:val="bullet"/>
+      <w:lvlText w:val=""/>
+      <w:lvlJc w:val="left"/>
+      <w:pPr>
+        <w:tabs>
+          <w:tab w:val="num" w:pos="720"/>
+        </w:tabs>
+        <w:ind w:left="720" w:hanging="360"/>
+      </w:pPr>
+      <w:rPr>
+        <w:rFonts w:ascii="Symbol" w:hAnsi="Symbol" w:hint="default"/>
+        <w:sz w:val="20"/>
+      </w:rPr>
+    </w:lvl>
+    <w:lvl w:ilvl="1" w:tentative="1">
+      <w:start w:val="1"/>
+      <w:numFmt w:val="bullet"/>
+      <w:lvlText w:val="o"/>
+      <w:lvlJc w:val="left"/>
+      <w:pPr>
+        <w:tabs>
+          <w:tab w:val="num" w:pos="1440"/>
+        </w:tabs>
+        <w:ind w:left="1440" w:hanging="360"/>
+      </w:pPr>
+      <w:rPr>
+        <w:rFonts w:ascii="Courier New" w:hAnsi="Courier New" w:hint="default"/>
+        <w:sz w:val="20"/>
+      </w:rPr>
+    </w:lvl>
+    <w:lvl w:ilvl="2" w:tentative="1">
+      <w:start w:val="1"/>
+      <w:numFmt w:val="bullet"/>
+      <w:lvlText w:val=""/>
+      <w:lvlJc w:val="left"/>
+      <w:pPr>
+        <w:tabs>
+          <w:tab w:val="num" w:pos="2160"/>
+        </w:tabs>
+        <w:ind w:left="2160" w:hanging="360"/>
+      </w:pPr>
+      <w:rPr>
+        <w:rFonts w:ascii="Wingdings" w:hAnsi="Wingdings" w:hint="default"/>
+        <w:sz w:val="20"/>
+      </w:rPr>
+    </w:lvl>
+    <w:lvl w:ilvl="3" w:tentative="1">
+      <w:start w:val="1"/>
+      <w:numFmt w:val="bullet"/>
+      <w:lvlText w:val=""/>
+      <w:lvlJc w:val="left"/>
+      <w:pPr>
+        <w:tabs>
+          <w:tab w:val="num" w:pos="2880"/>
+        </w:tabs>
+        <w:ind w:left="2880" w:hanging="360"/>
+      </w:pPr>
+      <w:rPr>
+        <w:rFonts w:ascii="Wingdings" w:hAnsi="Wingdings" w:hint="default"/>
+        <w:sz w:val="20"/>
+      </w:rPr>
+    </w:lvl>
+    <w:lvl w:ilvl="4" w:tentative="1">
+      <w:start w:val="1"/>
+      <w:numFmt w:val="bullet"/>
+      <w:lvlText w:val=""/>
+      <w:lvlJc w:val="left"/>
+      <w:pPr>
+        <w:tabs>
+          <w:tab w:val="num" w:pos="3600"/>
+        </w:tabs>
+        <w:ind w:left="3600" w:hanging="360"/>
+      </w:pPr>
+      <w:rPr>
+        <w:rFonts w:ascii="Wingdings" w:hAnsi="Wingdings" w:hint="default"/>
+        <w:sz w:val="20"/>
+      </w:rPr>
+    </w:lvl>
+    <w:lvl w:ilvl="5" w:tentative="1">
+      <w:start w:val="1"/>
+      <w:numFmt w:val="bullet"/>
+      <w:lvlText w:val=""/>
+      <w:lvlJc w:val="left"/>
+      <w:pPr>
+        <w:tabs>
+          <w:tab w:val="num" w:pos="4320"/>
+        </w:tabs>
+        <w:ind w:left="4320" w:hanging="360"/>
+      </w:pPr>
+      <w:rPr>
+        <w:rFonts w:ascii="Wingdings" w:hAnsi="Wingdings" w:hint="default"/>
+        <w:sz w:val="20"/>
+      </w:rPr>
+    </w:lvl>
+    <w:lvl w:ilvl="6" w:tentative="1">
+      <w:start w:val="1"/>
+      <w:numFmt w:val="bullet"/>
+      <w:lvlText w:val=""/>
+      <w:lvlJc w:val="left"/>
+      <w:pPr>
+        <w:tabs>
+          <w:tab w:val="num" w:pos="5040"/>
+        </w:tabs>
+        <w:ind w:left="5040" w:hanging="360"/>
+      </w:pPr>
+      <w:rPr>
+        <w:rFonts w:ascii="Wingdings" w:hAnsi="Wingdings" w:hint="default"/>
+        <w:sz w:val="20"/>
+      </w:rPr>
+    </w:lvl>
+    <w:lvl w:ilvl="7" w:tentative="1">
+      <w:start w:val="1"/>
+      <w:numFmt w:val="bullet"/>
+      <w:lvlText w:val=""/>
+      <w:lvlJc w:val="left"/>
+      <w:pPr>
+        <w:tabs>
+          <w:tab w:val="num" w:pos="5760"/>
+        </w:tabs>
+        <w:ind w:left="5760" w:hanging="360"/>
+      </w:pPr>
+      <w:rPr>
+        <w:rFonts w:ascii="Wingdings" w:hAnsi="Wingdings" w:hint="default"/>
+        <w:sz w:val="20"/>
+      </w:rPr>
+    </w:lvl>
+    <w:lvl w:ilvl="8" w:tentative="1">
+      <w:start w:val="1"/>
+      <w:numFmt w:val="bullet"/>
+      <w:lvlText w:val=""/>
+      <w:lvlJc w:val="left"/>
+      <w:pPr>
+        <w:tabs>
+          <w:tab w:val="num" w:pos="6480"/>
+        </w:tabs>
+        <w:ind w:left="6480" w:hanging="360"/>
+      </w:pPr>
+      <w:rPr>
+        <w:rFonts w:ascii="Wingdings" w:hAnsi="Wingdings" w:hint="default"/>
+        <w:sz w:val="20"/>
+      </w:rPr>
+    </w:lvl>
+  </w:abstractNum>
+  <w:abstractNum w:abstractNumId="9" w15:restartNumberingAfterBreak="0">
+    <w:nsid w:val="58697FCF"/>
+    <w:multiLevelType w:val="multilevel"/>
+    <w:tmpl w:val="D654151C"/>
+    <w:lvl w:ilvl="0">
+      <w:start w:val="1"/>
+      <w:numFmt w:val="bullet"/>
+      <w:lvlText w:val=""/>
+      <w:lvlJc w:val="left"/>
+      <w:pPr>
+        <w:tabs>
+          <w:tab w:val="num" w:pos="720"/>
+        </w:tabs>
+        <w:ind w:left="720" w:hanging="360"/>
+      </w:pPr>
+      <w:rPr>
+        <w:rFonts w:ascii="Symbol" w:hAnsi="Symbol" w:hint="default"/>
+        <w:sz w:val="20"/>
+      </w:rPr>
+    </w:lvl>
+    <w:lvl w:ilvl="1" w:tentative="1">
+      <w:start w:val="1"/>
+      <w:numFmt w:val="bullet"/>
+      <w:lvlText w:val="o"/>
+      <w:lvlJc w:val="left"/>
+      <w:pPr>
+        <w:tabs>
+          <w:tab w:val="num" w:pos="1440"/>
+        </w:tabs>
+        <w:ind w:left="1440" w:hanging="360"/>
+      </w:pPr>
+      <w:rPr>
+        <w:rFonts w:ascii="Courier New" w:hAnsi="Courier New" w:hint="default"/>
+        <w:sz w:val="20"/>
+      </w:rPr>
+    </w:lvl>
+    <w:lvl w:ilvl="2" w:tentative="1">
+      <w:start w:val="1"/>
+      <w:numFmt w:val="bullet"/>
+      <w:lvlText w:val=""/>
+      <w:lvlJc w:val="left"/>
+      <w:pPr>
+        <w:tabs>
+          <w:tab w:val="num" w:pos="2160"/>
+        </w:tabs>
+        <w:ind w:left="2160" w:hanging="360"/>
+      </w:pPr>
+      <w:rPr>
+        <w:rFonts w:ascii="Wingdings" w:hAnsi="Wingdings" w:hint="default"/>
+        <w:sz w:val="20"/>
+      </w:rPr>
+    </w:lvl>
+    <w:lvl w:ilvl="3" w:tentative="1">
+      <w:start w:val="1"/>
+      <w:numFmt w:val="bullet"/>
+      <w:lvlText w:val=""/>
+      <w:lvlJc w:val="left"/>
+      <w:pPr>
+        <w:tabs>
+          <w:tab w:val="num" w:pos="2880"/>
+        </w:tabs>
+        <w:ind w:left="2880" w:hanging="360"/>
+      </w:pPr>
+      <w:rPr>
+        <w:rFonts w:ascii="Wingdings" w:hAnsi="Wingdings" w:hint="default"/>
+        <w:sz w:val="20"/>
+      </w:rPr>
+    </w:lvl>
+    <w:lvl w:ilvl="4" w:tentative="1">
+      <w:start w:val="1"/>
+      <w:numFmt w:val="bullet"/>
+      <w:lvlText w:val=""/>
+      <w:lvlJc w:val="left"/>
+      <w:pPr>
+        <w:tabs>
+          <w:tab w:val="num" w:pos="3600"/>
+        </w:tabs>
+        <w:ind w:left="3600" w:hanging="360"/>
+      </w:pPr>
+      <w:rPr>
+        <w:rFonts w:ascii="Wingdings" w:hAnsi="Wingdings" w:hint="default"/>
+        <w:sz w:val="20"/>
+      </w:rPr>
+    </w:lvl>
+    <w:lvl w:ilvl="5" w:tentative="1">
+      <w:start w:val="1"/>
+      <w:numFmt w:val="bullet"/>
+      <w:lvlText w:val=""/>
+      <w:lvlJc w:val="left"/>
+      <w:pPr>
+        <w:tabs>
+          <w:tab w:val="num" w:pos="4320"/>
+        </w:tabs>
+        <w:ind w:left="4320" w:hanging="360"/>
+      </w:pPr>
+      <w:rPr>
+        <w:rFonts w:ascii="Wingdings" w:hAnsi="Wingdings" w:hint="default"/>
+        <w:sz w:val="20"/>
+      </w:rPr>
+    </w:lvl>
+    <w:lvl w:ilvl="6" w:tentative="1">
+      <w:start w:val="1"/>
+      <w:numFmt w:val="bullet"/>
+      <w:lvlText w:val=""/>
+      <w:lvlJc w:val="left"/>
+      <w:pPr>
+        <w:tabs>
+          <w:tab w:val="num" w:pos="5040"/>
+        </w:tabs>
+        <w:ind w:left="5040" w:hanging="360"/>
+      </w:pPr>
+      <w:rPr>
+        <w:rFonts w:ascii="Wingdings" w:hAnsi="Wingdings" w:hint="default"/>
+        <w:sz w:val="20"/>
+      </w:rPr>
+    </w:lvl>
+    <w:lvl w:ilvl="7" w:tentative="1">
+      <w:start w:val="1"/>
+      <w:numFmt w:val="bullet"/>
+      <w:lvlText w:val=""/>
+      <w:lvlJc w:val="left"/>
+      <w:pPr>
+        <w:tabs>
+          <w:tab w:val="num" w:pos="5760"/>
+        </w:tabs>
+        <w:ind w:left="5760" w:hanging="360"/>
+      </w:pPr>
+      <w:rPr>
+        <w:rFonts w:ascii="Wingdings" w:hAnsi="Wingdings" w:hint="default"/>
+        <w:sz w:val="20"/>
+      </w:rPr>
+    </w:lvl>
+    <w:lvl w:ilvl="8" w:tentative="1">
+      <w:start w:val="1"/>
+      <w:numFmt w:val="bullet"/>
+      <w:lvlText w:val=""/>
+      <w:lvlJc w:val="left"/>
+      <w:pPr>
+        <w:tabs>
+          <w:tab w:val="num" w:pos="6480"/>
+        </w:tabs>
+        <w:ind w:left="6480" w:hanging="360"/>
+      </w:pPr>
+      <w:rPr>
+        <w:rFonts w:ascii="Wingdings" w:hAnsi="Wingdings" w:hint="default"/>
+        <w:sz w:val="20"/>
+      </w:rPr>
+    </w:lvl>
+  </w:abstractNum>
+  <w:abstractNum w:abstractNumId="10" w15:restartNumberingAfterBreak="0">
+    <w:nsid w:val="592C3555"/>
+    <w:multiLevelType w:val="multilevel"/>
+    <w:tmpl w:val="5A74A4FC"/>
+    <w:lvl w:ilvl="0">
+      <w:start w:val="1"/>
+      <w:numFmt w:val="bullet"/>
+      <w:lvlText w:val=""/>
+      <w:lvlJc w:val="left"/>
+      <w:pPr>
+        <w:tabs>
+          <w:tab w:val="num" w:pos="720"/>
+        </w:tabs>
+        <w:ind w:left="720" w:hanging="360"/>
+      </w:pPr>
+      <w:rPr>
+        <w:rFonts w:ascii="Symbol" w:hAnsi="Symbol" w:hint="default"/>
+        <w:sz w:val="20"/>
+      </w:rPr>
+    </w:lvl>
+    <w:lvl w:ilvl="1" w:tentative="1">
+      <w:start w:val="1"/>
+      <w:numFmt w:val="bullet"/>
+      <w:lvlText w:val="o"/>
+      <w:lvlJc w:val="left"/>
+      <w:pPr>
+        <w:tabs>
+          <w:tab w:val="num" w:pos="1440"/>
+        </w:tabs>
+        <w:ind w:left="1440" w:hanging="360"/>
+      </w:pPr>
+      <w:rPr>
+        <w:rFonts w:ascii="Courier New" w:hAnsi="Courier New" w:hint="default"/>
+        <w:sz w:val="20"/>
+      </w:rPr>
+    </w:lvl>
+    <w:lvl w:ilvl="2" w:tentative="1">
+      <w:start w:val="1"/>
+      <w:numFmt w:val="bullet"/>
+      <w:lvlText w:val=""/>
+      <w:lvlJc w:val="left"/>
+      <w:pPr>
+        <w:tabs>
+          <w:tab w:val="num" w:pos="2160"/>
+        </w:tabs>
+        <w:ind w:left="2160" w:hanging="360"/>
+      </w:pPr>
+      <w:rPr>
+        <w:rFonts w:ascii="Wingdings" w:hAnsi="Wingdings" w:hint="default"/>
+        <w:sz w:val="20"/>
+      </w:rPr>
+    </w:lvl>
+    <w:lvl w:ilvl="3" w:tentative="1">
+      <w:start w:val="1"/>
+      <w:numFmt w:val="bullet"/>
+      <w:lvlText w:val=""/>
+      <w:lvlJc w:val="left"/>
+      <w:pPr>
+        <w:tabs>
+          <w:tab w:val="num" w:pos="2880"/>
+        </w:tabs>
+        <w:ind w:left="2880" w:hanging="360"/>
+      </w:pPr>
+      <w:rPr>
+        <w:rFonts w:ascii="Wingdings" w:hAnsi="Wingdings" w:hint="default"/>
+        <w:sz w:val="20"/>
+      </w:rPr>
+    </w:lvl>
+    <w:lvl w:ilvl="4" w:tentative="1">
+      <w:start w:val="1"/>
+      <w:numFmt w:val="bullet"/>
+      <w:lvlText w:val=""/>
+      <w:lvlJc w:val="left"/>
+      <w:pPr>
+        <w:tabs>
+          <w:tab w:val="num" w:pos="3600"/>
+        </w:tabs>
+        <w:ind w:left="3600" w:hanging="360"/>
+      </w:pPr>
+      <w:rPr>
+        <w:rFonts w:ascii="Wingdings" w:hAnsi="Wingdings" w:hint="default"/>
+        <w:sz w:val="20"/>
+      </w:rPr>
+    </w:lvl>
+    <w:lvl w:ilvl="5" w:tentative="1">
+      <w:start w:val="1"/>
+      <w:numFmt w:val="bullet"/>
+      <w:lvlText w:val=""/>
+      <w:lvlJc w:val="left"/>
+      <w:pPr>
+        <w:tabs>
+          <w:tab w:val="num" w:pos="4320"/>
+        </w:tabs>
+        <w:ind w:left="4320" w:hanging="360"/>
+      </w:pPr>
+      <w:rPr>
+        <w:rFonts w:ascii="Wingdings" w:hAnsi="Wingdings" w:hint="default"/>
+        <w:sz w:val="20"/>
+      </w:rPr>
+    </w:lvl>
+    <w:lvl w:ilvl="6" w:tentative="1">
+      <w:start w:val="1"/>
+      <w:numFmt w:val="bullet"/>
+      <w:lvlText w:val=""/>
+      <w:lvlJc w:val="left"/>
+      <w:pPr>
+        <w:tabs>
+          <w:tab w:val="num" w:pos="5040"/>
+        </w:tabs>
+        <w:ind w:left="5040" w:hanging="360"/>
+      </w:pPr>
+      <w:rPr>
+        <w:rFonts w:ascii="Wingdings" w:hAnsi="Wingdings" w:hint="default"/>
+        <w:sz w:val="20"/>
+      </w:rPr>
+    </w:lvl>
+    <w:lvl w:ilvl="7" w:tentative="1">
+      <w:start w:val="1"/>
+      <w:numFmt w:val="bullet"/>
+      <w:lvlText w:val=""/>
+      <w:lvlJc w:val="left"/>
+      <w:pPr>
+        <w:tabs>
+          <w:tab w:val="num" w:pos="5760"/>
+        </w:tabs>
+        <w:ind w:left="5760" w:hanging="360"/>
+      </w:pPr>
+      <w:rPr>
+        <w:rFonts w:ascii="Wingdings" w:hAnsi="Wingdings" w:hint="default"/>
+        <w:sz w:val="20"/>
+      </w:rPr>
+    </w:lvl>
+    <w:lvl w:ilvl="8" w:tentative="1">
+      <w:start w:val="1"/>
+      <w:numFmt w:val="bullet"/>
+      <w:lvlText w:val=""/>
+      <w:lvlJc w:val="left"/>
+      <w:pPr>
+        <w:tabs>
+          <w:tab w:val="num" w:pos="6480"/>
+        </w:tabs>
+        <w:ind w:left="6480" w:hanging="360"/>
+      </w:pPr>
+      <w:rPr>
+        <w:rFonts w:ascii="Wingdings" w:hAnsi="Wingdings" w:hint="default"/>
+        <w:sz w:val="20"/>
+      </w:rPr>
+    </w:lvl>
+  </w:abstractNum>
+  <w:abstractNum w:abstractNumId="11" w15:restartNumberingAfterBreak="0">
+    <w:nsid w:val="5CD52000"/>
+    <w:multiLevelType w:val="multilevel"/>
+    <w:tmpl w:val="CB4C9AAE"/>
+    <w:lvl w:ilvl="0">
+      <w:start w:val="1"/>
+      <w:numFmt w:val="bullet"/>
+      <w:lvlText w:val=""/>
+      <w:lvlJc w:val="left"/>
+      <w:pPr>
+        <w:tabs>
+          <w:tab w:val="num" w:pos="720"/>
+        </w:tabs>
+        <w:ind w:left="720" w:hanging="360"/>
+      </w:pPr>
+      <w:rPr>
+        <w:rFonts w:ascii="Symbol" w:hAnsi="Symbol" w:hint="default"/>
+        <w:sz w:val="20"/>
+      </w:rPr>
+    </w:lvl>
+    <w:lvl w:ilvl="1" w:tentative="1">
+      <w:start w:val="1"/>
+      <w:numFmt w:val="bullet"/>
+      <w:lvlText w:val="o"/>
+      <w:lvlJc w:val="left"/>
+      <w:pPr>
+        <w:tabs>
+          <w:tab w:val="num" w:pos="1440"/>
+        </w:tabs>
+        <w:ind w:left="1440" w:hanging="360"/>
+      </w:pPr>
+      <w:rPr>
+        <w:rFonts w:ascii="Courier New" w:hAnsi="Courier New" w:hint="default"/>
+        <w:sz w:val="20"/>
+      </w:rPr>
+    </w:lvl>
+    <w:lvl w:ilvl="2" w:tentative="1">
+      <w:start w:val="1"/>
+      <w:numFmt w:val="bullet"/>
+      <w:lvlText w:val=""/>
+      <w:lvlJc w:val="left"/>
+      <w:pPr>
+        <w:tabs>
+          <w:tab w:val="num" w:pos="2160"/>
+        </w:tabs>
+        <w:ind w:left="2160" w:hanging="360"/>
+      </w:pPr>
+      <w:rPr>
+        <w:rFonts w:ascii="Wingdings" w:hAnsi="Wingdings" w:hint="default"/>
+        <w:sz w:val="20"/>
+      </w:rPr>
+    </w:lvl>
+    <w:lvl w:ilvl="3" w:tentative="1">
+      <w:start w:val="1"/>
+      <w:numFmt w:val="bullet"/>
+      <w:lvlText w:val=""/>
+      <w:lvlJc w:val="left"/>
+      <w:pPr>
+        <w:tabs>
+          <w:tab w:val="num" w:pos="2880"/>
+        </w:tabs>
+        <w:ind w:left="2880" w:hanging="360"/>
+      </w:pPr>
+      <w:rPr>
+        <w:rFonts w:ascii="Wingdings" w:hAnsi="Wingdings" w:hint="default"/>
+        <w:sz w:val="20"/>
+      </w:rPr>
+    </w:lvl>
+    <w:lvl w:ilvl="4" w:tentative="1">
+      <w:start w:val="1"/>
+      <w:numFmt w:val="bullet"/>
+      <w:lvlText w:val=""/>
+      <w:lvlJc w:val="left"/>
+      <w:pPr>
+        <w:tabs>
+          <w:tab w:val="num" w:pos="3600"/>
+        </w:tabs>
+        <w:ind w:left="3600" w:hanging="360"/>
+      </w:pPr>
+      <w:rPr>
+        <w:rFonts w:ascii="Wingdings" w:hAnsi="Wingdings" w:hint="default"/>
+        <w:sz w:val="20"/>
+      </w:rPr>
+    </w:lvl>
+    <w:lvl w:ilvl="5" w:tentative="1">
+      <w:start w:val="1"/>
+      <w:numFmt w:val="bullet"/>
+      <w:lvlText w:val=""/>
+      <w:lvlJc w:val="left"/>
+      <w:pPr>
+        <w:tabs>
+          <w:tab w:val="num" w:pos="4320"/>
+        </w:tabs>
+        <w:ind w:left="4320" w:hanging="360"/>
+      </w:pPr>
+      <w:rPr>
+        <w:rFonts w:ascii="Wingdings" w:hAnsi="Wingdings" w:hint="default"/>
+        <w:sz w:val="20"/>
+      </w:rPr>
+    </w:lvl>
+    <w:lvl w:ilvl="6" w:tentative="1">
+      <w:start w:val="1"/>
+      <w:numFmt w:val="bullet"/>
+      <w:lvlText w:val=""/>
+      <w:lvlJc w:val="left"/>
+      <w:pPr>
+        <w:tabs>
+          <w:tab w:val="num" w:pos="5040"/>
+        </w:tabs>
+        <w:ind w:left="5040" w:hanging="360"/>
+      </w:pPr>
+      <w:rPr>
+        <w:rFonts w:ascii="Wingdings" w:hAnsi="Wingdings" w:hint="default"/>
+        <w:sz w:val="20"/>
+      </w:rPr>
+    </w:lvl>
+    <w:lvl w:ilvl="7" w:tentative="1">
+      <w:start w:val="1"/>
+      <w:numFmt w:val="bullet"/>
+      <w:lvlText w:val=""/>
+      <w:lvlJc w:val="left"/>
+      <w:pPr>
+        <w:tabs>
+          <w:tab w:val="num" w:pos="5760"/>
+        </w:tabs>
+        <w:ind w:left="5760" w:hanging="360"/>
+      </w:pPr>
+      <w:rPr>
+        <w:rFonts w:ascii="Wingdings" w:hAnsi="Wingdings" w:hint="default"/>
+        <w:sz w:val="20"/>
+      </w:rPr>
+    </w:lvl>
+    <w:lvl w:ilvl="8" w:tentative="1">
+      <w:start w:val="1"/>
+      <w:numFmt w:val="bullet"/>
+      <w:lvlText w:val=""/>
+      <w:lvlJc w:val="left"/>
+      <w:pPr>
+        <w:tabs>
+          <w:tab w:val="num" w:pos="6480"/>
+        </w:tabs>
+        <w:ind w:left="6480" w:hanging="360"/>
+      </w:pPr>
+      <w:rPr>
+        <w:rFonts w:ascii="Wingdings" w:hAnsi="Wingdings" w:hint="default"/>
+        <w:sz w:val="20"/>
+      </w:rPr>
+    </w:lvl>
+  </w:abstractNum>
+  <w:abstractNum w:abstractNumId="12" w15:restartNumberingAfterBreak="0">
     <w:nsid w:val="74DE3A71"/>
     <w:multiLevelType w:val="multilevel"/>
     <w:tmpl w:val="8C0AC1F8"/>
@@ -3198,10 +4749,10 @@
     <w:abstractNumId w:val="4"/>
   </w:num>
   <w:num w:numId="2" w16cid:durableId="1105809317">
-    <w:abstractNumId w:val="6"/>
+    <w:abstractNumId w:val="7"/>
   </w:num>
   <w:num w:numId="3" w16cid:durableId="1772310236">
-    <w:abstractNumId w:val="5"/>
+    <w:abstractNumId w:val="6"/>
   </w:num>
   <w:num w:numId="4" w16cid:durableId="1805346084">
     <w:abstractNumId w:val="3"/>
@@ -3213,10 +4764,25 @@
     <w:abstractNumId w:val="2"/>
   </w:num>
   <w:num w:numId="7" w16cid:durableId="1933121023">
-    <w:abstractNumId w:val="7"/>
+    <w:abstractNumId w:val="12"/>
   </w:num>
   <w:num w:numId="8" w16cid:durableId="472674180">
     <w:abstractNumId w:val="0"/>
+  </w:num>
+  <w:num w:numId="9" w16cid:durableId="38166774">
+    <w:abstractNumId w:val="10"/>
+  </w:num>
+  <w:num w:numId="10" w16cid:durableId="1076633190">
+    <w:abstractNumId w:val="11"/>
+  </w:num>
+  <w:num w:numId="11" w16cid:durableId="330106730">
+    <w:abstractNumId w:val="8"/>
+  </w:num>
+  <w:num w:numId="12" w16cid:durableId="1271469389">
+    <w:abstractNumId w:val="5"/>
+  </w:num>
+  <w:num w:numId="13" w16cid:durableId="658773716">
+    <w:abstractNumId w:val="9"/>
   </w:num>
 </w:numbering>
 </file>

--- a/Dokumentasi Belajar Playwright.docx
+++ b/Dokumentasi Belajar Playwright.docx
@@ -3594,15 +3594,7 @@
       </w:r>
       <w:r>
         <w:br/>
-        <w:t xml:space="preserve">Cari </w:t>
-      </w:r>
-      <w:proofErr w:type="spellStart"/>
-      <w:r>
-        <w:t>Tombol</w:t>
-      </w:r>
-      <w:proofErr w:type="spellEnd"/>
-      <w:r>
-        <w:t xml:space="preserve"> Login</w:t>
+        <w:t>Cari Tombol Login</w:t>
       </w:r>
       <w:r>
         <w:br/>
@@ -9966,8 +9958,10 @@
           <w:sz w:val="28"/>
           <w:szCs w:val="28"/>
         </w:rPr>
-        <w:t xml:space="preserve">Playwright </w:t>
-      </w:r>
+        <w:t xml:space="preserve">Playwright Day 6 – </w:t>
+      </w:r>
+      <w:proofErr w:type="spellStart"/>
+      <w:proofErr w:type="gramStart"/>
       <w:r>
         <w:rPr>
           <w:rFonts w:ascii="Times New Roman" w:hAnsi="Times New Roman" w:cs="Times New Roman"/>
@@ -9977,10 +9971,9 @@
           <w:sz w:val="28"/>
           <w:szCs w:val="28"/>
         </w:rPr>
-        <w:t xml:space="preserve">Day 6 – </w:t>
-      </w:r>
-      <w:proofErr w:type="spellStart"/>
-      <w:proofErr w:type="gramStart"/>
+        <w:t>beforeAll</w:t>
+      </w:r>
+      <w:proofErr w:type="spellEnd"/>
       <w:r>
         <w:rPr>
           <w:rFonts w:ascii="Times New Roman" w:hAnsi="Times New Roman" w:cs="Times New Roman"/>
@@ -9990,9 +9983,9 @@
           <w:sz w:val="28"/>
           <w:szCs w:val="28"/>
         </w:rPr>
-        <w:t>beforeAll</w:t>
-      </w:r>
-      <w:proofErr w:type="spellEnd"/>
+        <w:t>(</w:t>
+      </w:r>
+      <w:proofErr w:type="gramEnd"/>
       <w:r>
         <w:rPr>
           <w:rFonts w:ascii="Times New Roman" w:hAnsi="Times New Roman" w:cs="Times New Roman"/>
@@ -10002,9 +9995,10 @@
           <w:sz w:val="28"/>
           <w:szCs w:val="28"/>
         </w:rPr>
-        <w:t>(</w:t>
-      </w:r>
-      <w:proofErr w:type="gramEnd"/>
+        <w:t xml:space="preserve">) dan </w:t>
+      </w:r>
+      <w:proofErr w:type="spellStart"/>
+      <w:proofErr w:type="gramStart"/>
       <w:r>
         <w:rPr>
           <w:rFonts w:ascii="Times New Roman" w:hAnsi="Times New Roman" w:cs="Times New Roman"/>
@@ -10014,10 +10008,9 @@
           <w:sz w:val="28"/>
           <w:szCs w:val="28"/>
         </w:rPr>
-        <w:t xml:space="preserve">) dan </w:t>
-      </w:r>
-      <w:proofErr w:type="spellStart"/>
-      <w:proofErr w:type="gramStart"/>
+        <w:t>afterAll</w:t>
+      </w:r>
+      <w:proofErr w:type="spellEnd"/>
       <w:r>
         <w:rPr>
           <w:rFonts w:ascii="Times New Roman" w:hAnsi="Times New Roman" w:cs="Times New Roman"/>
@@ -10027,9 +10020,9 @@
           <w:sz w:val="28"/>
           <w:szCs w:val="28"/>
         </w:rPr>
-        <w:t>afterAll</w:t>
-      </w:r>
-      <w:proofErr w:type="spellEnd"/>
+        <w:t>(</w:t>
+      </w:r>
+      <w:proofErr w:type="gramEnd"/>
       <w:r>
         <w:rPr>
           <w:rFonts w:ascii="Times New Roman" w:hAnsi="Times New Roman" w:cs="Times New Roman"/>
@@ -10039,18 +10032,6 @@
           <w:sz w:val="28"/>
           <w:szCs w:val="28"/>
         </w:rPr>
-        <w:t>(</w:t>
-      </w:r>
-      <w:proofErr w:type="gramEnd"/>
-      <w:r>
-        <w:rPr>
-          <w:rFonts w:ascii="Times New Roman" w:hAnsi="Times New Roman" w:cs="Times New Roman"/>
-          <w:b/>
-          <w:bCs/>
-          <w:color w:val="auto"/>
-          <w:sz w:val="28"/>
-          <w:szCs w:val="28"/>
-        </w:rPr>
         <w:t>)</w:t>
       </w:r>
     </w:p>
@@ -10465,7 +10446,7 @@
     <w:p>
       <w:r>
         <w:pict w14:anchorId="1EA0E99A">
-          <v:rect id="_x0000_i1091" style="width:0;height:1.5pt" o:hralign="center" o:hrstd="t" o:hr="t" fillcolor="#a0a0a0" stroked="f"/>
+          <v:rect id="_x0000_i1049" style="width:0;height:1.5pt" o:hralign="center" o:hrstd="t" o:hr="t" fillcolor="#a0a0a0" stroked="f"/>
         </w:pict>
       </w:r>
     </w:p>
@@ -10869,7 +10850,7 @@
     <w:p>
       <w:r>
         <w:pict w14:anchorId="1E2E721E">
-          <v:rect id="_x0000_i1092" style="width:0;height:1.5pt" o:hralign="center" o:hrstd="t" o:hr="t" fillcolor="#a0a0a0" stroked="f"/>
+          <v:rect id="_x0000_i1050" style="width:0;height:1.5pt" o:hralign="center" o:hrstd="t" o:hr="t" fillcolor="#a0a0a0" stroked="f"/>
         </w:pict>
       </w:r>
     </w:p>
@@ -11320,7 +11301,7 @@
     <w:p>
       <w:r>
         <w:pict w14:anchorId="76DCB313">
-          <v:rect id="_x0000_i1093" style="width:0;height:1.5pt" o:hralign="center" o:hrstd="t" o:hr="t" fillcolor="#a0a0a0" stroked="f"/>
+          <v:rect id="_x0000_i1051" style="width:0;height:1.5pt" o:hralign="center" o:hrstd="t" o:hr="t" fillcolor="#a0a0a0" stroked="f"/>
         </w:pict>
       </w:r>
     </w:p>
@@ -11489,7 +11470,7 @@
     <w:p>
       <w:r>
         <w:pict w14:anchorId="0BCED95D">
-          <v:rect id="_x0000_i1094" style="width:0;height:1.5pt" o:hralign="center" o:hrstd="t" o:hr="t" fillcolor="#a0a0a0" stroked="f"/>
+          <v:rect id="_x0000_i1052" style="width:0;height:1.5pt" o:hralign="center" o:hrstd="t" o:hr="t" fillcolor="#a0a0a0" stroked="f"/>
         </w:pict>
       </w:r>
     </w:p>
@@ -11679,7 +11660,7 @@
     <w:p>
       <w:r>
         <w:pict w14:anchorId="19758933">
-          <v:rect id="_x0000_i1095" style="width:0;height:1.5pt" o:hralign="center" o:hrstd="t" o:hr="t" fillcolor="#a0a0a0" stroked="f"/>
+          <v:rect id="_x0000_i1053" style="width:0;height:1.5pt" o:hralign="center" o:hrstd="t" o:hr="t" fillcolor="#a0a0a0" stroked="f"/>
         </w:pict>
       </w:r>
     </w:p>
@@ -12056,7 +12037,7 @@
     <w:p>
       <w:r>
         <w:pict w14:anchorId="4D1D16C9">
-          <v:rect id="_x0000_i1096" style="width:0;height:1.5pt" o:hralign="center" o:hrstd="t" o:hr="t" fillcolor="#a0a0a0" stroked="f"/>
+          <v:rect id="_x0000_i1054" style="width:0;height:1.5pt" o:hralign="center" o:hrstd="t" o:hr="t" fillcolor="#a0a0a0" stroked="f"/>
         </w:pict>
       </w:r>
     </w:p>
@@ -12358,7 +12339,7 @@
     <w:p>
       <w:r>
         <w:pict w14:anchorId="6FFFEBC4">
-          <v:rect id="_x0000_i1097" style="width:0;height:1.5pt" o:hralign="center" o:hrstd="t" o:hr="t" fillcolor="#a0a0a0" stroked="f"/>
+          <v:rect id="_x0000_i1055" style="width:0;height:1.5pt" o:hralign="center" o:hrstd="t" o:hr="t" fillcolor="#a0a0a0" stroked="f"/>
         </w:pict>
       </w:r>
     </w:p>
@@ -12851,6 +12832,6012 @@
       <w:proofErr w:type="spellEnd"/>
       <w:r>
         <w:t xml:space="preserve"> worker.</w:t>
+      </w:r>
+    </w:p>
+    <w:p/>
+    <w:p>
+      <w:pPr>
+        <w:pStyle w:val="Heading2"/>
+        <w:rPr>
+          <w:rFonts w:ascii="Times New Roman" w:hAnsi="Times New Roman" w:cs="Times New Roman"/>
+          <w:color w:val="auto"/>
+          <w:sz w:val="28"/>
+          <w:szCs w:val="28"/>
+        </w:rPr>
+      </w:pPr>
+      <w:r>
+        <w:rPr>
+          <w:rFonts w:ascii="Times New Roman" w:hAnsi="Times New Roman" w:cs="Times New Roman"/>
+          <w:color w:val="auto"/>
+          <w:sz w:val="28"/>
+          <w:szCs w:val="28"/>
+        </w:rPr>
+        <w:t xml:space="preserve">Playwright </w:t>
+      </w:r>
+      <w:r>
+        <w:rPr>
+          <w:rFonts w:ascii="Times New Roman" w:hAnsi="Times New Roman" w:cs="Times New Roman"/>
+          <w:color w:val="auto"/>
+          <w:sz w:val="28"/>
+          <w:szCs w:val="28"/>
+        </w:rPr>
+        <w:t>Day 7 – Fixtures</w:t>
+      </w:r>
+    </w:p>
+    <w:p>
+      <w:pPr>
+        <w:rPr>
+          <w:b/>
+          <w:bCs/>
+        </w:rPr>
+      </w:pPr>
+      <w:r>
+        <w:rPr>
+          <w:b/>
+          <w:bCs/>
+        </w:rPr>
+        <w:t>Materi</w:t>
+      </w:r>
+    </w:p>
+    <w:p>
+      <w:r>
+        <w:t xml:space="preserve">Pada </w:t>
+      </w:r>
+      <w:proofErr w:type="spellStart"/>
+      <w:r>
+        <w:t>sesi</w:t>
+      </w:r>
+      <w:proofErr w:type="spellEnd"/>
+      <w:r>
+        <w:t xml:space="preserve"> </w:t>
+      </w:r>
+      <w:proofErr w:type="spellStart"/>
+      <w:r>
+        <w:t>ini</w:t>
+      </w:r>
+      <w:proofErr w:type="spellEnd"/>
+      <w:r>
+        <w:t xml:space="preserve"> </w:t>
+      </w:r>
+      <w:proofErr w:type="spellStart"/>
+      <w:r>
+        <w:t>mempelajari</w:t>
+      </w:r>
+      <w:proofErr w:type="spellEnd"/>
+      <w:r>
+        <w:t xml:space="preserve"> </w:t>
+      </w:r>
+      <w:r>
+        <w:rPr>
+          <w:b/>
+          <w:bCs/>
+        </w:rPr>
+        <w:t>Fixture</w:t>
+      </w:r>
+      <w:r>
+        <w:t xml:space="preserve">, </w:t>
+      </w:r>
+      <w:proofErr w:type="spellStart"/>
+      <w:r>
+        <w:t>yaitu</w:t>
+      </w:r>
+      <w:proofErr w:type="spellEnd"/>
+      <w:r>
+        <w:t xml:space="preserve"> </w:t>
+      </w:r>
+      <w:proofErr w:type="spellStart"/>
+      <w:r>
+        <w:t>objek</w:t>
+      </w:r>
+      <w:proofErr w:type="spellEnd"/>
+      <w:r>
+        <w:t xml:space="preserve"> yang </w:t>
+      </w:r>
+      <w:proofErr w:type="spellStart"/>
+      <w:r>
+        <w:t>secara</w:t>
+      </w:r>
+      <w:proofErr w:type="spellEnd"/>
+      <w:r>
+        <w:t xml:space="preserve"> </w:t>
+      </w:r>
+      <w:proofErr w:type="spellStart"/>
+      <w:r>
+        <w:t>otomatis</w:t>
+      </w:r>
+      <w:proofErr w:type="spellEnd"/>
+      <w:r>
+        <w:t xml:space="preserve"> </w:t>
+      </w:r>
+      <w:proofErr w:type="spellStart"/>
+      <w:r>
+        <w:t>disediakan</w:t>
+      </w:r>
+      <w:proofErr w:type="spellEnd"/>
+      <w:r>
+        <w:t xml:space="preserve"> oleh Playwright </w:t>
+      </w:r>
+      <w:proofErr w:type="spellStart"/>
+      <w:r>
+        <w:t>untuk</w:t>
+      </w:r>
+      <w:proofErr w:type="spellEnd"/>
+      <w:r>
+        <w:t xml:space="preserve"> </w:t>
+      </w:r>
+      <w:proofErr w:type="spellStart"/>
+      <w:r>
+        <w:t>digunakan</w:t>
+      </w:r>
+      <w:proofErr w:type="spellEnd"/>
+      <w:r>
+        <w:t xml:space="preserve"> di </w:t>
+      </w:r>
+      <w:proofErr w:type="spellStart"/>
+      <w:r>
+        <w:t>dalam</w:t>
+      </w:r>
+      <w:proofErr w:type="spellEnd"/>
+      <w:r>
+        <w:t xml:space="preserve"> test </w:t>
+      </w:r>
+      <w:proofErr w:type="spellStart"/>
+      <w:r>
+        <w:t>tanpa</w:t>
+      </w:r>
+      <w:proofErr w:type="spellEnd"/>
+      <w:r>
+        <w:t xml:space="preserve"> </w:t>
+      </w:r>
+      <w:proofErr w:type="spellStart"/>
+      <w:r>
+        <w:t>perlu</w:t>
+      </w:r>
+      <w:proofErr w:type="spellEnd"/>
+      <w:r>
+        <w:t xml:space="preserve"> </w:t>
+      </w:r>
+      <w:proofErr w:type="spellStart"/>
+      <w:r>
+        <w:t>dibuat</w:t>
+      </w:r>
+      <w:proofErr w:type="spellEnd"/>
+      <w:r>
+        <w:t xml:space="preserve"> </w:t>
+      </w:r>
+      <w:proofErr w:type="spellStart"/>
+      <w:r>
+        <w:t>secara</w:t>
+      </w:r>
+      <w:proofErr w:type="spellEnd"/>
+      <w:r>
+        <w:t xml:space="preserve"> manual.</w:t>
+      </w:r>
+    </w:p>
+    <w:p>
+      <w:proofErr w:type="spellStart"/>
+      <w:r>
+        <w:t>Contoh</w:t>
+      </w:r>
+      <w:proofErr w:type="spellEnd"/>
+      <w:r>
+        <w:t xml:space="preserve"> Fixture yang paling </w:t>
+      </w:r>
+      <w:proofErr w:type="spellStart"/>
+      <w:r>
+        <w:t>sering</w:t>
+      </w:r>
+      <w:proofErr w:type="spellEnd"/>
+      <w:r>
+        <w:t xml:space="preserve"> </w:t>
+      </w:r>
+      <w:proofErr w:type="spellStart"/>
+      <w:r>
+        <w:t>digunakan</w:t>
+      </w:r>
+      <w:proofErr w:type="spellEnd"/>
+      <w:r>
+        <w:t>:</w:t>
+      </w:r>
+    </w:p>
+    <w:p>
+      <w:proofErr w:type="gramStart"/>
+      <w:r>
+        <w:t>test(</w:t>
+      </w:r>
+      <w:proofErr w:type="gramEnd"/>
+      <w:r>
+        <w:t>"</w:t>
+      </w:r>
+      <w:proofErr w:type="spellStart"/>
+      <w:r>
+        <w:t>Contoh</w:t>
+      </w:r>
+      <w:proofErr w:type="spellEnd"/>
+      <w:r>
+        <w:t xml:space="preserve">", async </w:t>
+      </w:r>
+      <w:proofErr w:type="gramStart"/>
+      <w:r>
+        <w:t>({ page</w:t>
+      </w:r>
+      <w:proofErr w:type="gramEnd"/>
+      <w:r>
+        <w:t xml:space="preserve"> }) =&gt; {</w:t>
+      </w:r>
+    </w:p>
+    <w:p>
+      <w:r>
+        <w:t xml:space="preserve">  await </w:t>
+      </w:r>
+      <w:proofErr w:type="spellStart"/>
+      <w:proofErr w:type="gramStart"/>
+      <w:r>
+        <w:t>page.goto</w:t>
+      </w:r>
+      <w:proofErr w:type="spellEnd"/>
+      <w:proofErr w:type="gramEnd"/>
+      <w:r>
+        <w:t>("https://www.google.com");</w:t>
+      </w:r>
+    </w:p>
+    <w:p>
+      <w:r>
+        <w:t>});</w:t>
+      </w:r>
+    </w:p>
+    <w:p>
+      <w:r>
+        <w:t xml:space="preserve">Pada </w:t>
+      </w:r>
+      <w:proofErr w:type="spellStart"/>
+      <w:r>
+        <w:t>contoh</w:t>
+      </w:r>
+      <w:proofErr w:type="spellEnd"/>
+      <w:r>
+        <w:t xml:space="preserve"> di </w:t>
+      </w:r>
+      <w:proofErr w:type="spellStart"/>
+      <w:r>
+        <w:t>atas</w:t>
+      </w:r>
+      <w:proofErr w:type="spellEnd"/>
+      <w:r>
+        <w:t xml:space="preserve">, </w:t>
+      </w:r>
+      <w:proofErr w:type="spellStart"/>
+      <w:r>
+        <w:t>objek</w:t>
+      </w:r>
+      <w:proofErr w:type="spellEnd"/>
+      <w:r>
+        <w:t xml:space="preserve"> page </w:t>
+      </w:r>
+      <w:proofErr w:type="spellStart"/>
+      <w:r>
+        <w:t>sudah</w:t>
+      </w:r>
+      <w:proofErr w:type="spellEnd"/>
+      <w:r>
+        <w:t xml:space="preserve"> </w:t>
+      </w:r>
+      <w:proofErr w:type="spellStart"/>
+      <w:r>
+        <w:t>tersedia</w:t>
+      </w:r>
+      <w:proofErr w:type="spellEnd"/>
+      <w:r>
+        <w:t xml:space="preserve"> </w:t>
+      </w:r>
+      <w:proofErr w:type="spellStart"/>
+      <w:r>
+        <w:t>secara</w:t>
+      </w:r>
+      <w:proofErr w:type="spellEnd"/>
+      <w:r>
+        <w:t xml:space="preserve"> </w:t>
+      </w:r>
+      <w:proofErr w:type="spellStart"/>
+      <w:r>
+        <w:t>otomatis</w:t>
+      </w:r>
+      <w:proofErr w:type="spellEnd"/>
+      <w:r>
+        <w:t xml:space="preserve"> </w:t>
+      </w:r>
+      <w:proofErr w:type="spellStart"/>
+      <w:r>
+        <w:t>sehingga</w:t>
+      </w:r>
+      <w:proofErr w:type="spellEnd"/>
+      <w:r>
+        <w:t xml:space="preserve"> </w:t>
+      </w:r>
+      <w:proofErr w:type="spellStart"/>
+      <w:r>
+        <w:t>kita</w:t>
+      </w:r>
+      <w:proofErr w:type="spellEnd"/>
+      <w:r>
+        <w:t xml:space="preserve"> </w:t>
+      </w:r>
+      <w:proofErr w:type="spellStart"/>
+      <w:r>
+        <w:t>tidak</w:t>
+      </w:r>
+      <w:proofErr w:type="spellEnd"/>
+      <w:r>
+        <w:t xml:space="preserve"> </w:t>
+      </w:r>
+      <w:proofErr w:type="spellStart"/>
+      <w:r>
+        <w:t>perlu</w:t>
+      </w:r>
+      <w:proofErr w:type="spellEnd"/>
+      <w:r>
+        <w:t xml:space="preserve"> </w:t>
+      </w:r>
+      <w:proofErr w:type="spellStart"/>
+      <w:r>
+        <w:t>membuat</w:t>
+      </w:r>
+      <w:proofErr w:type="spellEnd"/>
+      <w:r>
+        <w:t xml:space="preserve"> browser, context, </w:t>
+      </w:r>
+      <w:proofErr w:type="spellStart"/>
+      <w:r>
+        <w:t>maupun</w:t>
+      </w:r>
+      <w:proofErr w:type="spellEnd"/>
+      <w:r>
+        <w:t xml:space="preserve"> page </w:t>
+      </w:r>
+      <w:proofErr w:type="spellStart"/>
+      <w:r>
+        <w:t>sendiri</w:t>
+      </w:r>
+      <w:proofErr w:type="spellEnd"/>
+      <w:r>
+        <w:t>.</w:t>
+      </w:r>
+    </w:p>
+    <w:p>
+      <w:r>
+        <w:pict w14:anchorId="01BDC5E2">
+          <v:rect id="_x0000_i1104" style="width:0;height:1.5pt" o:hralign="center" o:hrstd="t" o:hr="t" fillcolor="#a0a0a0" stroked="f"/>
+        </w:pict>
+      </w:r>
+    </w:p>
+    <w:p>
+      <w:pPr>
+        <w:rPr>
+          <w:b/>
+          <w:bCs/>
+        </w:rPr>
+      </w:pPr>
+      <w:r>
+        <w:rPr>
+          <w:b/>
+          <w:bCs/>
+        </w:rPr>
+        <w:t xml:space="preserve">Apa </w:t>
+      </w:r>
+      <w:proofErr w:type="spellStart"/>
+      <w:r>
+        <w:rPr>
+          <w:b/>
+          <w:bCs/>
+        </w:rPr>
+        <w:t>itu</w:t>
+      </w:r>
+      <w:proofErr w:type="spellEnd"/>
+      <w:r>
+        <w:rPr>
+          <w:b/>
+          <w:bCs/>
+        </w:rPr>
+        <w:t xml:space="preserve"> Fixture?</w:t>
+      </w:r>
+    </w:p>
+    <w:p>
+      <w:r>
+        <w:t xml:space="preserve">Fixture </w:t>
+      </w:r>
+      <w:proofErr w:type="spellStart"/>
+      <w:r>
+        <w:t>adalah</w:t>
+      </w:r>
+      <w:proofErr w:type="spellEnd"/>
+      <w:r>
+        <w:t xml:space="preserve"> </w:t>
+      </w:r>
+      <w:proofErr w:type="spellStart"/>
+      <w:r>
+        <w:t>objek</w:t>
+      </w:r>
+      <w:proofErr w:type="spellEnd"/>
+      <w:r>
+        <w:t xml:space="preserve"> yang </w:t>
+      </w:r>
+      <w:proofErr w:type="spellStart"/>
+      <w:r>
+        <w:t>telah</w:t>
+      </w:r>
+      <w:proofErr w:type="spellEnd"/>
+      <w:r>
+        <w:t xml:space="preserve"> </w:t>
+      </w:r>
+      <w:proofErr w:type="spellStart"/>
+      <w:r>
+        <w:t>disiapkan</w:t>
+      </w:r>
+      <w:proofErr w:type="spellEnd"/>
+      <w:r>
+        <w:t xml:space="preserve"> oleh Playwright </w:t>
+      </w:r>
+      <w:proofErr w:type="spellStart"/>
+      <w:r>
+        <w:t>sebelum</w:t>
+      </w:r>
+      <w:proofErr w:type="spellEnd"/>
+      <w:r>
+        <w:t xml:space="preserve"> test </w:t>
+      </w:r>
+      <w:proofErr w:type="spellStart"/>
+      <w:r>
+        <w:t>dijalankan</w:t>
+      </w:r>
+      <w:proofErr w:type="spellEnd"/>
+      <w:r>
+        <w:t xml:space="preserve"> dan </w:t>
+      </w:r>
+      <w:proofErr w:type="spellStart"/>
+      <w:r>
+        <w:t>diberikan</w:t>
+      </w:r>
+      <w:proofErr w:type="spellEnd"/>
+      <w:r>
+        <w:t xml:space="preserve"> </w:t>
+      </w:r>
+      <w:proofErr w:type="spellStart"/>
+      <w:r>
+        <w:t>ke</w:t>
+      </w:r>
+      <w:proofErr w:type="spellEnd"/>
+      <w:r>
+        <w:t xml:space="preserve"> </w:t>
+      </w:r>
+      <w:proofErr w:type="spellStart"/>
+      <w:r>
+        <w:t>dalam</w:t>
+      </w:r>
+      <w:proofErr w:type="spellEnd"/>
+      <w:r>
+        <w:t xml:space="preserve"> </w:t>
+      </w:r>
+      <w:proofErr w:type="spellStart"/>
+      <w:r>
+        <w:t>fungsi</w:t>
+      </w:r>
+      <w:proofErr w:type="spellEnd"/>
+      <w:r>
+        <w:t xml:space="preserve"> test.</w:t>
+      </w:r>
+    </w:p>
+    <w:p>
+      <w:proofErr w:type="spellStart"/>
+      <w:r>
+        <w:t>Contohnya</w:t>
+      </w:r>
+      <w:proofErr w:type="spellEnd"/>
+      <w:r>
+        <w:t>:</w:t>
+      </w:r>
+    </w:p>
+    <w:p>
+      <w:pPr>
+        <w:numPr>
+          <w:ilvl w:val="0"/>
+          <w:numId w:val="20"/>
+        </w:numPr>
+      </w:pPr>
+      <w:r>
+        <w:t xml:space="preserve">page </w:t>
+      </w:r>
+    </w:p>
+    <w:p>
+      <w:pPr>
+        <w:numPr>
+          <w:ilvl w:val="0"/>
+          <w:numId w:val="20"/>
+        </w:numPr>
+      </w:pPr>
+      <w:r>
+        <w:t xml:space="preserve">browser </w:t>
+      </w:r>
+    </w:p>
+    <w:p>
+      <w:pPr>
+        <w:numPr>
+          <w:ilvl w:val="0"/>
+          <w:numId w:val="20"/>
+        </w:numPr>
+      </w:pPr>
+      <w:r>
+        <w:t xml:space="preserve">context </w:t>
+      </w:r>
+    </w:p>
+    <w:p>
+      <w:pPr>
+        <w:numPr>
+          <w:ilvl w:val="0"/>
+          <w:numId w:val="20"/>
+        </w:numPr>
+      </w:pPr>
+      <w:proofErr w:type="spellStart"/>
+      <w:r>
+        <w:t>browserName</w:t>
+      </w:r>
+      <w:proofErr w:type="spellEnd"/>
+      <w:r>
+        <w:t xml:space="preserve"> </w:t>
+      </w:r>
+    </w:p>
+    <w:p>
+      <w:pPr>
+        <w:numPr>
+          <w:ilvl w:val="0"/>
+          <w:numId w:val="20"/>
+        </w:numPr>
+      </w:pPr>
+      <w:r>
+        <w:t xml:space="preserve">request </w:t>
+      </w:r>
+    </w:p>
+    <w:p>
+      <w:pPr>
+        <w:numPr>
+          <w:ilvl w:val="0"/>
+          <w:numId w:val="20"/>
+        </w:numPr>
+      </w:pPr>
+      <w:proofErr w:type="spellStart"/>
+      <w:r>
+        <w:t>baseURL</w:t>
+      </w:r>
+      <w:proofErr w:type="spellEnd"/>
+      <w:r>
+        <w:t xml:space="preserve"> </w:t>
+      </w:r>
+    </w:p>
+    <w:p>
+      <w:r>
+        <w:lastRenderedPageBreak/>
+        <w:t xml:space="preserve">Fixture </w:t>
+      </w:r>
+      <w:proofErr w:type="spellStart"/>
+      <w:r>
+        <w:t>membantu</w:t>
+      </w:r>
+      <w:proofErr w:type="spellEnd"/>
+      <w:r>
+        <w:t xml:space="preserve"> developer </w:t>
+      </w:r>
+      <w:proofErr w:type="spellStart"/>
+      <w:r>
+        <w:t>fokus</w:t>
+      </w:r>
+      <w:proofErr w:type="spellEnd"/>
+      <w:r>
+        <w:t xml:space="preserve"> pada proses </w:t>
+      </w:r>
+      <w:proofErr w:type="spellStart"/>
+      <w:r>
+        <w:t>pengujian</w:t>
+      </w:r>
+      <w:proofErr w:type="spellEnd"/>
+      <w:r>
+        <w:t xml:space="preserve"> </w:t>
+      </w:r>
+      <w:proofErr w:type="spellStart"/>
+      <w:r>
+        <w:t>tanpa</w:t>
+      </w:r>
+      <w:proofErr w:type="spellEnd"/>
+      <w:r>
+        <w:t xml:space="preserve"> </w:t>
+      </w:r>
+      <w:proofErr w:type="spellStart"/>
+      <w:r>
+        <w:t>harus</w:t>
+      </w:r>
+      <w:proofErr w:type="spellEnd"/>
+      <w:r>
+        <w:t xml:space="preserve"> </w:t>
+      </w:r>
+      <w:proofErr w:type="spellStart"/>
+      <w:r>
+        <w:t>melakukan</w:t>
+      </w:r>
+      <w:proofErr w:type="spellEnd"/>
+      <w:r>
+        <w:t xml:space="preserve"> setup browser </w:t>
+      </w:r>
+      <w:proofErr w:type="spellStart"/>
+      <w:r>
+        <w:t>secara</w:t>
+      </w:r>
+      <w:proofErr w:type="spellEnd"/>
+      <w:r>
+        <w:t xml:space="preserve"> manual.</w:t>
+      </w:r>
+    </w:p>
+    <w:p>
+      <w:r>
+        <w:pict w14:anchorId="685D10AB">
+          <v:rect id="_x0000_i1105" style="width:0;height:1.5pt" o:hralign="center" o:hrstd="t" o:hr="t" fillcolor="#a0a0a0" stroked="f"/>
+        </w:pict>
+      </w:r>
+    </w:p>
+    <w:p>
+      <w:pPr>
+        <w:rPr>
+          <w:b/>
+          <w:bCs/>
+        </w:rPr>
+      </w:pPr>
+      <w:r>
+        <w:rPr>
+          <w:b/>
+          <w:bCs/>
+        </w:rPr>
+        <w:t xml:space="preserve">Cara </w:t>
+      </w:r>
+      <w:proofErr w:type="spellStart"/>
+      <w:r>
+        <w:rPr>
+          <w:b/>
+          <w:bCs/>
+        </w:rPr>
+        <w:t>Kerja</w:t>
+      </w:r>
+      <w:proofErr w:type="spellEnd"/>
+      <w:r>
+        <w:rPr>
+          <w:b/>
+          <w:bCs/>
+        </w:rPr>
+        <w:t xml:space="preserve"> Fixture</w:t>
+      </w:r>
+    </w:p>
+    <w:p>
+      <w:r>
+        <w:t xml:space="preserve">Di </w:t>
+      </w:r>
+      <w:proofErr w:type="spellStart"/>
+      <w:r>
+        <w:t>balik</w:t>
+      </w:r>
+      <w:proofErr w:type="spellEnd"/>
+      <w:r>
+        <w:t xml:space="preserve"> </w:t>
+      </w:r>
+      <w:proofErr w:type="spellStart"/>
+      <w:r>
+        <w:t>layar</w:t>
+      </w:r>
+      <w:proofErr w:type="spellEnd"/>
+      <w:r>
+        <w:t xml:space="preserve">, Playwright </w:t>
+      </w:r>
+      <w:proofErr w:type="spellStart"/>
+      <w:r>
+        <w:t>sebenarnya</w:t>
+      </w:r>
+      <w:proofErr w:type="spellEnd"/>
+      <w:r>
+        <w:t xml:space="preserve"> </w:t>
+      </w:r>
+      <w:proofErr w:type="spellStart"/>
+      <w:r>
+        <w:t>melakukan</w:t>
+      </w:r>
+      <w:proofErr w:type="spellEnd"/>
+      <w:r>
+        <w:t xml:space="preserve"> proses </w:t>
+      </w:r>
+      <w:proofErr w:type="spellStart"/>
+      <w:r>
+        <w:t>seperti</w:t>
+      </w:r>
+      <w:proofErr w:type="spellEnd"/>
+      <w:r>
+        <w:t xml:space="preserve"> </w:t>
+      </w:r>
+      <w:proofErr w:type="spellStart"/>
+      <w:r>
+        <w:t>berikut</w:t>
+      </w:r>
+      <w:proofErr w:type="spellEnd"/>
+      <w:r>
+        <w:t>:</w:t>
+      </w:r>
+    </w:p>
+    <w:p>
+      <w:r>
+        <w:t>Browser</w:t>
+      </w:r>
+    </w:p>
+    <w:p>
+      <w:r>
+        <w:t xml:space="preserve">   │</w:t>
+      </w:r>
+    </w:p>
+    <w:p>
+      <w:r>
+        <w:t xml:space="preserve">   </w:t>
+      </w:r>
+      <w:r>
+        <w:rPr>
+          <w:rFonts w:ascii="Arial" w:hAnsi="Arial" w:cs="Arial"/>
+        </w:rPr>
+        <w:t>▼</w:t>
+      </w:r>
+    </w:p>
+    <w:p>
+      <w:r>
+        <w:t>Browser Context</w:t>
+      </w:r>
+    </w:p>
+    <w:p>
+      <w:r>
+        <w:t xml:space="preserve">   │</w:t>
+      </w:r>
+    </w:p>
+    <w:p>
+      <w:r>
+        <w:t xml:space="preserve">   </w:t>
+      </w:r>
+      <w:r>
+        <w:rPr>
+          <w:rFonts w:ascii="Arial" w:hAnsi="Arial" w:cs="Arial"/>
+        </w:rPr>
+        <w:t>▼</w:t>
+      </w:r>
+    </w:p>
+    <w:p>
+      <w:r>
+        <w:t>Page</w:t>
+      </w:r>
+    </w:p>
+    <w:p>
+      <w:r>
+        <w:t xml:space="preserve">   │</w:t>
+      </w:r>
+    </w:p>
+    <w:p>
+      <w:r>
+        <w:t xml:space="preserve">   </w:t>
+      </w:r>
+      <w:r>
+        <w:rPr>
+          <w:rFonts w:ascii="Arial" w:hAnsi="Arial" w:cs="Arial"/>
+        </w:rPr>
+        <w:t>▼</w:t>
+      </w:r>
+    </w:p>
+    <w:p>
+      <w:proofErr w:type="spellStart"/>
+      <w:r>
+        <w:t>Diberikan</w:t>
+      </w:r>
+      <w:proofErr w:type="spellEnd"/>
+      <w:r>
+        <w:t xml:space="preserve"> </w:t>
+      </w:r>
+      <w:proofErr w:type="spellStart"/>
+      <w:r>
+        <w:t>ke</w:t>
+      </w:r>
+      <w:proofErr w:type="spellEnd"/>
+      <w:r>
+        <w:t xml:space="preserve"> </w:t>
+      </w:r>
+      <w:proofErr w:type="spellStart"/>
+      <w:r>
+        <w:t>dalam</w:t>
+      </w:r>
+      <w:proofErr w:type="spellEnd"/>
+      <w:r>
+        <w:t xml:space="preserve"> test</w:t>
+      </w:r>
+    </w:p>
+    <w:p>
+      <w:proofErr w:type="spellStart"/>
+      <w:r>
+        <w:t>Sehingga</w:t>
+      </w:r>
+      <w:proofErr w:type="spellEnd"/>
+      <w:r>
+        <w:t xml:space="preserve"> </w:t>
+      </w:r>
+      <w:proofErr w:type="spellStart"/>
+      <w:r>
+        <w:t>ketika</w:t>
+      </w:r>
+      <w:proofErr w:type="spellEnd"/>
+      <w:r>
+        <w:t xml:space="preserve"> </w:t>
+      </w:r>
+      <w:proofErr w:type="spellStart"/>
+      <w:r>
+        <w:t>menulis</w:t>
+      </w:r>
+      <w:proofErr w:type="spellEnd"/>
+      <w:r>
+        <w:t>:</w:t>
+      </w:r>
+    </w:p>
+    <w:p>
+      <w:proofErr w:type="gramStart"/>
+      <w:r>
+        <w:t>test(</w:t>
+      </w:r>
+      <w:proofErr w:type="gramEnd"/>
+      <w:r>
+        <w:t xml:space="preserve">"Google", async </w:t>
+      </w:r>
+      <w:proofErr w:type="gramStart"/>
+      <w:r>
+        <w:t>({ page</w:t>
+      </w:r>
+      <w:proofErr w:type="gramEnd"/>
+      <w:r>
+        <w:t xml:space="preserve"> }) =&gt; {</w:t>
+      </w:r>
+    </w:p>
+    <w:p>
+      <w:r>
+        <w:t xml:space="preserve">Playwright </w:t>
+      </w:r>
+      <w:proofErr w:type="spellStart"/>
+      <w:r>
+        <w:t>sebenarnya</w:t>
+      </w:r>
+      <w:proofErr w:type="spellEnd"/>
+      <w:r>
+        <w:t xml:space="preserve"> </w:t>
+      </w:r>
+      <w:proofErr w:type="spellStart"/>
+      <w:r>
+        <w:t>sudah</w:t>
+      </w:r>
+      <w:proofErr w:type="spellEnd"/>
+      <w:r>
+        <w:t xml:space="preserve"> </w:t>
+      </w:r>
+      <w:proofErr w:type="spellStart"/>
+      <w:r>
+        <w:t>membuat</w:t>
+      </w:r>
+      <w:proofErr w:type="spellEnd"/>
+      <w:r>
+        <w:t xml:space="preserve"> Browser, Browser Context, dan Page </w:t>
+      </w:r>
+      <w:proofErr w:type="spellStart"/>
+      <w:r>
+        <w:t>secara</w:t>
+      </w:r>
+      <w:proofErr w:type="spellEnd"/>
+      <w:r>
+        <w:t xml:space="preserve"> </w:t>
+      </w:r>
+      <w:proofErr w:type="spellStart"/>
+      <w:r>
+        <w:t>otomatis</w:t>
+      </w:r>
+      <w:proofErr w:type="spellEnd"/>
+      <w:r>
+        <w:t>.</w:t>
+      </w:r>
+    </w:p>
+    <w:p>
+      <w:r>
+        <w:pict w14:anchorId="55555859">
+          <v:rect id="_x0000_i1106" style="width:0;height:1.5pt" o:hralign="center" o:hrstd="t" o:hr="t" fillcolor="#a0a0a0" stroked="f"/>
+        </w:pict>
+      </w:r>
+    </w:p>
+    <w:p>
+      <w:pPr>
+        <w:rPr>
+          <w:b/>
+          <w:bCs/>
+        </w:rPr>
+      </w:pPr>
+      <w:r>
+        <w:rPr>
+          <w:b/>
+          <w:bCs/>
+        </w:rPr>
+        <w:t xml:space="preserve">Fixture yang </w:t>
+      </w:r>
+      <w:proofErr w:type="spellStart"/>
+      <w:r>
+        <w:rPr>
+          <w:b/>
+          <w:bCs/>
+        </w:rPr>
+        <w:t>Dipelajari</w:t>
+      </w:r>
+      <w:proofErr w:type="spellEnd"/>
+    </w:p>
+    <w:p>
+      <w:pPr>
+        <w:rPr>
+          <w:b/>
+          <w:bCs/>
+        </w:rPr>
+      </w:pPr>
+      <w:r>
+        <w:rPr>
+          <w:b/>
+          <w:bCs/>
+        </w:rPr>
+        <w:t>1. page</w:t>
+      </w:r>
+    </w:p>
+    <w:p>
+      <w:proofErr w:type="spellStart"/>
+      <w:r>
+        <w:t>Digunakan</w:t>
+      </w:r>
+      <w:proofErr w:type="spellEnd"/>
+      <w:r>
+        <w:t xml:space="preserve"> </w:t>
+      </w:r>
+      <w:proofErr w:type="spellStart"/>
+      <w:r>
+        <w:t>untuk</w:t>
+      </w:r>
+      <w:proofErr w:type="spellEnd"/>
+      <w:r>
+        <w:t xml:space="preserve"> </w:t>
+      </w:r>
+      <w:proofErr w:type="spellStart"/>
+      <w:r>
+        <w:t>melakukan</w:t>
+      </w:r>
+      <w:proofErr w:type="spellEnd"/>
+      <w:r>
+        <w:t xml:space="preserve"> </w:t>
+      </w:r>
+      <w:proofErr w:type="spellStart"/>
+      <w:r>
+        <w:t>seluruh</w:t>
+      </w:r>
+      <w:proofErr w:type="spellEnd"/>
+      <w:r>
+        <w:t xml:space="preserve"> </w:t>
+      </w:r>
+      <w:proofErr w:type="spellStart"/>
+      <w:r>
+        <w:t>interaksi</w:t>
+      </w:r>
+      <w:proofErr w:type="spellEnd"/>
+      <w:r>
+        <w:t xml:space="preserve"> </w:t>
+      </w:r>
+      <w:proofErr w:type="spellStart"/>
+      <w:r>
+        <w:t>dengan</w:t>
+      </w:r>
+      <w:proofErr w:type="spellEnd"/>
+      <w:r>
+        <w:t xml:space="preserve"> </w:t>
+      </w:r>
+      <w:proofErr w:type="spellStart"/>
+      <w:r>
+        <w:t>halaman</w:t>
+      </w:r>
+      <w:proofErr w:type="spellEnd"/>
+      <w:r>
+        <w:t xml:space="preserve"> web.</w:t>
+      </w:r>
+    </w:p>
+    <w:p>
+      <w:proofErr w:type="spellStart"/>
+      <w:r>
+        <w:t>Contoh</w:t>
+      </w:r>
+      <w:proofErr w:type="spellEnd"/>
+      <w:r>
+        <w:t>:</w:t>
+      </w:r>
+    </w:p>
+    <w:p>
+      <w:r>
+        <w:t xml:space="preserve">await </w:t>
+      </w:r>
+      <w:proofErr w:type="spellStart"/>
+      <w:proofErr w:type="gramStart"/>
+      <w:r>
+        <w:t>page.goto</w:t>
+      </w:r>
+      <w:proofErr w:type="spellEnd"/>
+      <w:proofErr w:type="gramEnd"/>
+      <w:r>
+        <w:t>("https://www.google.com");</w:t>
+      </w:r>
+    </w:p>
+    <w:p>
+      <w:r>
+        <w:t xml:space="preserve">await </w:t>
+      </w:r>
+      <w:proofErr w:type="spellStart"/>
+      <w:proofErr w:type="gramStart"/>
+      <w:r>
+        <w:t>page.click</w:t>
+      </w:r>
+      <w:proofErr w:type="spellEnd"/>
+      <w:proofErr w:type="gramEnd"/>
+      <w:r>
+        <w:t>(...);</w:t>
+      </w:r>
+    </w:p>
+    <w:p>
+      <w:r>
+        <w:t xml:space="preserve">await </w:t>
+      </w:r>
+      <w:proofErr w:type="spellStart"/>
+      <w:proofErr w:type="gramStart"/>
+      <w:r>
+        <w:t>page.fill</w:t>
+      </w:r>
+      <w:proofErr w:type="spellEnd"/>
+      <w:proofErr w:type="gramEnd"/>
+      <w:r>
+        <w:t>(...);</w:t>
+      </w:r>
+    </w:p>
+    <w:p>
+      <w:r>
+        <w:lastRenderedPageBreak/>
+        <w:pict w14:anchorId="462B3236">
+          <v:rect id="_x0000_i1107" style="width:0;height:1.5pt" o:hralign="center" o:hrstd="t" o:hr="t" fillcolor="#a0a0a0" stroked="f"/>
+        </w:pict>
+      </w:r>
+    </w:p>
+    <w:p>
+      <w:pPr>
+        <w:rPr>
+          <w:b/>
+          <w:bCs/>
+        </w:rPr>
+      </w:pPr>
+      <w:r>
+        <w:rPr>
+          <w:b/>
+          <w:bCs/>
+        </w:rPr>
+        <w:t xml:space="preserve">2. </w:t>
+      </w:r>
+      <w:proofErr w:type="spellStart"/>
+      <w:r>
+        <w:rPr>
+          <w:b/>
+          <w:bCs/>
+        </w:rPr>
+        <w:t>browserName</w:t>
+      </w:r>
+      <w:proofErr w:type="spellEnd"/>
+    </w:p>
+    <w:p>
+      <w:proofErr w:type="spellStart"/>
+      <w:r>
+        <w:t>Digunakan</w:t>
+      </w:r>
+      <w:proofErr w:type="spellEnd"/>
+      <w:r>
+        <w:t xml:space="preserve"> </w:t>
+      </w:r>
+      <w:proofErr w:type="spellStart"/>
+      <w:r>
+        <w:t>untuk</w:t>
+      </w:r>
+      <w:proofErr w:type="spellEnd"/>
+      <w:r>
+        <w:t xml:space="preserve"> </w:t>
+      </w:r>
+      <w:proofErr w:type="spellStart"/>
+      <w:r>
+        <w:t>mengetahui</w:t>
+      </w:r>
+      <w:proofErr w:type="spellEnd"/>
+      <w:r>
+        <w:t xml:space="preserve"> browser yang </w:t>
+      </w:r>
+      <w:proofErr w:type="spellStart"/>
+      <w:r>
+        <w:t>sedang</w:t>
+      </w:r>
+      <w:proofErr w:type="spellEnd"/>
+      <w:r>
+        <w:t xml:space="preserve"> </w:t>
+      </w:r>
+      <w:proofErr w:type="spellStart"/>
+      <w:r>
+        <w:t>digunakan</w:t>
+      </w:r>
+      <w:proofErr w:type="spellEnd"/>
+      <w:r>
+        <w:t xml:space="preserve"> </w:t>
+      </w:r>
+      <w:proofErr w:type="spellStart"/>
+      <w:r>
+        <w:t>saat</w:t>
+      </w:r>
+      <w:proofErr w:type="spellEnd"/>
+      <w:r>
+        <w:t xml:space="preserve"> </w:t>
+      </w:r>
+      <w:proofErr w:type="spellStart"/>
+      <w:r>
+        <w:t>menjalankan</w:t>
+      </w:r>
+      <w:proofErr w:type="spellEnd"/>
+      <w:r>
+        <w:t xml:space="preserve"> test.</w:t>
+      </w:r>
+    </w:p>
+    <w:p>
+      <w:proofErr w:type="spellStart"/>
+      <w:r>
+        <w:t>Contoh</w:t>
+      </w:r>
+      <w:proofErr w:type="spellEnd"/>
+      <w:r>
+        <w:t>:</w:t>
+      </w:r>
+    </w:p>
+    <w:p>
+      <w:proofErr w:type="gramStart"/>
+      <w:r>
+        <w:t>test(</w:t>
+      </w:r>
+      <w:proofErr w:type="gramEnd"/>
+      <w:r>
+        <w:t xml:space="preserve">"Browser", async </w:t>
+      </w:r>
+      <w:proofErr w:type="gramStart"/>
+      <w:r>
+        <w:t xml:space="preserve">({ </w:t>
+      </w:r>
+      <w:proofErr w:type="spellStart"/>
+      <w:r>
+        <w:t>browserName</w:t>
+      </w:r>
+      <w:proofErr w:type="spellEnd"/>
+      <w:proofErr w:type="gramEnd"/>
+      <w:r>
+        <w:t xml:space="preserve"> }) =&gt; {</w:t>
+      </w:r>
+    </w:p>
+    <w:p>
+      <w:r>
+        <w:t xml:space="preserve">  console.log(</w:t>
+      </w:r>
+      <w:proofErr w:type="spellStart"/>
+      <w:r>
+        <w:t>browserName</w:t>
+      </w:r>
+      <w:proofErr w:type="spellEnd"/>
+      <w:r>
+        <w:t>);</w:t>
+      </w:r>
+    </w:p>
+    <w:p>
+      <w:r>
+        <w:t>});</w:t>
+      </w:r>
+    </w:p>
+    <w:p>
+      <w:r>
+        <w:t>Output:</w:t>
+      </w:r>
+    </w:p>
+    <w:p>
+      <w:proofErr w:type="spellStart"/>
+      <w:r>
+        <w:t>firefox</w:t>
+      </w:r>
+      <w:proofErr w:type="spellEnd"/>
+    </w:p>
+    <w:p>
+      <w:proofErr w:type="spellStart"/>
+      <w:r>
+        <w:t>atau</w:t>
+      </w:r>
+      <w:proofErr w:type="spellEnd"/>
+    </w:p>
+    <w:p>
+      <w:r>
+        <w:t>chromium</w:t>
+      </w:r>
+    </w:p>
+    <w:p>
+      <w:proofErr w:type="spellStart"/>
+      <w:r>
+        <w:t>sesuai</w:t>
+      </w:r>
+      <w:proofErr w:type="spellEnd"/>
+      <w:r>
+        <w:t xml:space="preserve"> browser yang </w:t>
+      </w:r>
+      <w:proofErr w:type="spellStart"/>
+      <w:r>
+        <w:t>dijalankan</w:t>
+      </w:r>
+      <w:proofErr w:type="spellEnd"/>
+      <w:r>
+        <w:t>.</w:t>
+      </w:r>
+    </w:p>
+    <w:p>
+      <w:r>
+        <w:pict w14:anchorId="02322055">
+          <v:rect id="_x0000_i1108" style="width:0;height:1.5pt" o:hralign="center" o:hrstd="t" o:hr="t" fillcolor="#a0a0a0" stroked="f"/>
+        </w:pict>
+      </w:r>
+    </w:p>
+    <w:p>
+      <w:pPr>
+        <w:rPr>
+          <w:b/>
+          <w:bCs/>
+        </w:rPr>
+      </w:pPr>
+      <w:proofErr w:type="spellStart"/>
+      <w:r>
+        <w:rPr>
+          <w:b/>
+          <w:bCs/>
+        </w:rPr>
+        <w:t>Perbedaan</w:t>
+      </w:r>
+      <w:proofErr w:type="spellEnd"/>
+      <w:r>
+        <w:rPr>
+          <w:b/>
+          <w:bCs/>
+        </w:rPr>
+        <w:t xml:space="preserve"> Hook dan Fixture</w:t>
+      </w:r>
+    </w:p>
+    <w:tbl>
+      <w:tblPr>
+        <w:tblW w:w="0" w:type="auto"/>
+        <w:tblCellSpacing w:w="15" w:type="dxa"/>
+        <w:tblCellMar>
+          <w:top w:w="15" w:type="dxa"/>
+          <w:left w:w="15" w:type="dxa"/>
+          <w:bottom w:w="15" w:type="dxa"/>
+          <w:right w:w="15" w:type="dxa"/>
+        </w:tblCellMar>
+        <w:tblLook w:val="04A0" w:firstRow="1" w:lastRow="0" w:firstColumn="1" w:lastColumn="0" w:noHBand="0" w:noVBand="1"/>
+      </w:tblPr>
+      <w:tblGrid>
+        <w:gridCol w:w="4274"/>
+        <w:gridCol w:w="5086"/>
+      </w:tblGrid>
+      <w:tr>
+        <w:trPr>
+          <w:tblHeader/>
+          <w:tblCellSpacing w:w="15" w:type="dxa"/>
+        </w:trPr>
+        <w:tc>
+          <w:tcPr>
+            <w:tcW w:w="0" w:type="auto"/>
+            <w:vAlign w:val="center"/>
+            <w:hideMark/>
+          </w:tcPr>
+          <w:p>
+            <w:pPr>
+              <w:rPr>
+                <w:b/>
+                <w:bCs/>
+              </w:rPr>
+            </w:pPr>
+            <w:r>
+              <w:rPr>
+                <w:b/>
+                <w:bCs/>
+              </w:rPr>
+              <w:t>Hook</w:t>
+            </w:r>
+          </w:p>
+        </w:tc>
+        <w:tc>
+          <w:tcPr>
+            <w:tcW w:w="0" w:type="auto"/>
+            <w:vAlign w:val="center"/>
+            <w:hideMark/>
+          </w:tcPr>
+          <w:p>
+            <w:pPr>
+              <w:rPr>
+                <w:b/>
+                <w:bCs/>
+              </w:rPr>
+            </w:pPr>
+            <w:r>
+              <w:rPr>
+                <w:b/>
+                <w:bCs/>
+              </w:rPr>
+              <w:t>Fixture</w:t>
+            </w:r>
+          </w:p>
+        </w:tc>
+      </w:tr>
+      <w:tr>
+        <w:trPr>
+          <w:tblCellSpacing w:w="15" w:type="dxa"/>
+        </w:trPr>
+        <w:tc>
+          <w:tcPr>
+            <w:tcW w:w="0" w:type="auto"/>
+            <w:vAlign w:val="center"/>
+            <w:hideMark/>
+          </w:tcPr>
+          <w:p>
+            <w:proofErr w:type="spellStart"/>
+            <w:r>
+              <w:t>Menentukan</w:t>
+            </w:r>
+            <w:proofErr w:type="spellEnd"/>
+            <w:r>
+              <w:t xml:space="preserve"> </w:t>
+            </w:r>
+            <w:proofErr w:type="spellStart"/>
+            <w:r>
+              <w:t>kapan</w:t>
+            </w:r>
+            <w:proofErr w:type="spellEnd"/>
+            <w:r>
+              <w:t xml:space="preserve"> </w:t>
+            </w:r>
+            <w:proofErr w:type="spellStart"/>
+            <w:r>
+              <w:t>kode</w:t>
+            </w:r>
+            <w:proofErr w:type="spellEnd"/>
+            <w:r>
+              <w:t xml:space="preserve"> </w:t>
+            </w:r>
+            <w:proofErr w:type="spellStart"/>
+            <w:r>
+              <w:t>dijalankan</w:t>
+            </w:r>
+            <w:proofErr w:type="spellEnd"/>
+          </w:p>
+        </w:tc>
+        <w:tc>
+          <w:tcPr>
+            <w:tcW w:w="0" w:type="auto"/>
+            <w:vAlign w:val="center"/>
+            <w:hideMark/>
+          </w:tcPr>
+          <w:p>
+            <w:proofErr w:type="spellStart"/>
+            <w:r>
+              <w:t>Menyediakan</w:t>
+            </w:r>
+            <w:proofErr w:type="spellEnd"/>
+            <w:r>
+              <w:t xml:space="preserve"> </w:t>
+            </w:r>
+            <w:proofErr w:type="spellStart"/>
+            <w:r>
+              <w:t>objek</w:t>
+            </w:r>
+            <w:proofErr w:type="spellEnd"/>
+            <w:r>
+              <w:t xml:space="preserve"> </w:t>
+            </w:r>
+            <w:proofErr w:type="spellStart"/>
+            <w:r>
+              <w:t>untuk</w:t>
+            </w:r>
+            <w:proofErr w:type="spellEnd"/>
+            <w:r>
+              <w:t xml:space="preserve"> test</w:t>
+            </w:r>
+          </w:p>
+        </w:tc>
+      </w:tr>
+      <w:tr>
+        <w:trPr>
+          <w:tblCellSpacing w:w="15" w:type="dxa"/>
+        </w:trPr>
+        <w:tc>
+          <w:tcPr>
+            <w:tcW w:w="0" w:type="auto"/>
+            <w:vAlign w:val="center"/>
+            <w:hideMark/>
+          </w:tcPr>
+          <w:p>
+            <w:proofErr w:type="spellStart"/>
+            <w:proofErr w:type="gramStart"/>
+            <w:r>
+              <w:t>beforeEach</w:t>
+            </w:r>
+            <w:proofErr w:type="spellEnd"/>
+            <w:r>
+              <w:t>(</w:t>
+            </w:r>
+            <w:proofErr w:type="gramEnd"/>
+            <w:r>
+              <w:t xml:space="preserve">), </w:t>
+            </w:r>
+            <w:proofErr w:type="spellStart"/>
+            <w:proofErr w:type="gramStart"/>
+            <w:r>
+              <w:t>afterEach</w:t>
+            </w:r>
+            <w:proofErr w:type="spellEnd"/>
+            <w:r>
+              <w:t>(</w:t>
+            </w:r>
+            <w:proofErr w:type="gramEnd"/>
+            <w:r>
+              <w:t xml:space="preserve">), </w:t>
+            </w:r>
+            <w:proofErr w:type="spellStart"/>
+            <w:proofErr w:type="gramStart"/>
+            <w:r>
+              <w:t>beforeAll</w:t>
+            </w:r>
+            <w:proofErr w:type="spellEnd"/>
+            <w:r>
+              <w:t>(</w:t>
+            </w:r>
+            <w:proofErr w:type="gramEnd"/>
+            <w:r>
+              <w:t xml:space="preserve">), </w:t>
+            </w:r>
+            <w:proofErr w:type="spellStart"/>
+            <w:proofErr w:type="gramStart"/>
+            <w:r>
+              <w:t>afterAll</w:t>
+            </w:r>
+            <w:proofErr w:type="spellEnd"/>
+            <w:r>
+              <w:t>(</w:t>
+            </w:r>
+            <w:proofErr w:type="gramEnd"/>
+            <w:r>
+              <w:t>)</w:t>
+            </w:r>
+          </w:p>
+        </w:tc>
+        <w:tc>
+          <w:tcPr>
+            <w:tcW w:w="0" w:type="auto"/>
+            <w:vAlign w:val="center"/>
+            <w:hideMark/>
+          </w:tcPr>
+          <w:p>
+            <w:r>
+              <w:t xml:space="preserve">page, browser, context, </w:t>
+            </w:r>
+            <w:proofErr w:type="spellStart"/>
+            <w:r>
+              <w:t>browserName</w:t>
+            </w:r>
+            <w:proofErr w:type="spellEnd"/>
+            <w:r>
+              <w:t>, request</w:t>
+            </w:r>
+          </w:p>
+        </w:tc>
+      </w:tr>
+      <w:tr>
+        <w:trPr>
+          <w:tblCellSpacing w:w="15" w:type="dxa"/>
+        </w:trPr>
+        <w:tc>
+          <w:tcPr>
+            <w:tcW w:w="0" w:type="auto"/>
+            <w:vAlign w:val="center"/>
+            <w:hideMark/>
+          </w:tcPr>
+          <w:p>
+            <w:proofErr w:type="spellStart"/>
+            <w:r>
+              <w:t>Berhubungan</w:t>
+            </w:r>
+            <w:proofErr w:type="spellEnd"/>
+            <w:r>
+              <w:t xml:space="preserve"> </w:t>
+            </w:r>
+            <w:proofErr w:type="spellStart"/>
+            <w:r>
+              <w:t>dengan</w:t>
+            </w:r>
+            <w:proofErr w:type="spellEnd"/>
+            <w:r>
+              <w:t xml:space="preserve"> </w:t>
+            </w:r>
+            <w:proofErr w:type="spellStart"/>
+            <w:r>
+              <w:t>alur</w:t>
+            </w:r>
+            <w:proofErr w:type="spellEnd"/>
+            <w:r>
+              <w:t xml:space="preserve"> </w:t>
+            </w:r>
+            <w:proofErr w:type="spellStart"/>
+            <w:r>
+              <w:t>eksekusi</w:t>
+            </w:r>
+            <w:proofErr w:type="spellEnd"/>
+          </w:p>
+        </w:tc>
+        <w:tc>
+          <w:tcPr>
+            <w:tcW w:w="0" w:type="auto"/>
+            <w:vAlign w:val="center"/>
+            <w:hideMark/>
+          </w:tcPr>
+          <w:p>
+            <w:proofErr w:type="spellStart"/>
+            <w:r>
+              <w:t>Berhubungan</w:t>
+            </w:r>
+            <w:proofErr w:type="spellEnd"/>
+            <w:r>
+              <w:t xml:space="preserve"> </w:t>
+            </w:r>
+            <w:proofErr w:type="spellStart"/>
+            <w:r>
+              <w:t>dengan</w:t>
+            </w:r>
+            <w:proofErr w:type="spellEnd"/>
+            <w:r>
+              <w:t xml:space="preserve"> </w:t>
+            </w:r>
+            <w:proofErr w:type="spellStart"/>
+            <w:r>
+              <w:t>objek</w:t>
+            </w:r>
+            <w:proofErr w:type="spellEnd"/>
+            <w:r>
+              <w:t xml:space="preserve"> yang </w:t>
+            </w:r>
+            <w:proofErr w:type="spellStart"/>
+            <w:r>
+              <w:t>digunakan</w:t>
+            </w:r>
+            <w:proofErr w:type="spellEnd"/>
+            <w:r>
+              <w:t xml:space="preserve"> </w:t>
+            </w:r>
+            <w:proofErr w:type="spellStart"/>
+            <w:r>
+              <w:t>selama</w:t>
+            </w:r>
+            <w:proofErr w:type="spellEnd"/>
+            <w:r>
+              <w:t xml:space="preserve"> test</w:t>
+            </w:r>
+          </w:p>
+        </w:tc>
+      </w:tr>
+    </w:tbl>
+    <w:p>
+      <w:r>
+        <w:pict w14:anchorId="580F00C5">
+          <v:rect id="_x0000_i1109" style="width:0;height:1.5pt" o:hralign="center" o:hrstd="t" o:hr="t" fillcolor="#a0a0a0" stroked="f"/>
+        </w:pict>
+      </w:r>
+    </w:p>
+    <w:p>
+      <w:pPr>
+        <w:rPr>
+          <w:b/>
+          <w:bCs/>
+        </w:rPr>
+      </w:pPr>
+      <w:proofErr w:type="spellStart"/>
+      <w:r>
+        <w:rPr>
+          <w:b/>
+          <w:bCs/>
+        </w:rPr>
+        <w:t>Analogi</w:t>
+      </w:r>
+      <w:proofErr w:type="spellEnd"/>
+    </w:p>
+    <w:p>
+      <w:r>
+        <w:t>Hook:</w:t>
+      </w:r>
+    </w:p>
+    <w:p>
+      <w:proofErr w:type="spellStart"/>
+      <w:r>
+        <w:t>Menentukan</w:t>
+      </w:r>
+      <w:proofErr w:type="spellEnd"/>
+      <w:r>
+        <w:t xml:space="preserve"> </w:t>
+      </w:r>
+      <w:proofErr w:type="spellStart"/>
+      <w:r>
+        <w:rPr>
+          <w:b/>
+          <w:bCs/>
+        </w:rPr>
+        <w:t>kapan</w:t>
+      </w:r>
+      <w:proofErr w:type="spellEnd"/>
+      <w:r>
+        <w:t xml:space="preserve"> </w:t>
+      </w:r>
+      <w:proofErr w:type="spellStart"/>
+      <w:r>
+        <w:t>suatu</w:t>
+      </w:r>
+      <w:proofErr w:type="spellEnd"/>
+      <w:r>
+        <w:t xml:space="preserve"> </w:t>
+      </w:r>
+      <w:proofErr w:type="spellStart"/>
+      <w:r>
+        <w:t>aktivitas</w:t>
+      </w:r>
+      <w:proofErr w:type="spellEnd"/>
+      <w:r>
+        <w:t xml:space="preserve"> </w:t>
+      </w:r>
+      <w:proofErr w:type="spellStart"/>
+      <w:r>
+        <w:t>dilakukan</w:t>
+      </w:r>
+      <w:proofErr w:type="spellEnd"/>
+      <w:r>
+        <w:t>.</w:t>
+      </w:r>
+    </w:p>
+    <w:p>
+      <w:r>
+        <w:t>Fixture:</w:t>
+      </w:r>
+    </w:p>
+    <w:p>
+      <w:proofErr w:type="spellStart"/>
+      <w:r>
+        <w:t>Menentukan</w:t>
+      </w:r>
+      <w:proofErr w:type="spellEnd"/>
+      <w:r>
+        <w:t xml:space="preserve"> </w:t>
+      </w:r>
+      <w:proofErr w:type="spellStart"/>
+      <w:r>
+        <w:rPr>
+          <w:b/>
+          <w:bCs/>
+        </w:rPr>
+        <w:t>alat</w:t>
+      </w:r>
+      <w:proofErr w:type="spellEnd"/>
+      <w:r>
+        <w:t xml:space="preserve"> </w:t>
+      </w:r>
+      <w:proofErr w:type="spellStart"/>
+      <w:r>
+        <w:t>atau</w:t>
+      </w:r>
+      <w:proofErr w:type="spellEnd"/>
+      <w:r>
+        <w:t xml:space="preserve"> </w:t>
+      </w:r>
+      <w:proofErr w:type="spellStart"/>
+      <w:r>
+        <w:t>objek</w:t>
+      </w:r>
+      <w:proofErr w:type="spellEnd"/>
+      <w:r>
+        <w:t xml:space="preserve"> yang </w:t>
+      </w:r>
+      <w:proofErr w:type="spellStart"/>
+      <w:r>
+        <w:t>digunakan</w:t>
+      </w:r>
+      <w:proofErr w:type="spellEnd"/>
+      <w:r>
+        <w:t xml:space="preserve"> </w:t>
+      </w:r>
+      <w:proofErr w:type="spellStart"/>
+      <w:r>
+        <w:t>untuk</w:t>
+      </w:r>
+      <w:proofErr w:type="spellEnd"/>
+      <w:r>
+        <w:t xml:space="preserve"> </w:t>
+      </w:r>
+      <w:proofErr w:type="spellStart"/>
+      <w:r>
+        <w:t>melakukan</w:t>
+      </w:r>
+      <w:proofErr w:type="spellEnd"/>
+      <w:r>
+        <w:t xml:space="preserve"> </w:t>
+      </w:r>
+      <w:proofErr w:type="spellStart"/>
+      <w:r>
+        <w:t>aktivitas</w:t>
+      </w:r>
+      <w:proofErr w:type="spellEnd"/>
+      <w:r>
+        <w:t xml:space="preserve"> </w:t>
+      </w:r>
+      <w:proofErr w:type="spellStart"/>
+      <w:r>
+        <w:t>tersebut</w:t>
+      </w:r>
+      <w:proofErr w:type="spellEnd"/>
+      <w:r>
+        <w:t>.</w:t>
+      </w:r>
+    </w:p>
+    <w:p>
+      <w:proofErr w:type="spellStart"/>
+      <w:r>
+        <w:lastRenderedPageBreak/>
+        <w:t>Contoh</w:t>
+      </w:r>
+      <w:proofErr w:type="spellEnd"/>
+      <w:r>
+        <w:t xml:space="preserve"> </w:t>
+      </w:r>
+      <w:proofErr w:type="spellStart"/>
+      <w:r>
+        <w:t>sederhana</w:t>
+      </w:r>
+      <w:proofErr w:type="spellEnd"/>
+      <w:r>
+        <w:t>:</w:t>
+      </w:r>
+    </w:p>
+    <w:p>
+      <w:pPr>
+        <w:numPr>
+          <w:ilvl w:val="0"/>
+          <w:numId w:val="21"/>
+        </w:numPr>
+      </w:pPr>
+      <w:r>
+        <w:t xml:space="preserve">Hook = Jadwal </w:t>
+      </w:r>
+      <w:proofErr w:type="spellStart"/>
+      <w:r>
+        <w:t>kapan</w:t>
+      </w:r>
+      <w:proofErr w:type="spellEnd"/>
+      <w:r>
+        <w:t xml:space="preserve"> </w:t>
+      </w:r>
+      <w:proofErr w:type="spellStart"/>
+      <w:r>
+        <w:t>mulai</w:t>
+      </w:r>
+      <w:proofErr w:type="spellEnd"/>
+      <w:r>
+        <w:t xml:space="preserve"> </w:t>
+      </w:r>
+      <w:proofErr w:type="spellStart"/>
+      <w:r>
+        <w:t>bekerja</w:t>
+      </w:r>
+      <w:proofErr w:type="spellEnd"/>
+      <w:r>
+        <w:t xml:space="preserve">. </w:t>
+      </w:r>
+    </w:p>
+    <w:p>
+      <w:pPr>
+        <w:numPr>
+          <w:ilvl w:val="0"/>
+          <w:numId w:val="21"/>
+        </w:numPr>
+      </w:pPr>
+      <w:r>
+        <w:t xml:space="preserve">Fixture = Laptop yang </w:t>
+      </w:r>
+      <w:proofErr w:type="spellStart"/>
+      <w:r>
+        <w:t>digunakan</w:t>
+      </w:r>
+      <w:proofErr w:type="spellEnd"/>
+      <w:r>
+        <w:t xml:space="preserve"> </w:t>
+      </w:r>
+      <w:proofErr w:type="spellStart"/>
+      <w:r>
+        <w:t>untuk</w:t>
+      </w:r>
+      <w:proofErr w:type="spellEnd"/>
+      <w:r>
+        <w:t xml:space="preserve"> </w:t>
+      </w:r>
+      <w:proofErr w:type="spellStart"/>
+      <w:r>
+        <w:t>bekerja</w:t>
+      </w:r>
+      <w:proofErr w:type="spellEnd"/>
+      <w:r>
+        <w:t xml:space="preserve">. </w:t>
+      </w:r>
+    </w:p>
+    <w:p>
+      <w:r>
+        <w:pict w14:anchorId="529D5FA2">
+          <v:rect id="_x0000_i1110" style="width:0;height:1.5pt" o:hralign="center" o:hrstd="t" o:hr="t" fillcolor="#a0a0a0" stroked="f"/>
+        </w:pict>
+      </w:r>
+    </w:p>
+    <w:p>
+      <w:pPr>
+        <w:rPr>
+          <w:b/>
+          <w:bCs/>
+        </w:rPr>
+      </w:pPr>
+      <w:proofErr w:type="spellStart"/>
+      <w:r>
+        <w:rPr>
+          <w:b/>
+          <w:bCs/>
+        </w:rPr>
+        <w:t>Contoh</w:t>
+      </w:r>
+      <w:proofErr w:type="spellEnd"/>
+      <w:r>
+        <w:rPr>
+          <w:b/>
+          <w:bCs/>
+        </w:rPr>
+        <w:t xml:space="preserve"> </w:t>
+      </w:r>
+      <w:proofErr w:type="spellStart"/>
+      <w:r>
+        <w:rPr>
+          <w:b/>
+          <w:bCs/>
+        </w:rPr>
+        <w:t>Penggunaan</w:t>
+      </w:r>
+      <w:proofErr w:type="spellEnd"/>
+      <w:r>
+        <w:rPr>
+          <w:b/>
+          <w:bCs/>
+        </w:rPr>
+        <w:t xml:space="preserve"> </w:t>
+      </w:r>
+      <w:proofErr w:type="spellStart"/>
+      <w:r>
+        <w:rPr>
+          <w:b/>
+          <w:bCs/>
+        </w:rPr>
+        <w:t>Beberapa</w:t>
+      </w:r>
+      <w:proofErr w:type="spellEnd"/>
+      <w:r>
+        <w:rPr>
+          <w:b/>
+          <w:bCs/>
+        </w:rPr>
+        <w:t xml:space="preserve"> Fixture</w:t>
+      </w:r>
+    </w:p>
+    <w:p>
+      <w:r>
+        <w:t xml:space="preserve">import </w:t>
+      </w:r>
+      <w:proofErr w:type="gramStart"/>
+      <w:r>
+        <w:t>{ test</w:t>
+      </w:r>
+      <w:proofErr w:type="gramEnd"/>
+      <w:r>
+        <w:t xml:space="preserve"> } from "@playwright/test";</w:t>
+      </w:r>
+    </w:p>
+    <w:p/>
+    <w:p>
+      <w:proofErr w:type="gramStart"/>
+      <w:r>
+        <w:t>test(</w:t>
+      </w:r>
+      <w:proofErr w:type="gramEnd"/>
+      <w:r>
+        <w:t>"</w:t>
+      </w:r>
+      <w:proofErr w:type="spellStart"/>
+      <w:r>
+        <w:t>Belajar</w:t>
+      </w:r>
+      <w:proofErr w:type="spellEnd"/>
+      <w:r>
+        <w:t xml:space="preserve"> Fixture", async </w:t>
+      </w:r>
+      <w:proofErr w:type="gramStart"/>
+      <w:r>
+        <w:t>({ page</w:t>
+      </w:r>
+      <w:proofErr w:type="gramEnd"/>
+      <w:r>
+        <w:t xml:space="preserve">, </w:t>
+      </w:r>
+      <w:proofErr w:type="spellStart"/>
+      <w:proofErr w:type="gramStart"/>
+      <w:r>
+        <w:t>browserName</w:t>
+      </w:r>
+      <w:proofErr w:type="spellEnd"/>
+      <w:r>
+        <w:t xml:space="preserve"> }</w:t>
+      </w:r>
+      <w:proofErr w:type="gramEnd"/>
+      <w:r>
+        <w:t>) =&gt; {</w:t>
+      </w:r>
+    </w:p>
+    <w:p>
+      <w:r>
+        <w:t xml:space="preserve">  console.log(</w:t>
+      </w:r>
+      <w:proofErr w:type="spellStart"/>
+      <w:r>
+        <w:t>browserName</w:t>
+      </w:r>
+      <w:proofErr w:type="spellEnd"/>
+      <w:r>
+        <w:t>);</w:t>
+      </w:r>
+    </w:p>
+    <w:p/>
+    <w:p>
+      <w:r>
+        <w:t xml:space="preserve">  await </w:t>
+      </w:r>
+      <w:proofErr w:type="spellStart"/>
+      <w:proofErr w:type="gramStart"/>
+      <w:r>
+        <w:t>page.goto</w:t>
+      </w:r>
+      <w:proofErr w:type="spellEnd"/>
+      <w:proofErr w:type="gramEnd"/>
+      <w:r>
+        <w:t>("https://www.google.com");</w:t>
+      </w:r>
+    </w:p>
+    <w:p/>
+    <w:p>
+      <w:r>
+        <w:t xml:space="preserve">  </w:t>
+      </w:r>
+      <w:proofErr w:type="gramStart"/>
+      <w:r>
+        <w:t>console.log(</w:t>
+      </w:r>
+      <w:proofErr w:type="gramEnd"/>
+      <w:r>
+        <w:t xml:space="preserve">await </w:t>
+      </w:r>
+      <w:proofErr w:type="spellStart"/>
+      <w:proofErr w:type="gramStart"/>
+      <w:r>
+        <w:t>page.title</w:t>
+      </w:r>
+      <w:proofErr w:type="spellEnd"/>
+      <w:proofErr w:type="gramEnd"/>
+      <w:r>
+        <w:t>());</w:t>
+      </w:r>
+    </w:p>
+    <w:p>
+      <w:r>
+        <w:t>});</w:t>
+      </w:r>
+    </w:p>
+    <w:p>
+      <w:r>
+        <w:t>Output:</w:t>
+      </w:r>
+    </w:p>
+    <w:p>
+      <w:proofErr w:type="spellStart"/>
+      <w:r>
+        <w:t>firefox</w:t>
+      </w:r>
+      <w:proofErr w:type="spellEnd"/>
+    </w:p>
+    <w:p>
+      <w:r>
+        <w:t>Google</w:t>
+      </w:r>
+    </w:p>
+    <w:p>
+      <w:r>
+        <w:t xml:space="preserve">Pada </w:t>
+      </w:r>
+      <w:proofErr w:type="spellStart"/>
+      <w:r>
+        <w:t>contoh</w:t>
+      </w:r>
+      <w:proofErr w:type="spellEnd"/>
+      <w:r>
+        <w:t xml:space="preserve"> </w:t>
+      </w:r>
+      <w:proofErr w:type="spellStart"/>
+      <w:r>
+        <w:t>tersebut</w:t>
+      </w:r>
+      <w:proofErr w:type="spellEnd"/>
+      <w:r>
+        <w:t xml:space="preserve"> </w:t>
+      </w:r>
+      <w:proofErr w:type="spellStart"/>
+      <w:r>
+        <w:t>digunakan</w:t>
+      </w:r>
+      <w:proofErr w:type="spellEnd"/>
+      <w:r>
+        <w:t xml:space="preserve"> dua Fixture </w:t>
+      </w:r>
+      <w:proofErr w:type="spellStart"/>
+      <w:r>
+        <w:t>sekaligus</w:t>
+      </w:r>
+      <w:proofErr w:type="spellEnd"/>
+      <w:r>
+        <w:t xml:space="preserve">, </w:t>
+      </w:r>
+      <w:proofErr w:type="spellStart"/>
+      <w:r>
+        <w:t>yaitu</w:t>
+      </w:r>
+      <w:proofErr w:type="spellEnd"/>
+      <w:r>
+        <w:t xml:space="preserve"> page dan </w:t>
+      </w:r>
+      <w:proofErr w:type="spellStart"/>
+      <w:r>
+        <w:t>browserName</w:t>
+      </w:r>
+      <w:proofErr w:type="spellEnd"/>
+      <w:r>
+        <w:t>.</w:t>
+      </w:r>
+    </w:p>
+    <w:p>
+      <w:r>
+        <w:pict w14:anchorId="7A6AA111">
+          <v:rect id="_x0000_i1111" style="width:0;height:1.5pt" o:hralign="center" o:hrstd="t" o:hr="t" fillcolor="#a0a0a0" stroked="f"/>
+        </w:pict>
+      </w:r>
+    </w:p>
+    <w:p>
+      <w:pPr>
+        <w:rPr>
+          <w:b/>
+          <w:bCs/>
+        </w:rPr>
+      </w:pPr>
+      <w:r>
+        <w:rPr>
+          <w:b/>
+          <w:bCs/>
+        </w:rPr>
+        <w:t>Kesimpulan Day 7</w:t>
+      </w:r>
+    </w:p>
+    <w:p>
+      <w:pPr>
+        <w:numPr>
+          <w:ilvl w:val="0"/>
+          <w:numId w:val="22"/>
+        </w:numPr>
+      </w:pPr>
+      <w:r>
+        <w:t xml:space="preserve">Fixture </w:t>
+      </w:r>
+      <w:proofErr w:type="spellStart"/>
+      <w:r>
+        <w:t>adalah</w:t>
+      </w:r>
+      <w:proofErr w:type="spellEnd"/>
+      <w:r>
+        <w:t xml:space="preserve"> </w:t>
+      </w:r>
+      <w:proofErr w:type="spellStart"/>
+      <w:r>
+        <w:t>objek</w:t>
+      </w:r>
+      <w:proofErr w:type="spellEnd"/>
+      <w:r>
+        <w:t xml:space="preserve"> yang </w:t>
+      </w:r>
+      <w:proofErr w:type="spellStart"/>
+      <w:r>
+        <w:t>otomatis</w:t>
+      </w:r>
+      <w:proofErr w:type="spellEnd"/>
+      <w:r>
+        <w:t xml:space="preserve"> </w:t>
+      </w:r>
+      <w:proofErr w:type="spellStart"/>
+      <w:r>
+        <w:t>disediakan</w:t>
+      </w:r>
+      <w:proofErr w:type="spellEnd"/>
+      <w:r>
+        <w:t xml:space="preserve"> oleh Playwright </w:t>
+      </w:r>
+      <w:proofErr w:type="spellStart"/>
+      <w:r>
+        <w:t>sebelum</w:t>
+      </w:r>
+      <w:proofErr w:type="spellEnd"/>
+      <w:r>
+        <w:t xml:space="preserve"> test </w:t>
+      </w:r>
+      <w:proofErr w:type="spellStart"/>
+      <w:r>
+        <w:t>dijalankan</w:t>
+      </w:r>
+      <w:proofErr w:type="spellEnd"/>
+      <w:r>
+        <w:t xml:space="preserve">. </w:t>
+      </w:r>
+    </w:p>
+    <w:p>
+      <w:pPr>
+        <w:numPr>
+          <w:ilvl w:val="0"/>
+          <w:numId w:val="22"/>
+        </w:numPr>
+      </w:pPr>
+      <w:r>
+        <w:t xml:space="preserve">page </w:t>
+      </w:r>
+      <w:proofErr w:type="spellStart"/>
+      <w:r>
+        <w:t>merupakan</w:t>
+      </w:r>
+      <w:proofErr w:type="spellEnd"/>
+      <w:r>
+        <w:t xml:space="preserve"> Fixture yang paling </w:t>
+      </w:r>
+      <w:proofErr w:type="spellStart"/>
+      <w:r>
+        <w:t>sering</w:t>
+      </w:r>
+      <w:proofErr w:type="spellEnd"/>
+      <w:r>
+        <w:t xml:space="preserve"> </w:t>
+      </w:r>
+      <w:proofErr w:type="spellStart"/>
+      <w:r>
+        <w:t>digunakan</w:t>
+      </w:r>
+      <w:proofErr w:type="spellEnd"/>
+      <w:r>
+        <w:t xml:space="preserve"> </w:t>
+      </w:r>
+      <w:proofErr w:type="spellStart"/>
+      <w:r>
+        <w:t>untuk</w:t>
+      </w:r>
+      <w:proofErr w:type="spellEnd"/>
+      <w:r>
+        <w:t xml:space="preserve"> </w:t>
+      </w:r>
+      <w:proofErr w:type="spellStart"/>
+      <w:r>
+        <w:t>melakukan</w:t>
+      </w:r>
+      <w:proofErr w:type="spellEnd"/>
+      <w:r>
+        <w:t xml:space="preserve"> </w:t>
+      </w:r>
+      <w:proofErr w:type="spellStart"/>
+      <w:r>
+        <w:t>interaksi</w:t>
+      </w:r>
+      <w:proofErr w:type="spellEnd"/>
+      <w:r>
+        <w:t xml:space="preserve"> </w:t>
+      </w:r>
+      <w:proofErr w:type="spellStart"/>
+      <w:r>
+        <w:t>dengan</w:t>
+      </w:r>
+      <w:proofErr w:type="spellEnd"/>
+      <w:r>
+        <w:t xml:space="preserve"> </w:t>
+      </w:r>
+      <w:proofErr w:type="spellStart"/>
+      <w:r>
+        <w:t>halaman</w:t>
+      </w:r>
+      <w:proofErr w:type="spellEnd"/>
+      <w:r>
+        <w:t xml:space="preserve"> web. </w:t>
+      </w:r>
+    </w:p>
+    <w:p>
+      <w:pPr>
+        <w:numPr>
+          <w:ilvl w:val="0"/>
+          <w:numId w:val="22"/>
+        </w:numPr>
+      </w:pPr>
+      <w:r>
+        <w:t xml:space="preserve">Playwright </w:t>
+      </w:r>
+      <w:proofErr w:type="spellStart"/>
+      <w:r>
+        <w:t>secara</w:t>
+      </w:r>
+      <w:proofErr w:type="spellEnd"/>
+      <w:r>
+        <w:t xml:space="preserve"> </w:t>
+      </w:r>
+      <w:proofErr w:type="spellStart"/>
+      <w:r>
+        <w:t>otomatis</w:t>
+      </w:r>
+      <w:proofErr w:type="spellEnd"/>
+      <w:r>
+        <w:t xml:space="preserve"> </w:t>
+      </w:r>
+      <w:proofErr w:type="spellStart"/>
+      <w:r>
+        <w:t>membuat</w:t>
+      </w:r>
+      <w:proofErr w:type="spellEnd"/>
+      <w:r>
+        <w:t xml:space="preserve"> Browser, Browser Context, dan Page </w:t>
+      </w:r>
+      <w:proofErr w:type="spellStart"/>
+      <w:r>
+        <w:t>sehingga</w:t>
+      </w:r>
+      <w:proofErr w:type="spellEnd"/>
+      <w:r>
+        <w:t xml:space="preserve"> </w:t>
+      </w:r>
+      <w:proofErr w:type="spellStart"/>
+      <w:r>
+        <w:t>pengguna</w:t>
+      </w:r>
+      <w:proofErr w:type="spellEnd"/>
+      <w:r>
+        <w:t xml:space="preserve"> </w:t>
+      </w:r>
+      <w:proofErr w:type="spellStart"/>
+      <w:r>
+        <w:t>tidak</w:t>
+      </w:r>
+      <w:proofErr w:type="spellEnd"/>
+      <w:r>
+        <w:t xml:space="preserve"> </w:t>
+      </w:r>
+      <w:proofErr w:type="spellStart"/>
+      <w:r>
+        <w:t>perlu</w:t>
+      </w:r>
+      <w:proofErr w:type="spellEnd"/>
+      <w:r>
+        <w:t xml:space="preserve"> </w:t>
+      </w:r>
+      <w:proofErr w:type="spellStart"/>
+      <w:r>
+        <w:t>membuatnya</w:t>
+      </w:r>
+      <w:proofErr w:type="spellEnd"/>
+      <w:r>
+        <w:t xml:space="preserve"> </w:t>
+      </w:r>
+      <w:proofErr w:type="spellStart"/>
+      <w:r>
+        <w:t>secara</w:t>
+      </w:r>
+      <w:proofErr w:type="spellEnd"/>
+      <w:r>
+        <w:t xml:space="preserve"> manual. </w:t>
+      </w:r>
+    </w:p>
+    <w:p>
+      <w:pPr>
+        <w:numPr>
+          <w:ilvl w:val="0"/>
+          <w:numId w:val="22"/>
+        </w:numPr>
+      </w:pPr>
+      <w:r>
+        <w:t xml:space="preserve">Selain page, </w:t>
+      </w:r>
+      <w:proofErr w:type="spellStart"/>
+      <w:r>
+        <w:t>terdapat</w:t>
+      </w:r>
+      <w:proofErr w:type="spellEnd"/>
+      <w:r>
+        <w:t xml:space="preserve"> Fixture lain </w:t>
+      </w:r>
+      <w:proofErr w:type="spellStart"/>
+      <w:r>
+        <w:t>seperti</w:t>
+      </w:r>
+      <w:proofErr w:type="spellEnd"/>
+      <w:r>
+        <w:t xml:space="preserve"> browser, context, </w:t>
+      </w:r>
+      <w:proofErr w:type="spellStart"/>
+      <w:r>
+        <w:t>browserName</w:t>
+      </w:r>
+      <w:proofErr w:type="spellEnd"/>
+      <w:r>
+        <w:t xml:space="preserve">, request, dan </w:t>
+      </w:r>
+      <w:proofErr w:type="spellStart"/>
+      <w:r>
+        <w:t>baseURL</w:t>
+      </w:r>
+      <w:proofErr w:type="spellEnd"/>
+      <w:r>
+        <w:t xml:space="preserve">. </w:t>
+      </w:r>
+    </w:p>
+    <w:p>
+      <w:pPr>
+        <w:numPr>
+          <w:ilvl w:val="0"/>
+          <w:numId w:val="22"/>
+        </w:numPr>
+      </w:pPr>
+      <w:r>
+        <w:lastRenderedPageBreak/>
+        <w:t xml:space="preserve">Hook dan Fixture </w:t>
+      </w:r>
+      <w:proofErr w:type="spellStart"/>
+      <w:r>
+        <w:t>memiliki</w:t>
+      </w:r>
+      <w:proofErr w:type="spellEnd"/>
+      <w:r>
+        <w:t xml:space="preserve"> </w:t>
+      </w:r>
+      <w:proofErr w:type="spellStart"/>
+      <w:r>
+        <w:t>fungsi</w:t>
+      </w:r>
+      <w:proofErr w:type="spellEnd"/>
+      <w:r>
+        <w:t xml:space="preserve"> yang </w:t>
+      </w:r>
+      <w:proofErr w:type="spellStart"/>
+      <w:r>
+        <w:t>berbeda</w:t>
+      </w:r>
+      <w:proofErr w:type="spellEnd"/>
+      <w:r>
+        <w:t xml:space="preserve">: </w:t>
+      </w:r>
+    </w:p>
+    <w:p>
+      <w:pPr>
+        <w:numPr>
+          <w:ilvl w:val="1"/>
+          <w:numId w:val="22"/>
+        </w:numPr>
+      </w:pPr>
+      <w:r>
+        <w:rPr>
+          <w:b/>
+          <w:bCs/>
+        </w:rPr>
+        <w:t>Hook</w:t>
+      </w:r>
+      <w:r>
+        <w:t xml:space="preserve"> </w:t>
+      </w:r>
+      <w:proofErr w:type="spellStart"/>
+      <w:r>
+        <w:t>mengatur</w:t>
+      </w:r>
+      <w:proofErr w:type="spellEnd"/>
+      <w:r>
+        <w:t xml:space="preserve"> </w:t>
+      </w:r>
+      <w:proofErr w:type="spellStart"/>
+      <w:r>
+        <w:rPr>
+          <w:b/>
+          <w:bCs/>
+        </w:rPr>
+        <w:t>kapan</w:t>
+      </w:r>
+      <w:proofErr w:type="spellEnd"/>
+      <w:r>
+        <w:t xml:space="preserve"> </w:t>
+      </w:r>
+      <w:proofErr w:type="spellStart"/>
+      <w:r>
+        <w:t>suatu</w:t>
+      </w:r>
+      <w:proofErr w:type="spellEnd"/>
+      <w:r>
+        <w:t xml:space="preserve"> </w:t>
+      </w:r>
+      <w:proofErr w:type="spellStart"/>
+      <w:r>
+        <w:t>kode</w:t>
+      </w:r>
+      <w:proofErr w:type="spellEnd"/>
+      <w:r>
+        <w:t xml:space="preserve"> </w:t>
+      </w:r>
+      <w:proofErr w:type="spellStart"/>
+      <w:r>
+        <w:t>dijalankan</w:t>
+      </w:r>
+      <w:proofErr w:type="spellEnd"/>
+      <w:r>
+        <w:t xml:space="preserve">. </w:t>
+      </w:r>
+    </w:p>
+    <w:p>
+      <w:pPr>
+        <w:numPr>
+          <w:ilvl w:val="1"/>
+          <w:numId w:val="22"/>
+        </w:numPr>
+      </w:pPr>
+      <w:r>
+        <w:rPr>
+          <w:b/>
+          <w:bCs/>
+        </w:rPr>
+        <w:t>Fixture</w:t>
+      </w:r>
+      <w:r>
+        <w:t xml:space="preserve"> </w:t>
+      </w:r>
+      <w:proofErr w:type="spellStart"/>
+      <w:r>
+        <w:t>menyediakan</w:t>
+      </w:r>
+      <w:proofErr w:type="spellEnd"/>
+      <w:r>
+        <w:t xml:space="preserve"> </w:t>
+      </w:r>
+      <w:proofErr w:type="spellStart"/>
+      <w:r>
+        <w:rPr>
+          <w:b/>
+          <w:bCs/>
+        </w:rPr>
+        <w:t>objek</w:t>
+      </w:r>
+      <w:proofErr w:type="spellEnd"/>
+      <w:r>
+        <w:t xml:space="preserve"> yang </w:t>
+      </w:r>
+      <w:proofErr w:type="spellStart"/>
+      <w:r>
+        <w:t>digunakan</w:t>
+      </w:r>
+      <w:proofErr w:type="spellEnd"/>
+      <w:r>
+        <w:t xml:space="preserve"> di </w:t>
+      </w:r>
+      <w:proofErr w:type="spellStart"/>
+      <w:r>
+        <w:t>dalam</w:t>
+      </w:r>
+      <w:proofErr w:type="spellEnd"/>
+      <w:r>
+        <w:t xml:space="preserve"> test. </w:t>
+      </w:r>
+    </w:p>
+    <w:p>
+      <w:pPr>
+        <w:numPr>
+          <w:ilvl w:val="0"/>
+          <w:numId w:val="22"/>
+        </w:numPr>
+      </w:pPr>
+      <w:proofErr w:type="spellStart"/>
+      <w:r>
+        <w:t>Memahami</w:t>
+      </w:r>
+      <w:proofErr w:type="spellEnd"/>
+      <w:r>
+        <w:t xml:space="preserve"> Fixture </w:t>
+      </w:r>
+      <w:proofErr w:type="spellStart"/>
+      <w:r>
+        <w:t>menjadi</w:t>
+      </w:r>
+      <w:proofErr w:type="spellEnd"/>
+      <w:r>
+        <w:t xml:space="preserve"> </w:t>
+      </w:r>
+      <w:proofErr w:type="spellStart"/>
+      <w:r>
+        <w:t>dasar</w:t>
+      </w:r>
+      <w:proofErr w:type="spellEnd"/>
+      <w:r>
+        <w:t xml:space="preserve"> </w:t>
+      </w:r>
+      <w:proofErr w:type="spellStart"/>
+      <w:r>
+        <w:t>sebelum</w:t>
+      </w:r>
+      <w:proofErr w:type="spellEnd"/>
+      <w:r>
+        <w:t xml:space="preserve"> </w:t>
+      </w:r>
+      <w:proofErr w:type="spellStart"/>
+      <w:r>
+        <w:t>mempelajari</w:t>
+      </w:r>
+      <w:proofErr w:type="spellEnd"/>
+      <w:r>
+        <w:t xml:space="preserve"> </w:t>
+      </w:r>
+      <w:r>
+        <w:rPr>
+          <w:b/>
+          <w:bCs/>
+        </w:rPr>
+        <w:t>Page Object Model (POM)</w:t>
+      </w:r>
+      <w:r>
+        <w:t xml:space="preserve"> </w:t>
+      </w:r>
+      <w:proofErr w:type="spellStart"/>
+      <w:r>
+        <w:t>karena</w:t>
+      </w:r>
+      <w:proofErr w:type="spellEnd"/>
+      <w:r>
+        <w:t xml:space="preserve"> </w:t>
+      </w:r>
+      <w:proofErr w:type="spellStart"/>
+      <w:r>
+        <w:t>hampir</w:t>
+      </w:r>
+      <w:proofErr w:type="spellEnd"/>
+      <w:r>
+        <w:t xml:space="preserve"> </w:t>
+      </w:r>
+      <w:proofErr w:type="spellStart"/>
+      <w:r>
+        <w:t>seluruh</w:t>
+      </w:r>
+      <w:proofErr w:type="spellEnd"/>
+      <w:r>
+        <w:t xml:space="preserve"> class pada POM </w:t>
+      </w:r>
+      <w:proofErr w:type="spellStart"/>
+      <w:r>
+        <w:t>akan</w:t>
+      </w:r>
+      <w:proofErr w:type="spellEnd"/>
+      <w:r>
+        <w:t xml:space="preserve"> </w:t>
+      </w:r>
+      <w:proofErr w:type="spellStart"/>
+      <w:r>
+        <w:t>menerima</w:t>
+      </w:r>
+      <w:proofErr w:type="spellEnd"/>
+      <w:r>
+        <w:t xml:space="preserve"> </w:t>
+      </w:r>
+      <w:proofErr w:type="spellStart"/>
+      <w:r>
+        <w:t>objek</w:t>
+      </w:r>
+      <w:proofErr w:type="spellEnd"/>
+      <w:r>
+        <w:t xml:space="preserve"> page yang </w:t>
+      </w:r>
+      <w:proofErr w:type="spellStart"/>
+      <w:r>
+        <w:t>berasal</w:t>
+      </w:r>
+      <w:proofErr w:type="spellEnd"/>
+      <w:r>
+        <w:t xml:space="preserve"> </w:t>
+      </w:r>
+      <w:proofErr w:type="spellStart"/>
+      <w:r>
+        <w:t>dari</w:t>
+      </w:r>
+      <w:proofErr w:type="spellEnd"/>
+      <w:r>
+        <w:t xml:space="preserve"> Fixture Playwright.</w:t>
+      </w:r>
+    </w:p>
+    <w:p/>
+    <w:p>
+      <w:pPr>
+        <w:pStyle w:val="Heading2"/>
+        <w:rPr>
+          <w:b/>
+          <w:bCs/>
+          <w:color w:val="auto"/>
+        </w:rPr>
+      </w:pPr>
+      <w:r>
+        <w:rPr>
+          <w:b/>
+          <w:bCs/>
+          <w:color w:val="auto"/>
+        </w:rPr>
+        <w:t xml:space="preserve">Playwright </w:t>
+      </w:r>
+      <w:r>
+        <w:rPr>
+          <w:b/>
+          <w:bCs/>
+          <w:color w:val="auto"/>
+        </w:rPr>
+        <w:t>Day 8 – Page Object Model (POM)</w:t>
+      </w:r>
+    </w:p>
+    <w:p>
+      <w:pPr>
+        <w:rPr>
+          <w:b/>
+          <w:bCs/>
+        </w:rPr>
+      </w:pPr>
+      <w:r>
+        <w:rPr>
+          <w:b/>
+          <w:bCs/>
+        </w:rPr>
+        <w:t>Materi</w:t>
+      </w:r>
+    </w:p>
+    <w:p>
+      <w:r>
+        <w:t xml:space="preserve">Pada </w:t>
+      </w:r>
+      <w:proofErr w:type="spellStart"/>
+      <w:r>
+        <w:t>sesi</w:t>
+      </w:r>
+      <w:proofErr w:type="spellEnd"/>
+      <w:r>
+        <w:t xml:space="preserve"> </w:t>
+      </w:r>
+      <w:proofErr w:type="spellStart"/>
+      <w:r>
+        <w:t>ini</w:t>
+      </w:r>
+      <w:proofErr w:type="spellEnd"/>
+      <w:r>
+        <w:t xml:space="preserve"> </w:t>
+      </w:r>
+      <w:proofErr w:type="spellStart"/>
+      <w:r>
+        <w:t>mempelajari</w:t>
+      </w:r>
+      <w:proofErr w:type="spellEnd"/>
+      <w:r>
+        <w:t xml:space="preserve"> </w:t>
+      </w:r>
+      <w:r>
+        <w:rPr>
+          <w:b/>
+          <w:bCs/>
+        </w:rPr>
+        <w:t>Page Object Model (POM)</w:t>
+      </w:r>
+      <w:r>
+        <w:t xml:space="preserve">, </w:t>
+      </w:r>
+      <w:proofErr w:type="spellStart"/>
+      <w:r>
+        <w:t>yaitu</w:t>
+      </w:r>
+      <w:proofErr w:type="spellEnd"/>
+      <w:r>
+        <w:t xml:space="preserve"> </w:t>
+      </w:r>
+      <w:proofErr w:type="spellStart"/>
+      <w:r>
+        <w:t>desain</w:t>
+      </w:r>
+      <w:proofErr w:type="spellEnd"/>
+      <w:r>
+        <w:t xml:space="preserve"> yang </w:t>
+      </w:r>
+      <w:proofErr w:type="spellStart"/>
+      <w:r>
+        <w:t>digunakan</w:t>
+      </w:r>
+      <w:proofErr w:type="spellEnd"/>
+      <w:r>
+        <w:t xml:space="preserve"> </w:t>
+      </w:r>
+      <w:proofErr w:type="spellStart"/>
+      <w:r>
+        <w:t>untuk</w:t>
+      </w:r>
+      <w:proofErr w:type="spellEnd"/>
+      <w:r>
+        <w:t xml:space="preserve"> </w:t>
+      </w:r>
+      <w:proofErr w:type="spellStart"/>
+      <w:r>
+        <w:t>memisahkan</w:t>
+      </w:r>
+      <w:proofErr w:type="spellEnd"/>
+      <w:r>
+        <w:t xml:space="preserve"> </w:t>
+      </w:r>
+      <w:proofErr w:type="spellStart"/>
+      <w:r>
+        <w:t>logika</w:t>
+      </w:r>
+      <w:proofErr w:type="spellEnd"/>
+      <w:r>
+        <w:t xml:space="preserve"> </w:t>
+      </w:r>
+      <w:proofErr w:type="spellStart"/>
+      <w:r>
+        <w:t>interaksi</w:t>
+      </w:r>
+      <w:proofErr w:type="spellEnd"/>
+      <w:r>
+        <w:t xml:space="preserve"> </w:t>
+      </w:r>
+      <w:proofErr w:type="spellStart"/>
+      <w:r>
+        <w:t>halaman</w:t>
+      </w:r>
+      <w:proofErr w:type="spellEnd"/>
+      <w:r>
+        <w:t xml:space="preserve"> website </w:t>
+      </w:r>
+      <w:proofErr w:type="spellStart"/>
+      <w:r>
+        <w:t>dari</w:t>
+      </w:r>
+      <w:proofErr w:type="spellEnd"/>
+      <w:r>
+        <w:t xml:space="preserve"> file test </w:t>
+      </w:r>
+      <w:proofErr w:type="spellStart"/>
+      <w:r>
+        <w:t>sehingga</w:t>
+      </w:r>
+      <w:proofErr w:type="spellEnd"/>
+      <w:r>
+        <w:t xml:space="preserve"> </w:t>
+      </w:r>
+      <w:proofErr w:type="spellStart"/>
+      <w:r>
+        <w:t>kode</w:t>
+      </w:r>
+      <w:proofErr w:type="spellEnd"/>
+      <w:r>
+        <w:t xml:space="preserve"> </w:t>
+      </w:r>
+      <w:proofErr w:type="spellStart"/>
+      <w:r>
+        <w:t>menjadi</w:t>
+      </w:r>
+      <w:proofErr w:type="spellEnd"/>
+      <w:r>
+        <w:t xml:space="preserve"> </w:t>
+      </w:r>
+      <w:proofErr w:type="spellStart"/>
+      <w:r>
+        <w:t>lebih</w:t>
+      </w:r>
+      <w:proofErr w:type="spellEnd"/>
+      <w:r>
+        <w:t xml:space="preserve"> </w:t>
+      </w:r>
+      <w:proofErr w:type="spellStart"/>
+      <w:r>
+        <w:t>rapi</w:t>
+      </w:r>
+      <w:proofErr w:type="spellEnd"/>
+      <w:r>
+        <w:t xml:space="preserve">, </w:t>
+      </w:r>
+      <w:proofErr w:type="spellStart"/>
+      <w:r>
+        <w:t>mudah</w:t>
+      </w:r>
+      <w:proofErr w:type="spellEnd"/>
+      <w:r>
+        <w:t xml:space="preserve"> </w:t>
+      </w:r>
+      <w:proofErr w:type="spellStart"/>
+      <w:r>
+        <w:t>dibaca</w:t>
+      </w:r>
+      <w:proofErr w:type="spellEnd"/>
+      <w:r>
+        <w:t xml:space="preserve">, dan </w:t>
+      </w:r>
+      <w:proofErr w:type="spellStart"/>
+      <w:r>
+        <w:t>mudah</w:t>
+      </w:r>
+      <w:proofErr w:type="spellEnd"/>
+      <w:r>
+        <w:t xml:space="preserve"> </w:t>
+      </w:r>
+      <w:proofErr w:type="spellStart"/>
+      <w:r>
+        <w:t>dirawat</w:t>
+      </w:r>
+      <w:proofErr w:type="spellEnd"/>
+      <w:r>
+        <w:t>.</w:t>
+      </w:r>
+    </w:p>
+    <w:p>
+      <w:r>
+        <w:pict w14:anchorId="6A23E0C6">
+          <v:rect id="_x0000_i1174" style="width:0;height:1.5pt" o:hralign="center" o:hrstd="t" o:hr="t" fillcolor="#a0a0a0" stroked="f"/>
+        </w:pict>
+      </w:r>
+    </w:p>
+    <w:p>
+      <w:pPr>
+        <w:rPr>
+          <w:b/>
+          <w:bCs/>
+        </w:rPr>
+      </w:pPr>
+      <w:proofErr w:type="spellStart"/>
+      <w:r>
+        <w:rPr>
+          <w:b/>
+          <w:bCs/>
+        </w:rPr>
+        <w:t>Mengapa</w:t>
+      </w:r>
+      <w:proofErr w:type="spellEnd"/>
+      <w:r>
+        <w:rPr>
+          <w:b/>
+          <w:bCs/>
+        </w:rPr>
+        <w:t xml:space="preserve"> </w:t>
+      </w:r>
+      <w:proofErr w:type="spellStart"/>
+      <w:r>
+        <w:rPr>
+          <w:b/>
+          <w:bCs/>
+        </w:rPr>
+        <w:t>Menggunakan</w:t>
+      </w:r>
+      <w:proofErr w:type="spellEnd"/>
+      <w:r>
+        <w:rPr>
+          <w:b/>
+          <w:bCs/>
+        </w:rPr>
+        <w:t xml:space="preserve"> POM?</w:t>
+      </w:r>
+    </w:p>
+    <w:p>
+      <w:proofErr w:type="spellStart"/>
+      <w:r>
+        <w:t>Sebelum</w:t>
+      </w:r>
+      <w:proofErr w:type="spellEnd"/>
+      <w:r>
+        <w:t xml:space="preserve"> </w:t>
+      </w:r>
+      <w:proofErr w:type="spellStart"/>
+      <w:r>
+        <w:t>menggunakan</w:t>
+      </w:r>
+      <w:proofErr w:type="spellEnd"/>
+      <w:r>
+        <w:t xml:space="preserve"> POM, </w:t>
+      </w:r>
+      <w:proofErr w:type="spellStart"/>
+      <w:r>
+        <w:t>setiap</w:t>
+      </w:r>
+      <w:proofErr w:type="spellEnd"/>
+      <w:r>
+        <w:t xml:space="preserve"> test </w:t>
+      </w:r>
+      <w:proofErr w:type="spellStart"/>
+      <w:r>
+        <w:t>biasanya</w:t>
+      </w:r>
+      <w:proofErr w:type="spellEnd"/>
+      <w:r>
+        <w:t xml:space="preserve"> </w:t>
+      </w:r>
+      <w:proofErr w:type="spellStart"/>
+      <w:r>
+        <w:t>berisi</w:t>
+      </w:r>
+      <w:proofErr w:type="spellEnd"/>
+      <w:r>
+        <w:t xml:space="preserve"> </w:t>
+      </w:r>
+      <w:proofErr w:type="spellStart"/>
+      <w:r>
+        <w:t>kode</w:t>
+      </w:r>
+      <w:proofErr w:type="spellEnd"/>
+      <w:r>
+        <w:t xml:space="preserve"> yang </w:t>
+      </w:r>
+      <w:proofErr w:type="spellStart"/>
+      <w:r>
+        <w:t>sama</w:t>
+      </w:r>
+      <w:proofErr w:type="spellEnd"/>
+      <w:r>
+        <w:t xml:space="preserve"> </w:t>
+      </w:r>
+      <w:proofErr w:type="spellStart"/>
+      <w:r>
+        <w:t>berulang</w:t>
+      </w:r>
+      <w:proofErr w:type="spellEnd"/>
+      <w:r>
+        <w:t xml:space="preserve"> kali.</w:t>
+      </w:r>
+    </w:p>
+    <w:p>
+      <w:proofErr w:type="spellStart"/>
+      <w:r>
+        <w:t>Contoh</w:t>
+      </w:r>
+      <w:proofErr w:type="spellEnd"/>
+      <w:r>
+        <w:t>:</w:t>
+      </w:r>
+    </w:p>
+    <w:p>
+      <w:r>
+        <w:t xml:space="preserve">await </w:t>
+      </w:r>
+      <w:proofErr w:type="spellStart"/>
+      <w:proofErr w:type="gramStart"/>
+      <w:r>
+        <w:t>page.goto</w:t>
+      </w:r>
+      <w:proofErr w:type="spellEnd"/>
+      <w:proofErr w:type="gramEnd"/>
+      <w:r>
+        <w:t>("https://www.saucedemo.com");</w:t>
+      </w:r>
+    </w:p>
+    <w:p/>
+    <w:p>
+      <w:r>
+        <w:t xml:space="preserve">await </w:t>
+      </w:r>
+      <w:proofErr w:type="spellStart"/>
+      <w:proofErr w:type="gramStart"/>
+      <w:r>
+        <w:t>page.getByPlaceholder</w:t>
+      </w:r>
+      <w:proofErr w:type="spellEnd"/>
+      <w:proofErr w:type="gramEnd"/>
+      <w:r>
+        <w:t>("Username"</w:t>
+      </w:r>
+      <w:proofErr w:type="gramStart"/>
+      <w:r>
+        <w:t>).fill</w:t>
+      </w:r>
+      <w:proofErr w:type="gramEnd"/>
+      <w:r>
+        <w:t>("</w:t>
+      </w:r>
+      <w:proofErr w:type="spellStart"/>
+      <w:r>
+        <w:t>standard_user</w:t>
+      </w:r>
+      <w:proofErr w:type="spellEnd"/>
+      <w:r>
+        <w:t>");</w:t>
+      </w:r>
+    </w:p>
+    <w:p>
+      <w:r>
+        <w:t xml:space="preserve">await </w:t>
+      </w:r>
+      <w:proofErr w:type="spellStart"/>
+      <w:proofErr w:type="gramStart"/>
+      <w:r>
+        <w:t>page.getByPlaceholder</w:t>
+      </w:r>
+      <w:proofErr w:type="spellEnd"/>
+      <w:proofErr w:type="gramEnd"/>
+      <w:r>
+        <w:t>("Password"</w:t>
+      </w:r>
+      <w:proofErr w:type="gramStart"/>
+      <w:r>
+        <w:t>).fill</w:t>
+      </w:r>
+      <w:proofErr w:type="gramEnd"/>
+      <w:r>
+        <w:t>("</w:t>
+      </w:r>
+      <w:proofErr w:type="spellStart"/>
+      <w:r>
+        <w:t>secret_sauce</w:t>
+      </w:r>
+      <w:proofErr w:type="spellEnd"/>
+      <w:r>
+        <w:t>");</w:t>
+      </w:r>
+    </w:p>
+    <w:p>
+      <w:r>
+        <w:t xml:space="preserve">await </w:t>
+      </w:r>
+      <w:proofErr w:type="spellStart"/>
+      <w:proofErr w:type="gramStart"/>
+      <w:r>
+        <w:t>page.getByRole</w:t>
+      </w:r>
+      <w:proofErr w:type="spellEnd"/>
+      <w:proofErr w:type="gramEnd"/>
+      <w:r>
+        <w:t xml:space="preserve">("button", </w:t>
+      </w:r>
+      <w:proofErr w:type="gramStart"/>
+      <w:r>
+        <w:t>{ name</w:t>
+      </w:r>
+      <w:proofErr w:type="gramEnd"/>
+      <w:r>
+        <w:t>: "Login</w:t>
+      </w:r>
+      <w:proofErr w:type="gramStart"/>
+      <w:r>
+        <w:t>" }).click</w:t>
+      </w:r>
+      <w:proofErr w:type="gramEnd"/>
+      <w:r>
+        <w:t>();</w:t>
+      </w:r>
+    </w:p>
+    <w:p>
+      <w:r>
+        <w:t xml:space="preserve">Jika </w:t>
+      </w:r>
+      <w:proofErr w:type="spellStart"/>
+      <w:r>
+        <w:t>terdapat</w:t>
+      </w:r>
+      <w:proofErr w:type="spellEnd"/>
+      <w:r>
+        <w:t xml:space="preserve"> </w:t>
+      </w:r>
+      <w:proofErr w:type="spellStart"/>
+      <w:r>
+        <w:t>puluhan</w:t>
+      </w:r>
+      <w:proofErr w:type="spellEnd"/>
+      <w:r>
+        <w:t xml:space="preserve"> </w:t>
+      </w:r>
+      <w:proofErr w:type="spellStart"/>
+      <w:r>
+        <w:t>atau</w:t>
+      </w:r>
+      <w:proofErr w:type="spellEnd"/>
+      <w:r>
+        <w:t xml:space="preserve"> </w:t>
+      </w:r>
+      <w:proofErr w:type="spellStart"/>
+      <w:r>
+        <w:t>ratusan</w:t>
+      </w:r>
+      <w:proofErr w:type="spellEnd"/>
+      <w:r>
+        <w:t xml:space="preserve"> test, </w:t>
+      </w:r>
+      <w:proofErr w:type="spellStart"/>
+      <w:r>
+        <w:t>maka</w:t>
+      </w:r>
+      <w:proofErr w:type="spellEnd"/>
+      <w:r>
+        <w:t xml:space="preserve"> </w:t>
+      </w:r>
+      <w:proofErr w:type="spellStart"/>
+      <w:r>
+        <w:t>kode</w:t>
+      </w:r>
+      <w:proofErr w:type="spellEnd"/>
+      <w:r>
+        <w:t xml:space="preserve"> login </w:t>
+      </w:r>
+      <w:proofErr w:type="spellStart"/>
+      <w:r>
+        <w:t>akan</w:t>
+      </w:r>
+      <w:proofErr w:type="spellEnd"/>
+      <w:r>
+        <w:t xml:space="preserve"> </w:t>
+      </w:r>
+      <w:proofErr w:type="spellStart"/>
+      <w:r>
+        <w:t>terus</w:t>
+      </w:r>
+      <w:proofErr w:type="spellEnd"/>
+      <w:r>
+        <w:t xml:space="preserve"> </w:t>
+      </w:r>
+      <w:proofErr w:type="spellStart"/>
+      <w:r>
+        <w:t>berulang</w:t>
+      </w:r>
+      <w:proofErr w:type="spellEnd"/>
+      <w:r>
+        <w:t>.</w:t>
+      </w:r>
+    </w:p>
+    <w:p>
+      <w:proofErr w:type="spellStart"/>
+      <w:r>
+        <w:t>Apabila</w:t>
+      </w:r>
+      <w:proofErr w:type="spellEnd"/>
+      <w:r>
+        <w:t xml:space="preserve"> </w:t>
+      </w:r>
+      <w:proofErr w:type="spellStart"/>
+      <w:r>
+        <w:t>terdapat</w:t>
+      </w:r>
+      <w:proofErr w:type="spellEnd"/>
+      <w:r>
+        <w:t xml:space="preserve"> </w:t>
+      </w:r>
+      <w:proofErr w:type="spellStart"/>
+      <w:r>
+        <w:t>perubahan</w:t>
+      </w:r>
+      <w:proofErr w:type="spellEnd"/>
+      <w:r>
+        <w:t xml:space="preserve"> pada locator, </w:t>
+      </w:r>
+      <w:proofErr w:type="spellStart"/>
+      <w:r>
+        <w:t>seluruh</w:t>
+      </w:r>
+      <w:proofErr w:type="spellEnd"/>
+      <w:r>
+        <w:t xml:space="preserve"> file test </w:t>
+      </w:r>
+      <w:proofErr w:type="spellStart"/>
+      <w:r>
+        <w:t>harus</w:t>
+      </w:r>
+      <w:proofErr w:type="spellEnd"/>
+      <w:r>
+        <w:t xml:space="preserve"> </w:t>
+      </w:r>
+      <w:proofErr w:type="spellStart"/>
+      <w:r>
+        <w:t>diperbaiki</w:t>
+      </w:r>
+      <w:proofErr w:type="spellEnd"/>
+      <w:r>
+        <w:t xml:space="preserve"> </w:t>
+      </w:r>
+      <w:proofErr w:type="spellStart"/>
+      <w:r>
+        <w:t>satu</w:t>
+      </w:r>
+      <w:proofErr w:type="spellEnd"/>
+      <w:r>
+        <w:t xml:space="preserve"> per </w:t>
+      </w:r>
+      <w:proofErr w:type="spellStart"/>
+      <w:r>
+        <w:t>satu</w:t>
+      </w:r>
+      <w:proofErr w:type="spellEnd"/>
+      <w:r>
+        <w:t>.</w:t>
+      </w:r>
+    </w:p>
+    <w:p>
+      <w:proofErr w:type="spellStart"/>
+      <w:r>
+        <w:t>Dengan</w:t>
+      </w:r>
+      <w:proofErr w:type="spellEnd"/>
+      <w:r>
+        <w:t xml:space="preserve"> POM, </w:t>
+      </w:r>
+      <w:proofErr w:type="spellStart"/>
+      <w:r>
+        <w:t>seluruh</w:t>
+      </w:r>
+      <w:proofErr w:type="spellEnd"/>
+      <w:r>
+        <w:t xml:space="preserve"> </w:t>
+      </w:r>
+      <w:proofErr w:type="spellStart"/>
+      <w:r>
+        <w:t>logika</w:t>
+      </w:r>
+      <w:proofErr w:type="spellEnd"/>
+      <w:r>
+        <w:t xml:space="preserve"> yang </w:t>
+      </w:r>
+      <w:proofErr w:type="spellStart"/>
+      <w:r>
+        <w:t>berkaitan</w:t>
+      </w:r>
+      <w:proofErr w:type="spellEnd"/>
+      <w:r>
+        <w:t xml:space="preserve"> </w:t>
+      </w:r>
+      <w:proofErr w:type="spellStart"/>
+      <w:r>
+        <w:t>dengan</w:t>
+      </w:r>
+      <w:proofErr w:type="spellEnd"/>
+      <w:r>
+        <w:t xml:space="preserve"> </w:t>
+      </w:r>
+      <w:proofErr w:type="spellStart"/>
+      <w:r>
+        <w:t>halaman</w:t>
+      </w:r>
+      <w:proofErr w:type="spellEnd"/>
+      <w:r>
+        <w:t xml:space="preserve"> Login </w:t>
+      </w:r>
+      <w:proofErr w:type="spellStart"/>
+      <w:r>
+        <w:t>dipindahkan</w:t>
+      </w:r>
+      <w:proofErr w:type="spellEnd"/>
+      <w:r>
+        <w:t xml:space="preserve"> </w:t>
+      </w:r>
+      <w:proofErr w:type="spellStart"/>
+      <w:r>
+        <w:t>ke</w:t>
+      </w:r>
+      <w:proofErr w:type="spellEnd"/>
+      <w:r>
+        <w:t xml:space="preserve"> </w:t>
+      </w:r>
+      <w:proofErr w:type="spellStart"/>
+      <w:r>
+        <w:t>dalam</w:t>
+      </w:r>
+      <w:proofErr w:type="spellEnd"/>
+      <w:r>
+        <w:t xml:space="preserve"> </w:t>
+      </w:r>
+      <w:proofErr w:type="spellStart"/>
+      <w:r>
+        <w:t>satu</w:t>
+      </w:r>
+      <w:proofErr w:type="spellEnd"/>
+      <w:r>
+        <w:t xml:space="preserve"> class </w:t>
+      </w:r>
+      <w:proofErr w:type="spellStart"/>
+      <w:r>
+        <w:t>sehingga</w:t>
+      </w:r>
+      <w:proofErr w:type="spellEnd"/>
+      <w:r>
+        <w:t xml:space="preserve"> </w:t>
+      </w:r>
+      <w:proofErr w:type="spellStart"/>
+      <w:r>
+        <w:t>perubahan</w:t>
+      </w:r>
+      <w:proofErr w:type="spellEnd"/>
+      <w:r>
+        <w:t xml:space="preserve"> </w:t>
+      </w:r>
+      <w:proofErr w:type="spellStart"/>
+      <w:r>
+        <w:t>cukup</w:t>
+      </w:r>
+      <w:proofErr w:type="spellEnd"/>
+      <w:r>
+        <w:t xml:space="preserve"> </w:t>
+      </w:r>
+      <w:proofErr w:type="spellStart"/>
+      <w:r>
+        <w:t>dilakukan</w:t>
+      </w:r>
+      <w:proofErr w:type="spellEnd"/>
+      <w:r>
+        <w:t xml:space="preserve"> pada </w:t>
+      </w:r>
+      <w:proofErr w:type="spellStart"/>
+      <w:r>
+        <w:t>satu</w:t>
+      </w:r>
+      <w:proofErr w:type="spellEnd"/>
+      <w:r>
+        <w:t xml:space="preserve"> file.</w:t>
+      </w:r>
+    </w:p>
+    <w:p>
+      <w:r>
+        <w:pict w14:anchorId="7D730576">
+          <v:rect id="_x0000_i1175" style="width:0;height:1.5pt" o:hralign="center" o:hrstd="t" o:hr="t" fillcolor="#a0a0a0" stroked="f"/>
+        </w:pict>
+      </w:r>
+    </w:p>
+    <w:p>
+      <w:pPr>
+        <w:rPr>
+          <w:b/>
+          <w:bCs/>
+        </w:rPr>
+      </w:pPr>
+      <w:proofErr w:type="spellStart"/>
+      <w:r>
+        <w:rPr>
+          <w:b/>
+          <w:bCs/>
+        </w:rPr>
+        <w:t>Struktur</w:t>
+      </w:r>
+      <w:proofErr w:type="spellEnd"/>
+      <w:r>
+        <w:rPr>
+          <w:b/>
+          <w:bCs/>
+        </w:rPr>
+        <w:t xml:space="preserve"> Project</w:t>
+      </w:r>
+    </w:p>
+    <w:p>
+      <w:proofErr w:type="spellStart"/>
+      <w:r>
+        <w:lastRenderedPageBreak/>
+        <w:t>Sebelum</w:t>
+      </w:r>
+      <w:proofErr w:type="spellEnd"/>
+      <w:r>
+        <w:t xml:space="preserve"> </w:t>
+      </w:r>
+      <w:proofErr w:type="spellStart"/>
+      <w:r>
+        <w:t>menggunakan</w:t>
+      </w:r>
+      <w:proofErr w:type="spellEnd"/>
+      <w:r>
+        <w:t xml:space="preserve"> POM:</w:t>
+      </w:r>
+    </w:p>
+    <w:p>
+      <w:r>
+        <w:t>tests/</w:t>
+      </w:r>
+    </w:p>
+    <w:p>
+      <w:r>
+        <w:t xml:space="preserve">└── </w:t>
+      </w:r>
+      <w:proofErr w:type="spellStart"/>
+      <w:proofErr w:type="gramStart"/>
+      <w:r>
+        <w:t>login.spec</w:t>
+      </w:r>
+      <w:proofErr w:type="gramEnd"/>
+      <w:r>
+        <w:t>.ts</w:t>
+      </w:r>
+      <w:proofErr w:type="spellEnd"/>
+    </w:p>
+    <w:p>
+      <w:proofErr w:type="spellStart"/>
+      <w:r>
+        <w:t>Sesudah</w:t>
+      </w:r>
+      <w:proofErr w:type="spellEnd"/>
+      <w:r>
+        <w:t xml:space="preserve"> </w:t>
+      </w:r>
+      <w:proofErr w:type="spellStart"/>
+      <w:r>
+        <w:t>menggunakan</w:t>
+      </w:r>
+      <w:proofErr w:type="spellEnd"/>
+      <w:r>
+        <w:t xml:space="preserve"> POM:</w:t>
+      </w:r>
+    </w:p>
+    <w:p>
+      <w:proofErr w:type="spellStart"/>
+      <w:r>
+        <w:t>Belajar</w:t>
+      </w:r>
+      <w:proofErr w:type="spellEnd"/>
+      <w:r>
+        <w:t>-Playwright</w:t>
+      </w:r>
+    </w:p>
+    <w:p>
+      <w:r>
+        <w:t>│</w:t>
+      </w:r>
+    </w:p>
+    <w:p>
+      <w:r>
+        <w:rPr>
+          <w:rFonts w:ascii="MS Gothic" w:eastAsia="MS Gothic" w:hAnsi="MS Gothic" w:cs="MS Gothic" w:hint="eastAsia"/>
+        </w:rPr>
+        <w:t>├</w:t>
+      </w:r>
+      <w:r>
+        <w:rPr>
+          <w:rFonts w:ascii="Calibri" w:hAnsi="Calibri" w:cs="Calibri"/>
+        </w:rPr>
+        <w:t>──</w:t>
+      </w:r>
+      <w:r>
+        <w:t xml:space="preserve"> pages</w:t>
+      </w:r>
+    </w:p>
+    <w:p>
+      <w:r>
+        <w:t xml:space="preserve">│     └── </w:t>
+      </w:r>
+      <w:proofErr w:type="spellStart"/>
+      <w:r>
+        <w:t>LoginPage.ts</w:t>
+      </w:r>
+      <w:proofErr w:type="spellEnd"/>
+    </w:p>
+    <w:p>
+      <w:r>
+        <w:t>│</w:t>
+      </w:r>
+    </w:p>
+    <w:p>
+      <w:r>
+        <w:rPr>
+          <w:rFonts w:ascii="MS Gothic" w:eastAsia="MS Gothic" w:hAnsi="MS Gothic" w:cs="MS Gothic" w:hint="eastAsia"/>
+        </w:rPr>
+        <w:t>├</w:t>
+      </w:r>
+      <w:r>
+        <w:rPr>
+          <w:rFonts w:ascii="Calibri" w:hAnsi="Calibri" w:cs="Calibri"/>
+        </w:rPr>
+        <w:t>──</w:t>
+      </w:r>
+      <w:r>
+        <w:t xml:space="preserve"> tests</w:t>
+      </w:r>
+    </w:p>
+    <w:p>
+      <w:r>
+        <w:t>│     └── login-</w:t>
+      </w:r>
+      <w:proofErr w:type="spellStart"/>
+      <w:proofErr w:type="gramStart"/>
+      <w:r>
+        <w:t>pom.spec</w:t>
+      </w:r>
+      <w:proofErr w:type="gramEnd"/>
+      <w:r>
+        <w:t>.ts</w:t>
+      </w:r>
+      <w:proofErr w:type="spellEnd"/>
+    </w:p>
+    <w:p>
+      <w:r>
+        <w:t>│</w:t>
+      </w:r>
+    </w:p>
+    <w:p>
+      <w:r>
+        <w:t xml:space="preserve">└── </w:t>
+      </w:r>
+      <w:proofErr w:type="spellStart"/>
+      <w:r>
+        <w:t>playwright.config.ts</w:t>
+      </w:r>
+      <w:proofErr w:type="spellEnd"/>
+    </w:p>
+    <w:p>
+      <w:r>
+        <w:t xml:space="preserve">Folder </w:t>
+      </w:r>
+      <w:r>
+        <w:rPr>
+          <w:b/>
+          <w:bCs/>
+        </w:rPr>
+        <w:t>pages</w:t>
+      </w:r>
+      <w:r>
+        <w:t xml:space="preserve"> </w:t>
+      </w:r>
+      <w:proofErr w:type="spellStart"/>
+      <w:r>
+        <w:t>berisi</w:t>
+      </w:r>
+      <w:proofErr w:type="spellEnd"/>
+      <w:r>
+        <w:t xml:space="preserve"> class yang </w:t>
+      </w:r>
+      <w:proofErr w:type="spellStart"/>
+      <w:r>
+        <w:t>menangani</w:t>
+      </w:r>
+      <w:proofErr w:type="spellEnd"/>
+      <w:r>
+        <w:t xml:space="preserve"> </w:t>
+      </w:r>
+      <w:proofErr w:type="spellStart"/>
+      <w:r>
+        <w:t>setiap</w:t>
+      </w:r>
+      <w:proofErr w:type="spellEnd"/>
+      <w:r>
+        <w:t xml:space="preserve"> </w:t>
+      </w:r>
+      <w:proofErr w:type="spellStart"/>
+      <w:r>
+        <w:t>halaman</w:t>
+      </w:r>
+      <w:proofErr w:type="spellEnd"/>
+      <w:r>
+        <w:t xml:space="preserve"> website.</w:t>
+      </w:r>
+    </w:p>
+    <w:p>
+      <w:r>
+        <w:t xml:space="preserve">Folder </w:t>
+      </w:r>
+      <w:r>
+        <w:rPr>
+          <w:b/>
+          <w:bCs/>
+        </w:rPr>
+        <w:t>tests</w:t>
+      </w:r>
+      <w:r>
+        <w:t xml:space="preserve"> </w:t>
+      </w:r>
+      <w:proofErr w:type="spellStart"/>
+      <w:r>
+        <w:t>hanya</w:t>
+      </w:r>
+      <w:proofErr w:type="spellEnd"/>
+      <w:r>
+        <w:t xml:space="preserve"> </w:t>
+      </w:r>
+      <w:proofErr w:type="spellStart"/>
+      <w:r>
+        <w:t>berisi</w:t>
+      </w:r>
+      <w:proofErr w:type="spellEnd"/>
+      <w:r>
+        <w:t xml:space="preserve"> </w:t>
+      </w:r>
+      <w:proofErr w:type="spellStart"/>
+      <w:r>
+        <w:t>skenario</w:t>
+      </w:r>
+      <w:proofErr w:type="spellEnd"/>
+      <w:r>
+        <w:t xml:space="preserve"> </w:t>
+      </w:r>
+      <w:proofErr w:type="spellStart"/>
+      <w:r>
+        <w:t>pengujian</w:t>
+      </w:r>
+      <w:proofErr w:type="spellEnd"/>
+      <w:r>
+        <w:t>.</w:t>
+      </w:r>
+    </w:p>
+    <w:p>
+      <w:r>
+        <w:pict w14:anchorId="40A57189">
+          <v:rect id="_x0000_i1176" style="width:0;height:1.5pt" o:hralign="center" o:hrstd="t" o:hr="t" fillcolor="#a0a0a0" stroked="f"/>
+        </w:pict>
+      </w:r>
+    </w:p>
+    <w:p>
+      <w:pPr>
+        <w:rPr>
+          <w:b/>
+          <w:bCs/>
+        </w:rPr>
+      </w:pPr>
+      <w:proofErr w:type="spellStart"/>
+      <w:r>
+        <w:rPr>
+          <w:b/>
+          <w:bCs/>
+        </w:rPr>
+        <w:t>Membuat</w:t>
+      </w:r>
+      <w:proofErr w:type="spellEnd"/>
+      <w:r>
+        <w:rPr>
+          <w:b/>
+          <w:bCs/>
+        </w:rPr>
+        <w:t xml:space="preserve"> </w:t>
+      </w:r>
+      <w:proofErr w:type="spellStart"/>
+      <w:r>
+        <w:rPr>
+          <w:b/>
+          <w:bCs/>
+        </w:rPr>
+        <w:t>LoginPage</w:t>
+      </w:r>
+      <w:proofErr w:type="spellEnd"/>
+    </w:p>
+    <w:p>
+      <w:proofErr w:type="spellStart"/>
+      <w:r>
+        <w:t>Contoh</w:t>
+      </w:r>
+      <w:proofErr w:type="spellEnd"/>
+      <w:r>
+        <w:t xml:space="preserve"> </w:t>
+      </w:r>
+      <w:proofErr w:type="spellStart"/>
+      <w:r>
+        <w:t>struktur</w:t>
+      </w:r>
+      <w:proofErr w:type="spellEnd"/>
+      <w:r>
+        <w:t xml:space="preserve"> class:</w:t>
+      </w:r>
+    </w:p>
+    <w:p>
+      <w:r>
+        <w:t xml:space="preserve">export class </w:t>
+      </w:r>
+      <w:proofErr w:type="spellStart"/>
+      <w:r>
+        <w:t>LoginPage</w:t>
+      </w:r>
+      <w:proofErr w:type="spellEnd"/>
+      <w:r>
+        <w:t xml:space="preserve"> {</w:t>
+      </w:r>
+    </w:p>
+    <w:p/>
+    <w:p>
+      <w:r>
+        <w:t xml:space="preserve">    </w:t>
+      </w:r>
+      <w:proofErr w:type="gramStart"/>
+      <w:r>
+        <w:t>constructor(</w:t>
+      </w:r>
+      <w:proofErr w:type="gramEnd"/>
+      <w:r>
+        <w:t>private page: Page) {}</w:t>
+      </w:r>
+    </w:p>
+    <w:p/>
+    <w:p>
+      <w:r>
+        <w:t xml:space="preserve">    async </w:t>
+      </w:r>
+      <w:proofErr w:type="spellStart"/>
+      <w:proofErr w:type="gramStart"/>
+      <w:r>
+        <w:t>goto</w:t>
+      </w:r>
+      <w:proofErr w:type="spellEnd"/>
+      <w:r>
+        <w:t>(</w:t>
+      </w:r>
+      <w:proofErr w:type="gramEnd"/>
+      <w:r>
+        <w:t>) {}</w:t>
+      </w:r>
+    </w:p>
+    <w:p/>
+    <w:p>
+      <w:r>
+        <w:t xml:space="preserve">    async </w:t>
+      </w:r>
+      <w:proofErr w:type="gramStart"/>
+      <w:r>
+        <w:t>login(</w:t>
+      </w:r>
+      <w:proofErr w:type="gramEnd"/>
+      <w:r>
+        <w:t>username: string, password: string) {}</w:t>
+      </w:r>
+    </w:p>
+    <w:p/>
+    <w:p>
+      <w:r>
+        <w:lastRenderedPageBreak/>
+        <w:t xml:space="preserve">    </w:t>
+      </w:r>
+      <w:proofErr w:type="spellStart"/>
+      <w:proofErr w:type="gramStart"/>
+      <w:r>
+        <w:t>getErrorMessage</w:t>
+      </w:r>
+      <w:proofErr w:type="spellEnd"/>
+      <w:r>
+        <w:t>(</w:t>
+      </w:r>
+      <w:proofErr w:type="gramEnd"/>
+      <w:r>
+        <w:t>) {}</w:t>
+      </w:r>
+    </w:p>
+    <w:p/>
+    <w:p>
+      <w:r>
+        <w:t>}</w:t>
+      </w:r>
+    </w:p>
+    <w:p>
+      <w:pPr>
+        <w:rPr>
+          <w:b/>
+          <w:bCs/>
+        </w:rPr>
+      </w:pPr>
+      <w:proofErr w:type="spellStart"/>
+      <w:r>
+        <w:rPr>
+          <w:b/>
+          <w:bCs/>
+        </w:rPr>
+        <w:t>Fungsi</w:t>
+      </w:r>
+      <w:proofErr w:type="spellEnd"/>
+      <w:r>
+        <w:rPr>
+          <w:b/>
+          <w:bCs/>
+        </w:rPr>
+        <w:t xml:space="preserve"> </w:t>
+      </w:r>
+      <w:proofErr w:type="spellStart"/>
+      <w:r>
+        <w:rPr>
+          <w:b/>
+          <w:bCs/>
+        </w:rPr>
+        <w:t>setiap</w:t>
+      </w:r>
+      <w:proofErr w:type="spellEnd"/>
+      <w:r>
+        <w:rPr>
+          <w:b/>
+          <w:bCs/>
+        </w:rPr>
+        <w:t xml:space="preserve"> method</w:t>
+      </w:r>
+    </w:p>
+    <w:p>
+      <w:pPr>
+        <w:numPr>
+          <w:ilvl w:val="0"/>
+          <w:numId w:val="23"/>
+        </w:numPr>
+      </w:pPr>
+      <w:proofErr w:type="spellStart"/>
+      <w:proofErr w:type="gramStart"/>
+      <w:r>
+        <w:t>goto</w:t>
+      </w:r>
+      <w:proofErr w:type="spellEnd"/>
+      <w:r>
+        <w:t>(</w:t>
+      </w:r>
+      <w:proofErr w:type="gramEnd"/>
+      <w:r>
+        <w:t xml:space="preserve">) </w:t>
+      </w:r>
+    </w:p>
+    <w:p>
+      <w:pPr>
+        <w:numPr>
+          <w:ilvl w:val="1"/>
+          <w:numId w:val="23"/>
+        </w:numPr>
+      </w:pPr>
+      <w:proofErr w:type="spellStart"/>
+      <w:r>
+        <w:t>Membuka</w:t>
+      </w:r>
+      <w:proofErr w:type="spellEnd"/>
+      <w:r>
+        <w:t xml:space="preserve"> </w:t>
+      </w:r>
+      <w:proofErr w:type="spellStart"/>
+      <w:r>
+        <w:t>halaman</w:t>
+      </w:r>
+      <w:proofErr w:type="spellEnd"/>
+      <w:r>
+        <w:t xml:space="preserve"> Login. </w:t>
+      </w:r>
+    </w:p>
+    <w:p>
+      <w:pPr>
+        <w:numPr>
+          <w:ilvl w:val="0"/>
+          <w:numId w:val="23"/>
+        </w:numPr>
+      </w:pPr>
+      <w:proofErr w:type="gramStart"/>
+      <w:r>
+        <w:t>login(</w:t>
+      </w:r>
+      <w:proofErr w:type="gramEnd"/>
+      <w:r>
+        <w:t xml:space="preserve">username, password) </w:t>
+      </w:r>
+    </w:p>
+    <w:p>
+      <w:pPr>
+        <w:numPr>
+          <w:ilvl w:val="1"/>
+          <w:numId w:val="23"/>
+        </w:numPr>
+      </w:pPr>
+      <w:proofErr w:type="spellStart"/>
+      <w:r>
+        <w:t>Mengisi</w:t>
+      </w:r>
+      <w:proofErr w:type="spellEnd"/>
+      <w:r>
+        <w:t xml:space="preserve"> Username, Password, </w:t>
+      </w:r>
+      <w:proofErr w:type="spellStart"/>
+      <w:r>
+        <w:t>kemudian</w:t>
+      </w:r>
+      <w:proofErr w:type="spellEnd"/>
+      <w:r>
+        <w:t xml:space="preserve"> </w:t>
+      </w:r>
+      <w:proofErr w:type="spellStart"/>
+      <w:r>
+        <w:t>menekan</w:t>
+      </w:r>
+      <w:proofErr w:type="spellEnd"/>
+      <w:r>
+        <w:t xml:space="preserve"> </w:t>
+      </w:r>
+      <w:proofErr w:type="spellStart"/>
+      <w:r>
+        <w:t>tombol</w:t>
+      </w:r>
+      <w:proofErr w:type="spellEnd"/>
+      <w:r>
+        <w:t xml:space="preserve"> Login. </w:t>
+      </w:r>
+    </w:p>
+    <w:p>
+      <w:pPr>
+        <w:numPr>
+          <w:ilvl w:val="0"/>
+          <w:numId w:val="23"/>
+        </w:numPr>
+      </w:pPr>
+      <w:proofErr w:type="spellStart"/>
+      <w:proofErr w:type="gramStart"/>
+      <w:r>
+        <w:t>getErrorMessage</w:t>
+      </w:r>
+      <w:proofErr w:type="spellEnd"/>
+      <w:r>
+        <w:t>(</w:t>
+      </w:r>
+      <w:proofErr w:type="gramEnd"/>
+      <w:r>
+        <w:t xml:space="preserve">) </w:t>
+      </w:r>
+    </w:p>
+    <w:p>
+      <w:pPr>
+        <w:numPr>
+          <w:ilvl w:val="1"/>
+          <w:numId w:val="23"/>
+        </w:numPr>
+      </w:pPr>
+      <w:proofErr w:type="spellStart"/>
+      <w:r>
+        <w:t>Mengembalikan</w:t>
+      </w:r>
+      <w:proofErr w:type="spellEnd"/>
+      <w:r>
+        <w:t xml:space="preserve"> Locator </w:t>
+      </w:r>
+      <w:proofErr w:type="spellStart"/>
+      <w:r>
+        <w:t>pesan</w:t>
+      </w:r>
+      <w:proofErr w:type="spellEnd"/>
+      <w:r>
+        <w:t xml:space="preserve"> error pada </w:t>
+      </w:r>
+      <w:proofErr w:type="spellStart"/>
+      <w:r>
+        <w:t>halaman</w:t>
+      </w:r>
+      <w:proofErr w:type="spellEnd"/>
+      <w:r>
+        <w:t xml:space="preserve"> Login. </w:t>
+      </w:r>
+    </w:p>
+    <w:p>
+      <w:r>
+        <w:pict w14:anchorId="26015D61">
+          <v:rect id="_x0000_i1177" style="width:0;height:1.5pt" o:hralign="center" o:hrstd="t" o:hr="t" fillcolor="#a0a0a0" stroked="f"/>
+        </w:pict>
+      </w:r>
+    </w:p>
+    <w:p>
+      <w:pPr>
+        <w:rPr>
+          <w:b/>
+          <w:bCs/>
+        </w:rPr>
+      </w:pPr>
+      <w:r>
+        <w:rPr>
+          <w:b/>
+          <w:bCs/>
+        </w:rPr>
+        <w:t>Constructor</w:t>
+      </w:r>
+    </w:p>
+    <w:p>
+      <w:proofErr w:type="gramStart"/>
+      <w:r>
+        <w:t>constructor(</w:t>
+      </w:r>
+      <w:proofErr w:type="gramEnd"/>
+      <w:r>
+        <w:t>private page: Page) {}</w:t>
+      </w:r>
+    </w:p>
+    <w:p>
+      <w:r>
+        <w:t xml:space="preserve">Constructor </w:t>
+      </w:r>
+      <w:proofErr w:type="spellStart"/>
+      <w:r>
+        <w:t>digunakan</w:t>
+      </w:r>
+      <w:proofErr w:type="spellEnd"/>
+      <w:r>
+        <w:t xml:space="preserve"> </w:t>
+      </w:r>
+      <w:proofErr w:type="spellStart"/>
+      <w:r>
+        <w:t>untuk</w:t>
+      </w:r>
+      <w:proofErr w:type="spellEnd"/>
+      <w:r>
+        <w:t xml:space="preserve"> </w:t>
+      </w:r>
+      <w:proofErr w:type="spellStart"/>
+      <w:r>
+        <w:t>menerima</w:t>
+      </w:r>
+      <w:proofErr w:type="spellEnd"/>
+      <w:r>
+        <w:t xml:space="preserve"> </w:t>
+      </w:r>
+      <w:r>
+        <w:rPr>
+          <w:b/>
+          <w:bCs/>
+        </w:rPr>
+        <w:t>Fixture page</w:t>
+      </w:r>
+      <w:r>
+        <w:t xml:space="preserve"> </w:t>
+      </w:r>
+      <w:proofErr w:type="spellStart"/>
+      <w:r>
+        <w:t>dari</w:t>
+      </w:r>
+      <w:proofErr w:type="spellEnd"/>
+      <w:r>
+        <w:t xml:space="preserve"> Playwright </w:t>
+      </w:r>
+      <w:proofErr w:type="spellStart"/>
+      <w:r>
+        <w:t>sehingga</w:t>
+      </w:r>
+      <w:proofErr w:type="spellEnd"/>
+      <w:r>
+        <w:t xml:space="preserve"> </w:t>
+      </w:r>
+      <w:proofErr w:type="spellStart"/>
+      <w:r>
+        <w:t>seluruh</w:t>
+      </w:r>
+      <w:proofErr w:type="spellEnd"/>
+      <w:r>
+        <w:t xml:space="preserve"> method di </w:t>
+      </w:r>
+      <w:proofErr w:type="spellStart"/>
+      <w:r>
+        <w:t>dalam</w:t>
+      </w:r>
+      <w:proofErr w:type="spellEnd"/>
+      <w:r>
+        <w:t xml:space="preserve"> </w:t>
+      </w:r>
+      <w:proofErr w:type="spellStart"/>
+      <w:r>
+        <w:t>LoginPage</w:t>
+      </w:r>
+      <w:proofErr w:type="spellEnd"/>
+      <w:r>
+        <w:t xml:space="preserve"> </w:t>
+      </w:r>
+      <w:proofErr w:type="spellStart"/>
+      <w:r>
+        <w:t>dapat</w:t>
+      </w:r>
+      <w:proofErr w:type="spellEnd"/>
+      <w:r>
+        <w:t xml:space="preserve"> </w:t>
+      </w:r>
+      <w:proofErr w:type="spellStart"/>
+      <w:r>
+        <w:t>menggunakan</w:t>
+      </w:r>
+      <w:proofErr w:type="spellEnd"/>
+      <w:r>
+        <w:t xml:space="preserve"> </w:t>
+      </w:r>
+      <w:proofErr w:type="spellStart"/>
+      <w:r>
+        <w:t>objek</w:t>
+      </w:r>
+      <w:proofErr w:type="spellEnd"/>
+      <w:r>
+        <w:t xml:space="preserve"> page.</w:t>
+      </w:r>
+    </w:p>
+    <w:p>
+      <w:proofErr w:type="spellStart"/>
+      <w:r>
+        <w:t>Contoh</w:t>
+      </w:r>
+      <w:proofErr w:type="spellEnd"/>
+      <w:r>
+        <w:t xml:space="preserve"> pada file test:</w:t>
+      </w:r>
+    </w:p>
+    <w:p>
+      <w:r>
+        <w:t xml:space="preserve">const </w:t>
+      </w:r>
+      <w:proofErr w:type="spellStart"/>
+      <w:r>
+        <w:t>loginPage</w:t>
+      </w:r>
+      <w:proofErr w:type="spellEnd"/>
+      <w:r>
+        <w:t xml:space="preserve"> = new </w:t>
+      </w:r>
+      <w:proofErr w:type="spellStart"/>
+      <w:r>
+        <w:t>LoginPage</w:t>
+      </w:r>
+      <w:proofErr w:type="spellEnd"/>
+      <w:r>
+        <w:t>(page);</w:t>
+      </w:r>
+    </w:p>
+    <w:p>
+      <w:proofErr w:type="spellStart"/>
+      <w:r>
+        <w:t>Objek</w:t>
+      </w:r>
+      <w:proofErr w:type="spellEnd"/>
+      <w:r>
+        <w:t xml:space="preserve"> page </w:t>
+      </w:r>
+      <w:proofErr w:type="spellStart"/>
+      <w:r>
+        <w:t>berasal</w:t>
+      </w:r>
+      <w:proofErr w:type="spellEnd"/>
+      <w:r>
+        <w:t xml:space="preserve"> </w:t>
+      </w:r>
+      <w:proofErr w:type="spellStart"/>
+      <w:r>
+        <w:t>dari</w:t>
+      </w:r>
+      <w:proofErr w:type="spellEnd"/>
+      <w:r>
+        <w:t xml:space="preserve"> Fixture yang </w:t>
+      </w:r>
+      <w:proofErr w:type="spellStart"/>
+      <w:r>
+        <w:t>telah</w:t>
+      </w:r>
+      <w:proofErr w:type="spellEnd"/>
+      <w:r>
+        <w:t xml:space="preserve"> </w:t>
+      </w:r>
+      <w:proofErr w:type="spellStart"/>
+      <w:r>
+        <w:t>dipelajari</w:t>
+      </w:r>
+      <w:proofErr w:type="spellEnd"/>
+      <w:r>
+        <w:t xml:space="preserve"> pada Day 7.</w:t>
+      </w:r>
+    </w:p>
+    <w:p>
+      <w:r>
+        <w:pict w14:anchorId="1D680617">
+          <v:rect id="_x0000_i1178" style="width:0;height:1.5pt" o:hralign="center" o:hrstd="t" o:hr="t" fillcolor="#a0a0a0" stroked="f"/>
+        </w:pict>
+      </w:r>
+    </w:p>
+    <w:p>
+      <w:pPr>
+        <w:rPr>
+          <w:b/>
+          <w:bCs/>
+        </w:rPr>
+      </w:pPr>
+      <w:proofErr w:type="spellStart"/>
+      <w:r>
+        <w:rPr>
+          <w:b/>
+          <w:bCs/>
+        </w:rPr>
+        <w:t>Menggunakan</w:t>
+      </w:r>
+      <w:proofErr w:type="spellEnd"/>
+      <w:r>
+        <w:rPr>
+          <w:b/>
+          <w:bCs/>
+        </w:rPr>
+        <w:t xml:space="preserve"> </w:t>
+      </w:r>
+      <w:proofErr w:type="spellStart"/>
+      <w:r>
+        <w:rPr>
+          <w:b/>
+          <w:bCs/>
+        </w:rPr>
+        <w:t>LoginPage</w:t>
+      </w:r>
+      <w:proofErr w:type="spellEnd"/>
+      <w:r>
+        <w:rPr>
+          <w:b/>
+          <w:bCs/>
+        </w:rPr>
+        <w:t xml:space="preserve"> pada Test</w:t>
+      </w:r>
+    </w:p>
+    <w:p>
+      <w:proofErr w:type="spellStart"/>
+      <w:r>
+        <w:t>Sebelum</w:t>
+      </w:r>
+      <w:proofErr w:type="spellEnd"/>
+      <w:r>
+        <w:t xml:space="preserve"> POM:</w:t>
+      </w:r>
+    </w:p>
+    <w:p>
+      <w:r>
+        <w:t xml:space="preserve">await </w:t>
+      </w:r>
+      <w:proofErr w:type="spellStart"/>
+      <w:proofErr w:type="gramStart"/>
+      <w:r>
+        <w:t>page.goto</w:t>
+      </w:r>
+      <w:proofErr w:type="spellEnd"/>
+      <w:proofErr w:type="gramEnd"/>
+      <w:r>
+        <w:t>(...);</w:t>
+      </w:r>
+    </w:p>
+    <w:p>
+      <w:r>
+        <w:t xml:space="preserve">await </w:t>
+      </w:r>
+      <w:proofErr w:type="spellStart"/>
+      <w:proofErr w:type="gramStart"/>
+      <w:r>
+        <w:t>page.fill</w:t>
+      </w:r>
+      <w:proofErr w:type="spellEnd"/>
+      <w:proofErr w:type="gramEnd"/>
+      <w:r>
+        <w:t>(...);</w:t>
+      </w:r>
+    </w:p>
+    <w:p>
+      <w:r>
+        <w:t xml:space="preserve">await </w:t>
+      </w:r>
+      <w:proofErr w:type="spellStart"/>
+      <w:proofErr w:type="gramStart"/>
+      <w:r>
+        <w:t>page.fill</w:t>
+      </w:r>
+      <w:proofErr w:type="spellEnd"/>
+      <w:proofErr w:type="gramEnd"/>
+      <w:r>
+        <w:t>(...);</w:t>
+      </w:r>
+    </w:p>
+    <w:p>
+      <w:r>
+        <w:t xml:space="preserve">await </w:t>
+      </w:r>
+      <w:proofErr w:type="spellStart"/>
+      <w:proofErr w:type="gramStart"/>
+      <w:r>
+        <w:t>page.click</w:t>
+      </w:r>
+      <w:proofErr w:type="spellEnd"/>
+      <w:proofErr w:type="gramEnd"/>
+      <w:r>
+        <w:t>(...);</w:t>
+      </w:r>
+    </w:p>
+    <w:p>
+      <w:proofErr w:type="spellStart"/>
+      <w:r>
+        <w:t>Sesudah</w:t>
+      </w:r>
+      <w:proofErr w:type="spellEnd"/>
+      <w:r>
+        <w:t xml:space="preserve"> POM:</w:t>
+      </w:r>
+    </w:p>
+    <w:p>
+      <w:r>
+        <w:lastRenderedPageBreak/>
+        <w:t xml:space="preserve">const </w:t>
+      </w:r>
+      <w:proofErr w:type="spellStart"/>
+      <w:r>
+        <w:t>loginPage</w:t>
+      </w:r>
+      <w:proofErr w:type="spellEnd"/>
+      <w:r>
+        <w:t xml:space="preserve"> = new </w:t>
+      </w:r>
+      <w:proofErr w:type="spellStart"/>
+      <w:r>
+        <w:t>LoginPage</w:t>
+      </w:r>
+      <w:proofErr w:type="spellEnd"/>
+      <w:r>
+        <w:t>(page);</w:t>
+      </w:r>
+    </w:p>
+    <w:p/>
+    <w:p>
+      <w:r>
+        <w:t xml:space="preserve">await </w:t>
+      </w:r>
+      <w:proofErr w:type="spellStart"/>
+      <w:r>
+        <w:t>loginPage.goto</w:t>
+      </w:r>
+      <w:proofErr w:type="spellEnd"/>
+      <w:r>
+        <w:t>();</w:t>
+      </w:r>
+    </w:p>
+    <w:p>
+      <w:r>
+        <w:t xml:space="preserve">await </w:t>
+      </w:r>
+      <w:proofErr w:type="spellStart"/>
+      <w:r>
+        <w:t>loginPage.login</w:t>
+      </w:r>
+      <w:proofErr w:type="spellEnd"/>
+      <w:r>
+        <w:t>(</w:t>
+      </w:r>
+    </w:p>
+    <w:p>
+      <w:r>
+        <w:t xml:space="preserve">    "</w:t>
+      </w:r>
+      <w:proofErr w:type="spellStart"/>
+      <w:proofErr w:type="gramStart"/>
+      <w:r>
+        <w:t>standard</w:t>
+      </w:r>
+      <w:proofErr w:type="gramEnd"/>
+      <w:r>
+        <w:t>_user</w:t>
+      </w:r>
+      <w:proofErr w:type="spellEnd"/>
+      <w:r>
+        <w:t>",</w:t>
+      </w:r>
+    </w:p>
+    <w:p>
+      <w:r>
+        <w:t xml:space="preserve">    "</w:t>
+      </w:r>
+      <w:proofErr w:type="spellStart"/>
+      <w:proofErr w:type="gramStart"/>
+      <w:r>
+        <w:t>secret</w:t>
+      </w:r>
+      <w:proofErr w:type="gramEnd"/>
+      <w:r>
+        <w:t>_sauce</w:t>
+      </w:r>
+      <w:proofErr w:type="spellEnd"/>
+      <w:r>
+        <w:t>"</w:t>
+      </w:r>
+    </w:p>
+    <w:p>
+      <w:r>
+        <w:t>);</w:t>
+      </w:r>
+    </w:p>
+    <w:p>
+      <w:r>
+        <w:t xml:space="preserve">File test </w:t>
+      </w:r>
+      <w:proofErr w:type="spellStart"/>
+      <w:r>
+        <w:t>menjadi</w:t>
+      </w:r>
+      <w:proofErr w:type="spellEnd"/>
+      <w:r>
+        <w:t xml:space="preserve"> </w:t>
+      </w:r>
+      <w:proofErr w:type="spellStart"/>
+      <w:r>
+        <w:t>lebih</w:t>
+      </w:r>
+      <w:proofErr w:type="spellEnd"/>
+      <w:r>
+        <w:t xml:space="preserve"> </w:t>
+      </w:r>
+      <w:proofErr w:type="spellStart"/>
+      <w:r>
+        <w:t>sederhana</w:t>
+      </w:r>
+      <w:proofErr w:type="spellEnd"/>
+      <w:r>
+        <w:t xml:space="preserve"> </w:t>
+      </w:r>
+      <w:proofErr w:type="spellStart"/>
+      <w:r>
+        <w:t>karena</w:t>
+      </w:r>
+      <w:proofErr w:type="spellEnd"/>
+      <w:r>
+        <w:t xml:space="preserve"> detail locator </w:t>
+      </w:r>
+      <w:proofErr w:type="spellStart"/>
+      <w:r>
+        <w:t>telah</w:t>
+      </w:r>
+      <w:proofErr w:type="spellEnd"/>
+      <w:r>
+        <w:t xml:space="preserve"> </w:t>
+      </w:r>
+      <w:proofErr w:type="spellStart"/>
+      <w:r>
+        <w:t>dipindahkan</w:t>
+      </w:r>
+      <w:proofErr w:type="spellEnd"/>
+      <w:r>
+        <w:t xml:space="preserve"> </w:t>
+      </w:r>
+      <w:proofErr w:type="spellStart"/>
+      <w:r>
+        <w:t>ke</w:t>
+      </w:r>
+      <w:proofErr w:type="spellEnd"/>
+      <w:r>
+        <w:t xml:space="preserve"> </w:t>
+      </w:r>
+      <w:proofErr w:type="spellStart"/>
+      <w:r>
+        <w:t>LoginPage</w:t>
+      </w:r>
+      <w:proofErr w:type="spellEnd"/>
+      <w:r>
+        <w:t>.</w:t>
+      </w:r>
+    </w:p>
+    <w:p>
+      <w:r>
+        <w:pict w14:anchorId="3ABE6E82">
+          <v:rect id="_x0000_i1179" style="width:0;height:1.5pt" o:hralign="center" o:hrstd="t" o:hr="t" fillcolor="#a0a0a0" stroked="f"/>
+        </w:pict>
+      </w:r>
+    </w:p>
+    <w:p>
+      <w:pPr>
+        <w:rPr>
+          <w:b/>
+          <w:bCs/>
+        </w:rPr>
+      </w:pPr>
+      <w:r>
+        <w:rPr>
+          <w:b/>
+          <w:bCs/>
+        </w:rPr>
+        <w:t>Method async dan non-async</w:t>
+      </w:r>
+    </w:p>
+    <w:p>
+      <w:r>
+        <w:t xml:space="preserve">Method yang </w:t>
+      </w:r>
+      <w:proofErr w:type="spellStart"/>
+      <w:r>
+        <w:t>melakukan</w:t>
+      </w:r>
+      <w:proofErr w:type="spellEnd"/>
+      <w:r>
+        <w:t xml:space="preserve"> </w:t>
+      </w:r>
+      <w:proofErr w:type="spellStart"/>
+      <w:r>
+        <w:t>aksi</w:t>
+      </w:r>
+      <w:proofErr w:type="spellEnd"/>
+      <w:r>
+        <w:t xml:space="preserve"> </w:t>
+      </w:r>
+      <w:proofErr w:type="spellStart"/>
+      <w:r>
+        <w:t>menggunakan</w:t>
+      </w:r>
+      <w:proofErr w:type="spellEnd"/>
+      <w:r>
+        <w:t xml:space="preserve"> await </w:t>
+      </w:r>
+      <w:proofErr w:type="spellStart"/>
+      <w:r>
+        <w:t>harus</w:t>
+      </w:r>
+      <w:proofErr w:type="spellEnd"/>
+      <w:r>
+        <w:t xml:space="preserve"> </w:t>
+      </w:r>
+      <w:proofErr w:type="spellStart"/>
+      <w:r>
+        <w:t>menggunakan</w:t>
+      </w:r>
+      <w:proofErr w:type="spellEnd"/>
+      <w:r>
+        <w:t xml:space="preserve"> async.</w:t>
+      </w:r>
+    </w:p>
+    <w:p>
+      <w:proofErr w:type="spellStart"/>
+      <w:r>
+        <w:t>Contoh</w:t>
+      </w:r>
+      <w:proofErr w:type="spellEnd"/>
+      <w:r>
+        <w:t>:</w:t>
+      </w:r>
+    </w:p>
+    <w:p>
+      <w:r>
+        <w:t xml:space="preserve">async </w:t>
+      </w:r>
+      <w:proofErr w:type="gramStart"/>
+      <w:r>
+        <w:t>login(</w:t>
+      </w:r>
+      <w:proofErr w:type="gramEnd"/>
+      <w:r>
+        <w:t>username: string, password: string) {</w:t>
+      </w:r>
+    </w:p>
+    <w:p/>
+    <w:p>
+      <w:r>
+        <w:t>}</w:t>
+      </w:r>
+    </w:p>
+    <w:p>
+      <w:proofErr w:type="spellStart"/>
+      <w:r>
+        <w:t>Sedangkan</w:t>
+      </w:r>
+      <w:proofErr w:type="spellEnd"/>
+      <w:r>
+        <w:t xml:space="preserve"> method yang </w:t>
+      </w:r>
+      <w:proofErr w:type="spellStart"/>
+      <w:r>
+        <w:t>hanya</w:t>
+      </w:r>
+      <w:proofErr w:type="spellEnd"/>
+      <w:r>
+        <w:t xml:space="preserve"> </w:t>
+      </w:r>
+      <w:proofErr w:type="spellStart"/>
+      <w:r>
+        <w:t>mengembalikan</w:t>
+      </w:r>
+      <w:proofErr w:type="spellEnd"/>
+      <w:r>
+        <w:t xml:space="preserve"> Locator </w:t>
+      </w:r>
+      <w:proofErr w:type="spellStart"/>
+      <w:r>
+        <w:t>tidak</w:t>
+      </w:r>
+      <w:proofErr w:type="spellEnd"/>
+      <w:r>
+        <w:t xml:space="preserve"> </w:t>
+      </w:r>
+      <w:proofErr w:type="spellStart"/>
+      <w:r>
+        <w:t>perlu</w:t>
+      </w:r>
+      <w:proofErr w:type="spellEnd"/>
+      <w:r>
+        <w:t xml:space="preserve"> </w:t>
+      </w:r>
+      <w:proofErr w:type="spellStart"/>
+      <w:r>
+        <w:t>menggunakan</w:t>
+      </w:r>
+      <w:proofErr w:type="spellEnd"/>
+      <w:r>
+        <w:t xml:space="preserve"> async.</w:t>
+      </w:r>
+    </w:p>
+    <w:p>
+      <w:proofErr w:type="spellStart"/>
+      <w:r>
+        <w:t>Contoh</w:t>
+      </w:r>
+      <w:proofErr w:type="spellEnd"/>
+      <w:r>
+        <w:t>:</w:t>
+      </w:r>
+    </w:p>
+    <w:p>
+      <w:proofErr w:type="spellStart"/>
+      <w:proofErr w:type="gramStart"/>
+      <w:r>
+        <w:t>getErrorMessage</w:t>
+      </w:r>
+      <w:proofErr w:type="spellEnd"/>
+      <w:r>
+        <w:t>(</w:t>
+      </w:r>
+      <w:proofErr w:type="gramEnd"/>
+      <w:r>
+        <w:t>) {</w:t>
+      </w:r>
+    </w:p>
+    <w:p>
+      <w:r>
+        <w:t xml:space="preserve">    return </w:t>
+      </w:r>
+      <w:proofErr w:type="spellStart"/>
+      <w:proofErr w:type="gramStart"/>
+      <w:r>
+        <w:t>this.page</w:t>
+      </w:r>
+      <w:proofErr w:type="gramEnd"/>
+      <w:r>
+        <w:t>.locator</w:t>
+      </w:r>
+      <w:proofErr w:type="spellEnd"/>
+      <w:r>
+        <w:t>('[data-test="error"]');</w:t>
+      </w:r>
+    </w:p>
+    <w:p>
+      <w:r>
+        <w:t>}</w:t>
+      </w:r>
+    </w:p>
+    <w:p>
+      <w:r>
+        <w:t xml:space="preserve">Hal </w:t>
+      </w:r>
+      <w:proofErr w:type="spellStart"/>
+      <w:r>
+        <w:t>ini</w:t>
+      </w:r>
+      <w:proofErr w:type="spellEnd"/>
+      <w:r>
+        <w:t xml:space="preserve"> </w:t>
+      </w:r>
+      <w:proofErr w:type="spellStart"/>
+      <w:r>
+        <w:t>menghindari</w:t>
+      </w:r>
+      <w:proofErr w:type="spellEnd"/>
+      <w:r>
+        <w:t xml:space="preserve"> method </w:t>
+      </w:r>
+      <w:proofErr w:type="spellStart"/>
+      <w:r>
+        <w:t>mengembalikan</w:t>
+      </w:r>
+      <w:proofErr w:type="spellEnd"/>
+      <w:r>
+        <w:t xml:space="preserve"> Promise&lt;Locator&gt; yang </w:t>
+      </w:r>
+      <w:proofErr w:type="spellStart"/>
+      <w:r>
+        <w:t>dapat</w:t>
+      </w:r>
+      <w:proofErr w:type="spellEnd"/>
+      <w:r>
+        <w:t xml:space="preserve"> </w:t>
+      </w:r>
+      <w:proofErr w:type="spellStart"/>
+      <w:r>
+        <w:t>menyebabkan</w:t>
+      </w:r>
+      <w:proofErr w:type="spellEnd"/>
+      <w:r>
+        <w:t xml:space="preserve"> error </w:t>
+      </w:r>
+      <w:proofErr w:type="spellStart"/>
+      <w:r>
+        <w:t>ketika</w:t>
+      </w:r>
+      <w:proofErr w:type="spellEnd"/>
+      <w:r>
+        <w:t xml:space="preserve"> </w:t>
+      </w:r>
+      <w:proofErr w:type="spellStart"/>
+      <w:r>
+        <w:t>digunakan</w:t>
+      </w:r>
+      <w:proofErr w:type="spellEnd"/>
+      <w:r>
+        <w:t xml:space="preserve"> pada </w:t>
+      </w:r>
+      <w:proofErr w:type="gramStart"/>
+      <w:r>
+        <w:t>expect(</w:t>
+      </w:r>
+      <w:proofErr w:type="gramEnd"/>
+      <w:r>
+        <w:t>).</w:t>
+      </w:r>
+    </w:p>
+    <w:p>
+      <w:r>
+        <w:pict w14:anchorId="36A23603">
+          <v:rect id="_x0000_i1180" style="width:0;height:1.5pt" o:hralign="center" o:hrstd="t" o:hr="t" fillcolor="#a0a0a0" stroked="f"/>
+        </w:pict>
+      </w:r>
+    </w:p>
+    <w:p>
+      <w:pPr>
+        <w:rPr>
+          <w:b/>
+          <w:bCs/>
+        </w:rPr>
+      </w:pPr>
+      <w:proofErr w:type="spellStart"/>
+      <w:r>
+        <w:rPr>
+          <w:b/>
+          <w:bCs/>
+        </w:rPr>
+        <w:t>Penamaan</w:t>
+      </w:r>
+      <w:proofErr w:type="spellEnd"/>
+      <w:r>
+        <w:rPr>
+          <w:b/>
+          <w:bCs/>
+        </w:rPr>
+        <w:t xml:space="preserve"> Method</w:t>
+      </w:r>
+    </w:p>
+    <w:p>
+      <w:proofErr w:type="spellStart"/>
+      <w:r>
+        <w:t>Disarankan</w:t>
+      </w:r>
+      <w:proofErr w:type="spellEnd"/>
+      <w:r>
+        <w:t xml:space="preserve"> </w:t>
+      </w:r>
+      <w:proofErr w:type="spellStart"/>
+      <w:r>
+        <w:t>menggunakan</w:t>
+      </w:r>
+      <w:proofErr w:type="spellEnd"/>
+      <w:r>
+        <w:t xml:space="preserve"> nama method yang </w:t>
+      </w:r>
+      <w:proofErr w:type="spellStart"/>
+      <w:r>
+        <w:t>konsisten</w:t>
+      </w:r>
+      <w:proofErr w:type="spellEnd"/>
+      <w:r>
+        <w:t>.</w:t>
+      </w:r>
+    </w:p>
+    <w:p>
+      <w:pPr>
+        <w:rPr>
+          <w:b/>
+          <w:bCs/>
+        </w:rPr>
+      </w:pPr>
+      <w:r>
+        <w:rPr>
+          <w:b/>
+          <w:bCs/>
+        </w:rPr>
+        <w:t xml:space="preserve">Method </w:t>
+      </w:r>
+      <w:proofErr w:type="spellStart"/>
+      <w:r>
+        <w:rPr>
+          <w:b/>
+          <w:bCs/>
+        </w:rPr>
+        <w:t>untuk</w:t>
+      </w:r>
+      <w:proofErr w:type="spellEnd"/>
+      <w:r>
+        <w:rPr>
+          <w:b/>
+          <w:bCs/>
+        </w:rPr>
+        <w:t xml:space="preserve"> </w:t>
+      </w:r>
+      <w:proofErr w:type="spellStart"/>
+      <w:r>
+        <w:rPr>
+          <w:b/>
+          <w:bCs/>
+        </w:rPr>
+        <w:t>mengambil</w:t>
+      </w:r>
+      <w:proofErr w:type="spellEnd"/>
+      <w:r>
+        <w:rPr>
+          <w:b/>
+          <w:bCs/>
+        </w:rPr>
+        <w:t xml:space="preserve"> </w:t>
+      </w:r>
+      <w:proofErr w:type="spellStart"/>
+      <w:r>
+        <w:rPr>
+          <w:b/>
+          <w:bCs/>
+        </w:rPr>
+        <w:t>elemen</w:t>
+      </w:r>
+      <w:proofErr w:type="spellEnd"/>
+    </w:p>
+    <w:p>
+      <w:proofErr w:type="spellStart"/>
+      <w:proofErr w:type="gramStart"/>
+      <w:r>
+        <w:lastRenderedPageBreak/>
+        <w:t>getErrorMessage</w:t>
+      </w:r>
+      <w:proofErr w:type="spellEnd"/>
+      <w:r>
+        <w:t>(</w:t>
+      </w:r>
+      <w:proofErr w:type="gramEnd"/>
+      <w:r>
+        <w:t>)</w:t>
+      </w:r>
+    </w:p>
+    <w:p/>
+    <w:p>
+      <w:proofErr w:type="spellStart"/>
+      <w:proofErr w:type="gramStart"/>
+      <w:r>
+        <w:t>getLoginButton</w:t>
+      </w:r>
+      <w:proofErr w:type="spellEnd"/>
+      <w:r>
+        <w:t>(</w:t>
+      </w:r>
+      <w:proofErr w:type="gramEnd"/>
+      <w:r>
+        <w:t>)</w:t>
+      </w:r>
+    </w:p>
+    <w:p/>
+    <w:p>
+      <w:proofErr w:type="spellStart"/>
+      <w:proofErr w:type="gramStart"/>
+      <w:r>
+        <w:t>getUsernameField</w:t>
+      </w:r>
+      <w:proofErr w:type="spellEnd"/>
+      <w:r>
+        <w:t>(</w:t>
+      </w:r>
+      <w:proofErr w:type="gramEnd"/>
+      <w:r>
+        <w:t>)</w:t>
+      </w:r>
+    </w:p>
+    <w:p/>
+    <w:p>
+      <w:proofErr w:type="spellStart"/>
+      <w:proofErr w:type="gramStart"/>
+      <w:r>
+        <w:t>getPasswordField</w:t>
+      </w:r>
+      <w:proofErr w:type="spellEnd"/>
+      <w:r>
+        <w:t>(</w:t>
+      </w:r>
+      <w:proofErr w:type="gramEnd"/>
+      <w:r>
+        <w:t>)</w:t>
+      </w:r>
+    </w:p>
+    <w:p>
+      <w:pPr>
+        <w:rPr>
+          <w:b/>
+          <w:bCs/>
+        </w:rPr>
+      </w:pPr>
+      <w:r>
+        <w:rPr>
+          <w:b/>
+          <w:bCs/>
+        </w:rPr>
+        <w:t xml:space="preserve">Method </w:t>
+      </w:r>
+      <w:proofErr w:type="spellStart"/>
+      <w:r>
+        <w:rPr>
+          <w:b/>
+          <w:bCs/>
+        </w:rPr>
+        <w:t>untuk</w:t>
+      </w:r>
+      <w:proofErr w:type="spellEnd"/>
+      <w:r>
+        <w:rPr>
+          <w:b/>
+          <w:bCs/>
+        </w:rPr>
+        <w:t xml:space="preserve"> </w:t>
+      </w:r>
+      <w:proofErr w:type="spellStart"/>
+      <w:r>
+        <w:rPr>
+          <w:b/>
+          <w:bCs/>
+        </w:rPr>
+        <w:t>melakukan</w:t>
+      </w:r>
+      <w:proofErr w:type="spellEnd"/>
+      <w:r>
+        <w:rPr>
+          <w:b/>
+          <w:bCs/>
+        </w:rPr>
+        <w:t xml:space="preserve"> </w:t>
+      </w:r>
+      <w:proofErr w:type="spellStart"/>
+      <w:r>
+        <w:rPr>
+          <w:b/>
+          <w:bCs/>
+        </w:rPr>
+        <w:t>aksi</w:t>
+      </w:r>
+      <w:proofErr w:type="spellEnd"/>
+    </w:p>
+    <w:p>
+      <w:proofErr w:type="gramStart"/>
+      <w:r>
+        <w:t>login(</w:t>
+      </w:r>
+      <w:proofErr w:type="gramEnd"/>
+      <w:r>
+        <w:t>)</w:t>
+      </w:r>
+    </w:p>
+    <w:p/>
+    <w:p>
+      <w:proofErr w:type="gramStart"/>
+      <w:r>
+        <w:t>logout(</w:t>
+      </w:r>
+      <w:proofErr w:type="gramEnd"/>
+      <w:r>
+        <w:t>)</w:t>
+      </w:r>
+    </w:p>
+    <w:p/>
+    <w:p>
+      <w:proofErr w:type="gramStart"/>
+      <w:r>
+        <w:t>checkout(</w:t>
+      </w:r>
+      <w:proofErr w:type="gramEnd"/>
+      <w:r>
+        <w:t>)</w:t>
+      </w:r>
+    </w:p>
+    <w:p/>
+    <w:p>
+      <w:proofErr w:type="spellStart"/>
+      <w:proofErr w:type="gramStart"/>
+      <w:r>
+        <w:t>addBackpackToCart</w:t>
+      </w:r>
+      <w:proofErr w:type="spellEnd"/>
+      <w:r>
+        <w:t>(</w:t>
+      </w:r>
+      <w:proofErr w:type="gramEnd"/>
+      <w:r>
+        <w:t>)</w:t>
+      </w:r>
+    </w:p>
+    <w:p>
+      <w:proofErr w:type="spellStart"/>
+      <w:r>
+        <w:t>Penamaan</w:t>
+      </w:r>
+      <w:proofErr w:type="spellEnd"/>
+      <w:r>
+        <w:t xml:space="preserve"> yang </w:t>
+      </w:r>
+      <w:proofErr w:type="spellStart"/>
+      <w:r>
+        <w:t>konsisten</w:t>
+      </w:r>
+      <w:proofErr w:type="spellEnd"/>
+      <w:r>
+        <w:t xml:space="preserve"> </w:t>
+      </w:r>
+      <w:proofErr w:type="spellStart"/>
+      <w:r>
+        <w:t>membuat</w:t>
+      </w:r>
+      <w:proofErr w:type="spellEnd"/>
+      <w:r>
+        <w:t xml:space="preserve"> project </w:t>
+      </w:r>
+      <w:proofErr w:type="spellStart"/>
+      <w:r>
+        <w:t>lebih</w:t>
+      </w:r>
+      <w:proofErr w:type="spellEnd"/>
+      <w:r>
+        <w:t xml:space="preserve"> </w:t>
+      </w:r>
+      <w:proofErr w:type="spellStart"/>
+      <w:r>
+        <w:t>mudah</w:t>
+      </w:r>
+      <w:proofErr w:type="spellEnd"/>
+      <w:r>
+        <w:t xml:space="preserve"> </w:t>
+      </w:r>
+      <w:proofErr w:type="spellStart"/>
+      <w:r>
+        <w:t>dipahami</w:t>
+      </w:r>
+      <w:proofErr w:type="spellEnd"/>
+      <w:r>
+        <w:t xml:space="preserve"> oleh </w:t>
+      </w:r>
+      <w:proofErr w:type="spellStart"/>
+      <w:r>
+        <w:t>seluruh</w:t>
+      </w:r>
+      <w:proofErr w:type="spellEnd"/>
+      <w:r>
+        <w:t xml:space="preserve"> </w:t>
+      </w:r>
+      <w:proofErr w:type="spellStart"/>
+      <w:r>
+        <w:t>anggota</w:t>
+      </w:r>
+      <w:proofErr w:type="spellEnd"/>
+      <w:r>
+        <w:t xml:space="preserve"> </w:t>
+      </w:r>
+      <w:proofErr w:type="spellStart"/>
+      <w:r>
+        <w:t>tim.</w:t>
+      </w:r>
+      <w:proofErr w:type="spellEnd"/>
+    </w:p>
+    <w:p>
+      <w:r>
+        <w:pict w14:anchorId="07FEE131">
+          <v:rect id="_x0000_i1181" style="width:0;height:1.5pt" o:hralign="center" o:hrstd="t" o:hr="t" fillcolor="#a0a0a0" stroked="f"/>
+        </w:pict>
+      </w:r>
+    </w:p>
+    <w:p>
+      <w:pPr>
+        <w:rPr>
+          <w:b/>
+          <w:bCs/>
+        </w:rPr>
+      </w:pPr>
+      <w:proofErr w:type="spellStart"/>
+      <w:r>
+        <w:rPr>
+          <w:b/>
+          <w:bCs/>
+        </w:rPr>
+        <w:t>Keuntungan</w:t>
+      </w:r>
+      <w:proofErr w:type="spellEnd"/>
+      <w:r>
+        <w:rPr>
+          <w:b/>
+          <w:bCs/>
+        </w:rPr>
+        <w:t xml:space="preserve"> </w:t>
+      </w:r>
+      <w:proofErr w:type="spellStart"/>
+      <w:r>
+        <w:rPr>
+          <w:b/>
+          <w:bCs/>
+        </w:rPr>
+        <w:t>Menggunakan</w:t>
+      </w:r>
+      <w:proofErr w:type="spellEnd"/>
+      <w:r>
+        <w:rPr>
+          <w:b/>
+          <w:bCs/>
+        </w:rPr>
+        <w:t xml:space="preserve"> POM</w:t>
+      </w:r>
+    </w:p>
+    <w:p>
+      <w:pPr>
+        <w:numPr>
+          <w:ilvl w:val="0"/>
+          <w:numId w:val="24"/>
+        </w:numPr>
+      </w:pPr>
+      <w:proofErr w:type="spellStart"/>
+      <w:r>
+        <w:t>Mengurangi</w:t>
+      </w:r>
+      <w:proofErr w:type="spellEnd"/>
+      <w:r>
+        <w:t xml:space="preserve"> </w:t>
+      </w:r>
+      <w:proofErr w:type="spellStart"/>
+      <w:r>
+        <w:t>duplikasi</w:t>
+      </w:r>
+      <w:proofErr w:type="spellEnd"/>
+      <w:r>
+        <w:t xml:space="preserve"> </w:t>
+      </w:r>
+      <w:proofErr w:type="spellStart"/>
+      <w:r>
+        <w:t>kode</w:t>
+      </w:r>
+      <w:proofErr w:type="spellEnd"/>
+      <w:r>
+        <w:t xml:space="preserve">. </w:t>
+      </w:r>
+    </w:p>
+    <w:p>
+      <w:pPr>
+        <w:numPr>
+          <w:ilvl w:val="0"/>
+          <w:numId w:val="24"/>
+        </w:numPr>
+      </w:pPr>
+      <w:r>
+        <w:t xml:space="preserve">Locator </w:t>
+      </w:r>
+      <w:proofErr w:type="spellStart"/>
+      <w:r>
+        <w:t>hanya</w:t>
+      </w:r>
+      <w:proofErr w:type="spellEnd"/>
+      <w:r>
+        <w:t xml:space="preserve"> </w:t>
+      </w:r>
+      <w:proofErr w:type="spellStart"/>
+      <w:r>
+        <w:t>disimpan</w:t>
+      </w:r>
+      <w:proofErr w:type="spellEnd"/>
+      <w:r>
+        <w:t xml:space="preserve"> pada </w:t>
+      </w:r>
+      <w:proofErr w:type="spellStart"/>
+      <w:r>
+        <w:t>satu</w:t>
+      </w:r>
+      <w:proofErr w:type="spellEnd"/>
+      <w:r>
+        <w:t xml:space="preserve"> </w:t>
+      </w:r>
+      <w:proofErr w:type="spellStart"/>
+      <w:r>
+        <w:t>tempat</w:t>
+      </w:r>
+      <w:proofErr w:type="spellEnd"/>
+      <w:r>
+        <w:t xml:space="preserve">. </w:t>
+      </w:r>
+    </w:p>
+    <w:p>
+      <w:pPr>
+        <w:numPr>
+          <w:ilvl w:val="0"/>
+          <w:numId w:val="24"/>
+        </w:numPr>
+      </w:pPr>
+      <w:r>
+        <w:t xml:space="preserve">File test </w:t>
+      </w:r>
+      <w:proofErr w:type="spellStart"/>
+      <w:r>
+        <w:t>lebih</w:t>
+      </w:r>
+      <w:proofErr w:type="spellEnd"/>
+      <w:r>
+        <w:t xml:space="preserve"> </w:t>
+      </w:r>
+      <w:proofErr w:type="spellStart"/>
+      <w:r>
+        <w:t>singkat</w:t>
+      </w:r>
+      <w:proofErr w:type="spellEnd"/>
+      <w:r>
+        <w:t xml:space="preserve"> dan </w:t>
+      </w:r>
+      <w:proofErr w:type="spellStart"/>
+      <w:r>
+        <w:t>mudah</w:t>
+      </w:r>
+      <w:proofErr w:type="spellEnd"/>
+      <w:r>
+        <w:t xml:space="preserve"> </w:t>
+      </w:r>
+      <w:proofErr w:type="spellStart"/>
+      <w:r>
+        <w:t>dibaca</w:t>
+      </w:r>
+      <w:proofErr w:type="spellEnd"/>
+      <w:r>
+        <w:t xml:space="preserve">. </w:t>
+      </w:r>
+    </w:p>
+    <w:p>
+      <w:pPr>
+        <w:numPr>
+          <w:ilvl w:val="0"/>
+          <w:numId w:val="24"/>
+        </w:numPr>
+      </w:pPr>
+      <w:proofErr w:type="spellStart"/>
+      <w:r>
+        <w:t>Perubahan</w:t>
+      </w:r>
+      <w:proofErr w:type="spellEnd"/>
+      <w:r>
+        <w:t xml:space="preserve"> locator </w:t>
+      </w:r>
+      <w:proofErr w:type="spellStart"/>
+      <w:r>
+        <w:t>cukup</w:t>
+      </w:r>
+      <w:proofErr w:type="spellEnd"/>
+      <w:r>
+        <w:t xml:space="preserve"> </w:t>
+      </w:r>
+      <w:proofErr w:type="spellStart"/>
+      <w:r>
+        <w:t>dilakukan</w:t>
+      </w:r>
+      <w:proofErr w:type="spellEnd"/>
+      <w:r>
+        <w:t xml:space="preserve"> pada </w:t>
+      </w:r>
+      <w:proofErr w:type="spellStart"/>
+      <w:r>
+        <w:t>satu</w:t>
+      </w:r>
+      <w:proofErr w:type="spellEnd"/>
+      <w:r>
+        <w:t xml:space="preserve"> file. </w:t>
+      </w:r>
+    </w:p>
+    <w:p>
+      <w:pPr>
+        <w:numPr>
+          <w:ilvl w:val="0"/>
+          <w:numId w:val="24"/>
+        </w:numPr>
+      </w:pPr>
+      <w:proofErr w:type="spellStart"/>
+      <w:r>
+        <w:t>Memudahkan</w:t>
+      </w:r>
+      <w:proofErr w:type="spellEnd"/>
+      <w:r>
+        <w:t xml:space="preserve"> maintenance </w:t>
+      </w:r>
+      <w:proofErr w:type="spellStart"/>
+      <w:r>
+        <w:t>ketika</w:t>
+      </w:r>
+      <w:proofErr w:type="spellEnd"/>
+      <w:r>
+        <w:t xml:space="preserve"> project </w:t>
+      </w:r>
+      <w:proofErr w:type="spellStart"/>
+      <w:r>
+        <w:t>semakin</w:t>
+      </w:r>
+      <w:proofErr w:type="spellEnd"/>
+      <w:r>
+        <w:t xml:space="preserve"> </w:t>
+      </w:r>
+      <w:proofErr w:type="spellStart"/>
+      <w:r>
+        <w:t>besar</w:t>
+      </w:r>
+      <w:proofErr w:type="spellEnd"/>
+      <w:r>
+        <w:t xml:space="preserve">. </w:t>
+      </w:r>
+    </w:p>
+    <w:p>
+      <w:pPr>
+        <w:numPr>
+          <w:ilvl w:val="0"/>
+          <w:numId w:val="24"/>
+        </w:numPr>
+      </w:pPr>
+      <w:proofErr w:type="spellStart"/>
+      <w:r>
+        <w:t>Menyesuaikan</w:t>
+      </w:r>
+      <w:proofErr w:type="spellEnd"/>
+      <w:r>
+        <w:t xml:space="preserve"> </w:t>
+      </w:r>
+      <w:proofErr w:type="spellStart"/>
+      <w:r>
+        <w:t>struktur</w:t>
+      </w:r>
+      <w:proofErr w:type="spellEnd"/>
+      <w:r>
+        <w:t xml:space="preserve"> project yang </w:t>
+      </w:r>
+      <w:proofErr w:type="spellStart"/>
+      <w:r>
+        <w:t>umum</w:t>
+      </w:r>
+      <w:proofErr w:type="spellEnd"/>
+      <w:r>
+        <w:t xml:space="preserve"> </w:t>
+      </w:r>
+      <w:proofErr w:type="spellStart"/>
+      <w:r>
+        <w:t>digunakan</w:t>
+      </w:r>
+      <w:proofErr w:type="spellEnd"/>
+      <w:r>
+        <w:t xml:space="preserve"> pada QA Automation </w:t>
+      </w:r>
+      <w:proofErr w:type="spellStart"/>
+      <w:r>
+        <w:t>profesional</w:t>
+      </w:r>
+      <w:proofErr w:type="spellEnd"/>
+      <w:r>
+        <w:t xml:space="preserve">. </w:t>
+      </w:r>
+    </w:p>
+    <w:p>
+      <w:r>
+        <w:pict w14:anchorId="5811CEF2">
+          <v:rect id="_x0000_i1182" style="width:0;height:1.5pt" o:hralign="center" o:hrstd="t" o:hr="t" fillcolor="#a0a0a0" stroked="f"/>
+        </w:pict>
+      </w:r>
+    </w:p>
+    <w:p>
+      <w:pPr>
+        <w:rPr>
+          <w:b/>
+          <w:bCs/>
+        </w:rPr>
+      </w:pPr>
+      <w:r>
+        <w:rPr>
+          <w:b/>
+          <w:bCs/>
+        </w:rPr>
+        <w:t>Kesimpulan Day 8</w:t>
+      </w:r>
+    </w:p>
+    <w:p>
+      <w:pPr>
+        <w:numPr>
+          <w:ilvl w:val="0"/>
+          <w:numId w:val="25"/>
+        </w:numPr>
+      </w:pPr>
+      <w:r>
+        <w:rPr>
+          <w:b/>
+          <w:bCs/>
+        </w:rPr>
+        <w:lastRenderedPageBreak/>
+        <w:t>Page Object Model (POM)</w:t>
+      </w:r>
+      <w:r>
+        <w:t xml:space="preserve"> </w:t>
+      </w:r>
+      <w:proofErr w:type="spellStart"/>
+      <w:r>
+        <w:t>adalah</w:t>
+      </w:r>
+      <w:proofErr w:type="spellEnd"/>
+      <w:r>
+        <w:t xml:space="preserve"> </w:t>
+      </w:r>
+      <w:proofErr w:type="spellStart"/>
+      <w:r>
+        <w:t>pola</w:t>
+      </w:r>
+      <w:proofErr w:type="spellEnd"/>
+      <w:r>
+        <w:t xml:space="preserve"> </w:t>
+      </w:r>
+      <w:proofErr w:type="spellStart"/>
+      <w:r>
+        <w:t>desain</w:t>
+      </w:r>
+      <w:proofErr w:type="spellEnd"/>
+      <w:r>
+        <w:t xml:space="preserve"> yang </w:t>
+      </w:r>
+      <w:proofErr w:type="spellStart"/>
+      <w:r>
+        <w:t>memisahkan</w:t>
+      </w:r>
+      <w:proofErr w:type="spellEnd"/>
+      <w:r>
+        <w:t xml:space="preserve"> </w:t>
+      </w:r>
+      <w:proofErr w:type="spellStart"/>
+      <w:r>
+        <w:t>logika</w:t>
+      </w:r>
+      <w:proofErr w:type="spellEnd"/>
+      <w:r>
+        <w:t xml:space="preserve"> </w:t>
+      </w:r>
+      <w:proofErr w:type="spellStart"/>
+      <w:r>
+        <w:t>interaksi</w:t>
+      </w:r>
+      <w:proofErr w:type="spellEnd"/>
+      <w:r>
+        <w:t xml:space="preserve"> </w:t>
+      </w:r>
+      <w:proofErr w:type="spellStart"/>
+      <w:r>
+        <w:t>halaman</w:t>
+      </w:r>
+      <w:proofErr w:type="spellEnd"/>
+      <w:r>
+        <w:t xml:space="preserve"> website </w:t>
+      </w:r>
+      <w:proofErr w:type="spellStart"/>
+      <w:r>
+        <w:t>dari</w:t>
+      </w:r>
+      <w:proofErr w:type="spellEnd"/>
+      <w:r>
+        <w:t xml:space="preserve"> file test. </w:t>
+      </w:r>
+    </w:p>
+    <w:p>
+      <w:pPr>
+        <w:numPr>
+          <w:ilvl w:val="0"/>
+          <w:numId w:val="25"/>
+        </w:numPr>
+      </w:pPr>
+      <w:proofErr w:type="spellStart"/>
+      <w:r>
+        <w:t>Setiap</w:t>
+      </w:r>
+      <w:proofErr w:type="spellEnd"/>
+      <w:r>
+        <w:t xml:space="preserve"> </w:t>
+      </w:r>
+      <w:proofErr w:type="spellStart"/>
+      <w:r>
+        <w:t>halaman</w:t>
+      </w:r>
+      <w:proofErr w:type="spellEnd"/>
+      <w:r>
+        <w:t xml:space="preserve"> website </w:t>
+      </w:r>
+      <w:proofErr w:type="spellStart"/>
+      <w:r>
+        <w:t>direpresentasikan</w:t>
+      </w:r>
+      <w:proofErr w:type="spellEnd"/>
+      <w:r>
+        <w:t xml:space="preserve"> oleh </w:t>
+      </w:r>
+      <w:proofErr w:type="spellStart"/>
+      <w:r>
+        <w:t>sebuah</w:t>
+      </w:r>
+      <w:proofErr w:type="spellEnd"/>
+      <w:r>
+        <w:t xml:space="preserve"> class, </w:t>
+      </w:r>
+      <w:proofErr w:type="spellStart"/>
+      <w:r>
+        <w:t>misalnya</w:t>
+      </w:r>
+      <w:proofErr w:type="spellEnd"/>
+      <w:r>
+        <w:t xml:space="preserve"> </w:t>
+      </w:r>
+      <w:proofErr w:type="spellStart"/>
+      <w:r>
+        <w:t>LoginPage</w:t>
+      </w:r>
+      <w:proofErr w:type="spellEnd"/>
+      <w:r>
+        <w:t xml:space="preserve">. </w:t>
+      </w:r>
+    </w:p>
+    <w:p>
+      <w:pPr>
+        <w:numPr>
+          <w:ilvl w:val="0"/>
+          <w:numId w:val="25"/>
+        </w:numPr>
+      </w:pPr>
+      <w:r>
+        <w:t xml:space="preserve">File test </w:t>
+      </w:r>
+      <w:proofErr w:type="spellStart"/>
+      <w:r>
+        <w:t>hanya</w:t>
+      </w:r>
+      <w:proofErr w:type="spellEnd"/>
+      <w:r>
+        <w:t xml:space="preserve"> </w:t>
+      </w:r>
+      <w:proofErr w:type="spellStart"/>
+      <w:r>
+        <w:t>berisi</w:t>
+      </w:r>
+      <w:proofErr w:type="spellEnd"/>
+      <w:r>
+        <w:t xml:space="preserve"> </w:t>
+      </w:r>
+      <w:proofErr w:type="spellStart"/>
+      <w:r>
+        <w:t>skenario</w:t>
+      </w:r>
+      <w:proofErr w:type="spellEnd"/>
+      <w:r>
+        <w:t xml:space="preserve"> </w:t>
+      </w:r>
+      <w:proofErr w:type="spellStart"/>
+      <w:r>
+        <w:t>pengujian</w:t>
+      </w:r>
+      <w:proofErr w:type="spellEnd"/>
+      <w:r>
+        <w:t xml:space="preserve">, </w:t>
+      </w:r>
+      <w:proofErr w:type="spellStart"/>
+      <w:r>
+        <w:t>sedangkan</w:t>
+      </w:r>
+      <w:proofErr w:type="spellEnd"/>
+      <w:r>
+        <w:t xml:space="preserve"> locator dan action </w:t>
+      </w:r>
+      <w:proofErr w:type="spellStart"/>
+      <w:r>
+        <w:t>dipindahkan</w:t>
+      </w:r>
+      <w:proofErr w:type="spellEnd"/>
+      <w:r>
+        <w:t xml:space="preserve"> </w:t>
+      </w:r>
+      <w:proofErr w:type="spellStart"/>
+      <w:r>
+        <w:t>ke</w:t>
+      </w:r>
+      <w:proofErr w:type="spellEnd"/>
+      <w:r>
+        <w:t xml:space="preserve"> class Page Object. </w:t>
+      </w:r>
+    </w:p>
+    <w:p>
+      <w:pPr>
+        <w:numPr>
+          <w:ilvl w:val="0"/>
+          <w:numId w:val="25"/>
+        </w:numPr>
+      </w:pPr>
+      <w:r>
+        <w:t xml:space="preserve">Constructor </w:t>
+      </w:r>
+      <w:proofErr w:type="spellStart"/>
+      <w:r>
+        <w:t>digunakan</w:t>
+      </w:r>
+      <w:proofErr w:type="spellEnd"/>
+      <w:r>
+        <w:t xml:space="preserve"> </w:t>
+      </w:r>
+      <w:proofErr w:type="spellStart"/>
+      <w:r>
+        <w:t>untuk</w:t>
+      </w:r>
+      <w:proofErr w:type="spellEnd"/>
+      <w:r>
+        <w:t xml:space="preserve"> </w:t>
+      </w:r>
+      <w:proofErr w:type="spellStart"/>
+      <w:r>
+        <w:t>menerima</w:t>
+      </w:r>
+      <w:proofErr w:type="spellEnd"/>
+      <w:r>
+        <w:t xml:space="preserve"> Fixture page </w:t>
+      </w:r>
+      <w:proofErr w:type="spellStart"/>
+      <w:r>
+        <w:t>dari</w:t>
+      </w:r>
+      <w:proofErr w:type="spellEnd"/>
+      <w:r>
+        <w:t xml:space="preserve"> Playwright. </w:t>
+      </w:r>
+    </w:p>
+    <w:p>
+      <w:pPr>
+        <w:numPr>
+          <w:ilvl w:val="0"/>
+          <w:numId w:val="25"/>
+        </w:numPr>
+      </w:pPr>
+      <w:r>
+        <w:t xml:space="preserve">Method yang </w:t>
+      </w:r>
+      <w:proofErr w:type="spellStart"/>
+      <w:r>
+        <w:t>menggunakan</w:t>
+      </w:r>
+      <w:proofErr w:type="spellEnd"/>
+      <w:r>
+        <w:t xml:space="preserve"> await </w:t>
+      </w:r>
+      <w:proofErr w:type="spellStart"/>
+      <w:r>
+        <w:t>harus</w:t>
+      </w:r>
+      <w:proofErr w:type="spellEnd"/>
+      <w:r>
+        <w:t xml:space="preserve"> </w:t>
+      </w:r>
+      <w:proofErr w:type="spellStart"/>
+      <w:r>
+        <w:t>diberi</w:t>
+      </w:r>
+      <w:proofErr w:type="spellEnd"/>
+      <w:r>
+        <w:t xml:space="preserve"> async, </w:t>
+      </w:r>
+      <w:proofErr w:type="spellStart"/>
+      <w:r>
+        <w:t>sedangkan</w:t>
+      </w:r>
+      <w:proofErr w:type="spellEnd"/>
+      <w:r>
+        <w:t xml:space="preserve"> method yang </w:t>
+      </w:r>
+      <w:proofErr w:type="spellStart"/>
+      <w:r>
+        <w:t>hanya</w:t>
+      </w:r>
+      <w:proofErr w:type="spellEnd"/>
+      <w:r>
+        <w:t xml:space="preserve"> </w:t>
+      </w:r>
+      <w:proofErr w:type="spellStart"/>
+      <w:r>
+        <w:t>mengembalikan</w:t>
+      </w:r>
+      <w:proofErr w:type="spellEnd"/>
+      <w:r>
+        <w:t xml:space="preserve"> Locator </w:t>
+      </w:r>
+      <w:proofErr w:type="spellStart"/>
+      <w:r>
+        <w:t>tidak</w:t>
+      </w:r>
+      <w:proofErr w:type="spellEnd"/>
+      <w:r>
+        <w:t xml:space="preserve"> </w:t>
+      </w:r>
+      <w:proofErr w:type="spellStart"/>
+      <w:r>
+        <w:t>perlu</w:t>
+      </w:r>
+      <w:proofErr w:type="spellEnd"/>
+      <w:r>
+        <w:t xml:space="preserve"> </w:t>
+      </w:r>
+      <w:proofErr w:type="spellStart"/>
+      <w:r>
+        <w:t>menggunakan</w:t>
+      </w:r>
+      <w:proofErr w:type="spellEnd"/>
+      <w:r>
+        <w:t xml:space="preserve"> async. </w:t>
+      </w:r>
+    </w:p>
+    <w:p>
+      <w:pPr>
+        <w:numPr>
+          <w:ilvl w:val="0"/>
+          <w:numId w:val="25"/>
+        </w:numPr>
+      </w:pPr>
+      <w:proofErr w:type="spellStart"/>
+      <w:r>
+        <w:t>Penamaan</w:t>
+      </w:r>
+      <w:proofErr w:type="spellEnd"/>
+      <w:r>
+        <w:t xml:space="preserve"> method yang </w:t>
+      </w:r>
+      <w:proofErr w:type="spellStart"/>
+      <w:r>
+        <w:t>konsisten</w:t>
+      </w:r>
+      <w:proofErr w:type="spellEnd"/>
+      <w:r>
+        <w:t xml:space="preserve"> (get</w:t>
+      </w:r>
+      <w:proofErr w:type="gramStart"/>
+      <w:r>
+        <w:t>...(</w:t>
+      </w:r>
+      <w:proofErr w:type="gramEnd"/>
+      <w:r>
+        <w:t xml:space="preserve">) </w:t>
+      </w:r>
+      <w:proofErr w:type="spellStart"/>
+      <w:r>
+        <w:t>untuk</w:t>
+      </w:r>
+      <w:proofErr w:type="spellEnd"/>
+      <w:r>
+        <w:t xml:space="preserve"> </w:t>
+      </w:r>
+      <w:proofErr w:type="spellStart"/>
+      <w:r>
+        <w:t>mengambil</w:t>
+      </w:r>
+      <w:proofErr w:type="spellEnd"/>
+      <w:r>
+        <w:t xml:space="preserve"> </w:t>
+      </w:r>
+      <w:proofErr w:type="spellStart"/>
+      <w:r>
+        <w:t>elemen</w:t>
+      </w:r>
+      <w:proofErr w:type="spellEnd"/>
+      <w:r>
+        <w:t xml:space="preserve"> dan kata </w:t>
+      </w:r>
+      <w:proofErr w:type="spellStart"/>
+      <w:r>
+        <w:t>kerja</w:t>
+      </w:r>
+      <w:proofErr w:type="spellEnd"/>
+      <w:r>
+        <w:t xml:space="preserve"> </w:t>
+      </w:r>
+      <w:proofErr w:type="spellStart"/>
+      <w:r>
+        <w:t>seperti</w:t>
+      </w:r>
+      <w:proofErr w:type="spellEnd"/>
+      <w:r>
+        <w:t xml:space="preserve"> </w:t>
+      </w:r>
+      <w:proofErr w:type="gramStart"/>
+      <w:r>
+        <w:t>login(</w:t>
+      </w:r>
+      <w:proofErr w:type="gramEnd"/>
+      <w:r>
+        <w:t xml:space="preserve">) </w:t>
+      </w:r>
+      <w:proofErr w:type="spellStart"/>
+      <w:r>
+        <w:t>atau</w:t>
+      </w:r>
+      <w:proofErr w:type="spellEnd"/>
+      <w:r>
+        <w:t xml:space="preserve"> </w:t>
+      </w:r>
+      <w:proofErr w:type="gramStart"/>
+      <w:r>
+        <w:t>logout(</w:t>
+      </w:r>
+      <w:proofErr w:type="gramEnd"/>
+      <w:r>
+        <w:t xml:space="preserve">) </w:t>
+      </w:r>
+      <w:proofErr w:type="spellStart"/>
+      <w:r>
+        <w:t>untuk</w:t>
+      </w:r>
+      <w:proofErr w:type="spellEnd"/>
+      <w:r>
+        <w:t xml:space="preserve"> </w:t>
+      </w:r>
+      <w:proofErr w:type="spellStart"/>
+      <w:r>
+        <w:t>aksi</w:t>
+      </w:r>
+      <w:proofErr w:type="spellEnd"/>
+      <w:r>
+        <w:t xml:space="preserve">) </w:t>
+      </w:r>
+      <w:proofErr w:type="spellStart"/>
+      <w:r>
+        <w:t>membuat</w:t>
+      </w:r>
+      <w:proofErr w:type="spellEnd"/>
+      <w:r>
+        <w:t xml:space="preserve"> </w:t>
+      </w:r>
+      <w:proofErr w:type="spellStart"/>
+      <w:r>
+        <w:t>kode</w:t>
+      </w:r>
+      <w:proofErr w:type="spellEnd"/>
+      <w:r>
+        <w:t xml:space="preserve"> </w:t>
+      </w:r>
+      <w:proofErr w:type="spellStart"/>
+      <w:r>
+        <w:t>lebih</w:t>
+      </w:r>
+      <w:proofErr w:type="spellEnd"/>
+      <w:r>
+        <w:t xml:space="preserve"> </w:t>
+      </w:r>
+      <w:proofErr w:type="spellStart"/>
+      <w:r>
+        <w:t>mudah</w:t>
+      </w:r>
+      <w:proofErr w:type="spellEnd"/>
+      <w:r>
+        <w:t xml:space="preserve"> </w:t>
+      </w:r>
+      <w:proofErr w:type="spellStart"/>
+      <w:r>
+        <w:t>dipahami</w:t>
+      </w:r>
+      <w:proofErr w:type="spellEnd"/>
+      <w:r>
+        <w:t xml:space="preserve">. </w:t>
+      </w:r>
+    </w:p>
+    <w:p>
+      <w:pPr>
+        <w:numPr>
+          <w:ilvl w:val="0"/>
+          <w:numId w:val="25"/>
+        </w:numPr>
+      </w:pPr>
+      <w:proofErr w:type="spellStart"/>
+      <w:r>
+        <w:t>Dengan</w:t>
+      </w:r>
+      <w:proofErr w:type="spellEnd"/>
+      <w:r>
+        <w:t xml:space="preserve"> POM, project </w:t>
+      </w:r>
+      <w:proofErr w:type="spellStart"/>
+      <w:r>
+        <w:t>menjadi</w:t>
+      </w:r>
+      <w:proofErr w:type="spellEnd"/>
+      <w:r>
+        <w:t xml:space="preserve"> </w:t>
+      </w:r>
+      <w:proofErr w:type="spellStart"/>
+      <w:r>
+        <w:t>lebih</w:t>
+      </w:r>
+      <w:proofErr w:type="spellEnd"/>
+      <w:r>
+        <w:t xml:space="preserve"> </w:t>
+      </w:r>
+      <w:proofErr w:type="spellStart"/>
+      <w:r>
+        <w:t>rapi</w:t>
+      </w:r>
+      <w:proofErr w:type="spellEnd"/>
+      <w:r>
+        <w:t xml:space="preserve">, reusable, </w:t>
+      </w:r>
+      <w:proofErr w:type="spellStart"/>
+      <w:r>
+        <w:t>mudah</w:t>
+      </w:r>
+      <w:proofErr w:type="spellEnd"/>
+      <w:r>
+        <w:t xml:space="preserve"> </w:t>
+      </w:r>
+      <w:proofErr w:type="spellStart"/>
+      <w:r>
+        <w:t>dikembangkan</w:t>
+      </w:r>
+      <w:proofErr w:type="spellEnd"/>
+      <w:r>
+        <w:t xml:space="preserve">, dan </w:t>
+      </w:r>
+      <w:proofErr w:type="spellStart"/>
+      <w:r>
+        <w:t>lebih</w:t>
+      </w:r>
+      <w:proofErr w:type="spellEnd"/>
+      <w:r>
+        <w:t xml:space="preserve"> </w:t>
+      </w:r>
+      <w:proofErr w:type="spellStart"/>
+      <w:r>
+        <w:t>mudah</w:t>
+      </w:r>
+      <w:proofErr w:type="spellEnd"/>
+      <w:r>
+        <w:t xml:space="preserve"> </w:t>
+      </w:r>
+      <w:proofErr w:type="spellStart"/>
+      <w:r>
+        <w:t>dirawat</w:t>
+      </w:r>
+      <w:proofErr w:type="spellEnd"/>
+      <w:r>
+        <w:t xml:space="preserve"> </w:t>
+      </w:r>
+      <w:proofErr w:type="spellStart"/>
+      <w:r>
+        <w:t>ketika</w:t>
+      </w:r>
+      <w:proofErr w:type="spellEnd"/>
+      <w:r>
+        <w:t xml:space="preserve"> </w:t>
+      </w:r>
+      <w:proofErr w:type="spellStart"/>
+      <w:r>
+        <w:t>jumlah</w:t>
+      </w:r>
+      <w:proofErr w:type="spellEnd"/>
+      <w:r>
+        <w:t xml:space="preserve"> test </w:t>
+      </w:r>
+      <w:proofErr w:type="spellStart"/>
+      <w:r>
+        <w:t>semakin</w:t>
+      </w:r>
+      <w:proofErr w:type="spellEnd"/>
+      <w:r>
+        <w:t xml:space="preserve"> </w:t>
+      </w:r>
+      <w:proofErr w:type="spellStart"/>
+      <w:r>
+        <w:t>banyak</w:t>
+      </w:r>
+      <w:proofErr w:type="spellEnd"/>
+      <w:r>
+        <w:t>.</w:t>
       </w:r>
     </w:p>
     <w:p/>
@@ -13621,9 +19608,9 @@
     </w:lvl>
   </w:abstractNum>
   <w:abstractNum w:abstractNumId="5" w15:restartNumberingAfterBreak="0">
-    <w:nsid w:val="24AE723E"/>
+    <w:nsid w:val="1B193636"/>
     <w:multiLevelType w:val="multilevel"/>
-    <w:tmpl w:val="300CBB8C"/>
+    <w:tmpl w:val="D92CEDD6"/>
     <w:lvl w:ilvl="0">
       <w:start w:val="1"/>
       <w:numFmt w:val="bullet"/>
@@ -13770,9 +19757,9 @@
     </w:lvl>
   </w:abstractNum>
   <w:abstractNum w:abstractNumId="6" w15:restartNumberingAfterBreak="0">
-    <w:nsid w:val="25E27A4D"/>
+    <w:nsid w:val="24AE723E"/>
     <w:multiLevelType w:val="multilevel"/>
-    <w:tmpl w:val="501C965C"/>
+    <w:tmpl w:val="300CBB8C"/>
     <w:lvl w:ilvl="0">
       <w:start w:val="1"/>
       <w:numFmt w:val="bullet"/>
@@ -13919,9 +19906,9 @@
     </w:lvl>
   </w:abstractNum>
   <w:abstractNum w:abstractNumId="7" w15:restartNumberingAfterBreak="0">
-    <w:nsid w:val="403C757D"/>
+    <w:nsid w:val="25E27A4D"/>
     <w:multiLevelType w:val="multilevel"/>
-    <w:tmpl w:val="FEB2B46E"/>
+    <w:tmpl w:val="501C965C"/>
     <w:lvl w:ilvl="0">
       <w:start w:val="1"/>
       <w:numFmt w:val="bullet"/>
@@ -14068,9 +20055,9 @@
     </w:lvl>
   </w:abstractNum>
   <w:abstractNum w:abstractNumId="8" w15:restartNumberingAfterBreak="0">
-    <w:nsid w:val="411F16BD"/>
+    <w:nsid w:val="28FA3593"/>
     <w:multiLevelType w:val="multilevel"/>
-    <w:tmpl w:val="3110AB34"/>
+    <w:tmpl w:val="1542C218"/>
     <w:lvl w:ilvl="0">
       <w:start w:val="1"/>
       <w:numFmt w:val="bullet"/>
@@ -14217,9 +20204,9 @@
     </w:lvl>
   </w:abstractNum>
   <w:abstractNum w:abstractNumId="9" w15:restartNumberingAfterBreak="0">
-    <w:nsid w:val="418429B9"/>
+    <w:nsid w:val="403C757D"/>
     <w:multiLevelType w:val="multilevel"/>
-    <w:tmpl w:val="C9D6D482"/>
+    <w:tmpl w:val="FEB2B46E"/>
     <w:lvl w:ilvl="0">
       <w:start w:val="1"/>
       <w:numFmt w:val="bullet"/>
@@ -14366,9 +20353,9 @@
     </w:lvl>
   </w:abstractNum>
   <w:abstractNum w:abstractNumId="10" w15:restartNumberingAfterBreak="0">
-    <w:nsid w:val="503127FE"/>
+    <w:nsid w:val="411F16BD"/>
     <w:multiLevelType w:val="multilevel"/>
-    <w:tmpl w:val="DB46931E"/>
+    <w:tmpl w:val="3110AB34"/>
     <w:lvl w:ilvl="0">
       <w:start w:val="1"/>
       <w:numFmt w:val="bullet"/>
@@ -14515,9 +20502,9 @@
     </w:lvl>
   </w:abstractNum>
   <w:abstractNum w:abstractNumId="11" w15:restartNumberingAfterBreak="0">
-    <w:nsid w:val="58697FCF"/>
+    <w:nsid w:val="418429B9"/>
     <w:multiLevelType w:val="multilevel"/>
-    <w:tmpl w:val="D654151C"/>
+    <w:tmpl w:val="C9D6D482"/>
     <w:lvl w:ilvl="0">
       <w:start w:val="1"/>
       <w:numFmt w:val="bullet"/>
@@ -14664,9 +20651,158 @@
     </w:lvl>
   </w:abstractNum>
   <w:abstractNum w:abstractNumId="12" w15:restartNumberingAfterBreak="0">
-    <w:nsid w:val="592C3555"/>
+    <w:nsid w:val="43E57373"/>
     <w:multiLevelType w:val="multilevel"/>
-    <w:tmpl w:val="5A74A4FC"/>
+    <w:tmpl w:val="C8B8B864"/>
+    <w:lvl w:ilvl="0">
+      <w:start w:val="1"/>
+      <w:numFmt w:val="bullet"/>
+      <w:lvlText w:val=""/>
+      <w:lvlJc w:val="left"/>
+      <w:pPr>
+        <w:tabs>
+          <w:tab w:val="num" w:pos="720"/>
+        </w:tabs>
+        <w:ind w:left="720" w:hanging="360"/>
+      </w:pPr>
+      <w:rPr>
+        <w:rFonts w:ascii="Symbol" w:hAnsi="Symbol" w:hint="default"/>
+        <w:sz w:val="20"/>
+      </w:rPr>
+    </w:lvl>
+    <w:lvl w:ilvl="1">
+      <w:start w:val="1"/>
+      <w:numFmt w:val="bullet"/>
+      <w:lvlText w:val="o"/>
+      <w:lvlJc w:val="left"/>
+      <w:pPr>
+        <w:tabs>
+          <w:tab w:val="num" w:pos="1440"/>
+        </w:tabs>
+        <w:ind w:left="1440" w:hanging="360"/>
+      </w:pPr>
+      <w:rPr>
+        <w:rFonts w:ascii="Courier New" w:hAnsi="Courier New" w:hint="default"/>
+        <w:sz w:val="20"/>
+      </w:rPr>
+    </w:lvl>
+    <w:lvl w:ilvl="2" w:tentative="1">
+      <w:start w:val="1"/>
+      <w:numFmt w:val="bullet"/>
+      <w:lvlText w:val=""/>
+      <w:lvlJc w:val="left"/>
+      <w:pPr>
+        <w:tabs>
+          <w:tab w:val="num" w:pos="2160"/>
+        </w:tabs>
+        <w:ind w:left="2160" w:hanging="360"/>
+      </w:pPr>
+      <w:rPr>
+        <w:rFonts w:ascii="Wingdings" w:hAnsi="Wingdings" w:hint="default"/>
+        <w:sz w:val="20"/>
+      </w:rPr>
+    </w:lvl>
+    <w:lvl w:ilvl="3" w:tentative="1">
+      <w:start w:val="1"/>
+      <w:numFmt w:val="bullet"/>
+      <w:lvlText w:val=""/>
+      <w:lvlJc w:val="left"/>
+      <w:pPr>
+        <w:tabs>
+          <w:tab w:val="num" w:pos="2880"/>
+        </w:tabs>
+        <w:ind w:left="2880" w:hanging="360"/>
+      </w:pPr>
+      <w:rPr>
+        <w:rFonts w:ascii="Wingdings" w:hAnsi="Wingdings" w:hint="default"/>
+        <w:sz w:val="20"/>
+      </w:rPr>
+    </w:lvl>
+    <w:lvl w:ilvl="4" w:tentative="1">
+      <w:start w:val="1"/>
+      <w:numFmt w:val="bullet"/>
+      <w:lvlText w:val=""/>
+      <w:lvlJc w:val="left"/>
+      <w:pPr>
+        <w:tabs>
+          <w:tab w:val="num" w:pos="3600"/>
+        </w:tabs>
+        <w:ind w:left="3600" w:hanging="360"/>
+      </w:pPr>
+      <w:rPr>
+        <w:rFonts w:ascii="Wingdings" w:hAnsi="Wingdings" w:hint="default"/>
+        <w:sz w:val="20"/>
+      </w:rPr>
+    </w:lvl>
+    <w:lvl w:ilvl="5" w:tentative="1">
+      <w:start w:val="1"/>
+      <w:numFmt w:val="bullet"/>
+      <w:lvlText w:val=""/>
+      <w:lvlJc w:val="left"/>
+      <w:pPr>
+        <w:tabs>
+          <w:tab w:val="num" w:pos="4320"/>
+        </w:tabs>
+        <w:ind w:left="4320" w:hanging="360"/>
+      </w:pPr>
+      <w:rPr>
+        <w:rFonts w:ascii="Wingdings" w:hAnsi="Wingdings" w:hint="default"/>
+        <w:sz w:val="20"/>
+      </w:rPr>
+    </w:lvl>
+    <w:lvl w:ilvl="6" w:tentative="1">
+      <w:start w:val="1"/>
+      <w:numFmt w:val="bullet"/>
+      <w:lvlText w:val=""/>
+      <w:lvlJc w:val="left"/>
+      <w:pPr>
+        <w:tabs>
+          <w:tab w:val="num" w:pos="5040"/>
+        </w:tabs>
+        <w:ind w:left="5040" w:hanging="360"/>
+      </w:pPr>
+      <w:rPr>
+        <w:rFonts w:ascii="Wingdings" w:hAnsi="Wingdings" w:hint="default"/>
+        <w:sz w:val="20"/>
+      </w:rPr>
+    </w:lvl>
+    <w:lvl w:ilvl="7" w:tentative="1">
+      <w:start w:val="1"/>
+      <w:numFmt w:val="bullet"/>
+      <w:lvlText w:val=""/>
+      <w:lvlJc w:val="left"/>
+      <w:pPr>
+        <w:tabs>
+          <w:tab w:val="num" w:pos="5760"/>
+        </w:tabs>
+        <w:ind w:left="5760" w:hanging="360"/>
+      </w:pPr>
+      <w:rPr>
+        <w:rFonts w:ascii="Wingdings" w:hAnsi="Wingdings" w:hint="default"/>
+        <w:sz w:val="20"/>
+      </w:rPr>
+    </w:lvl>
+    <w:lvl w:ilvl="8" w:tentative="1">
+      <w:start w:val="1"/>
+      <w:numFmt w:val="bullet"/>
+      <w:lvlText w:val=""/>
+      <w:lvlJc w:val="left"/>
+      <w:pPr>
+        <w:tabs>
+          <w:tab w:val="num" w:pos="6480"/>
+        </w:tabs>
+        <w:ind w:left="6480" w:hanging="360"/>
+      </w:pPr>
+      <w:rPr>
+        <w:rFonts w:ascii="Wingdings" w:hAnsi="Wingdings" w:hint="default"/>
+        <w:sz w:val="20"/>
+      </w:rPr>
+    </w:lvl>
+  </w:abstractNum>
+  <w:abstractNum w:abstractNumId="13" w15:restartNumberingAfterBreak="0">
+    <w:nsid w:val="48A52D9D"/>
+    <w:multiLevelType w:val="multilevel"/>
+    <w:tmpl w:val="229862D0"/>
     <w:lvl w:ilvl="0">
       <w:start w:val="1"/>
       <w:numFmt w:val="bullet"/>
@@ -14812,10 +20948,10 @@
       </w:rPr>
     </w:lvl>
   </w:abstractNum>
-  <w:abstractNum w:abstractNumId="13" w15:restartNumberingAfterBreak="0">
-    <w:nsid w:val="5CD52000"/>
+  <w:abstractNum w:abstractNumId="14" w15:restartNumberingAfterBreak="0">
+    <w:nsid w:val="503127FE"/>
     <w:multiLevelType w:val="multilevel"/>
-    <w:tmpl w:val="CB4C9AAE"/>
+    <w:tmpl w:val="DB46931E"/>
     <w:lvl w:ilvl="0">
       <w:start w:val="1"/>
       <w:numFmt w:val="bullet"/>
@@ -14961,10 +21097,10 @@
       </w:rPr>
     </w:lvl>
   </w:abstractNum>
-  <w:abstractNum w:abstractNumId="14" w15:restartNumberingAfterBreak="0">
-    <w:nsid w:val="618027BE"/>
+  <w:abstractNum w:abstractNumId="15" w15:restartNumberingAfterBreak="0">
+    <w:nsid w:val="58697FCF"/>
     <w:multiLevelType w:val="multilevel"/>
-    <w:tmpl w:val="B05E7B9C"/>
+    <w:tmpl w:val="D654151C"/>
     <w:lvl w:ilvl="0">
       <w:start w:val="1"/>
       <w:numFmt w:val="bullet"/>
@@ -15110,10 +21246,10 @@
       </w:rPr>
     </w:lvl>
   </w:abstractNum>
-  <w:abstractNum w:abstractNumId="15" w15:restartNumberingAfterBreak="0">
-    <w:nsid w:val="704A20B4"/>
+  <w:abstractNum w:abstractNumId="16" w15:restartNumberingAfterBreak="0">
+    <w:nsid w:val="592C3555"/>
     <w:multiLevelType w:val="multilevel"/>
-    <w:tmpl w:val="C10211E0"/>
+    <w:tmpl w:val="5A74A4FC"/>
     <w:lvl w:ilvl="0">
       <w:start w:val="1"/>
       <w:numFmt w:val="bullet"/>
@@ -15259,10 +21395,10 @@
       </w:rPr>
     </w:lvl>
   </w:abstractNum>
-  <w:abstractNum w:abstractNumId="16" w15:restartNumberingAfterBreak="0">
-    <w:nsid w:val="71830D1F"/>
+  <w:abstractNum w:abstractNumId="17" w15:restartNumberingAfterBreak="0">
+    <w:nsid w:val="5CD52000"/>
     <w:multiLevelType w:val="multilevel"/>
-    <w:tmpl w:val="183401C6"/>
+    <w:tmpl w:val="CB4C9AAE"/>
     <w:lvl w:ilvl="0">
       <w:start w:val="1"/>
       <w:numFmt w:val="bullet"/>
@@ -15408,10 +21544,159 @@
       </w:rPr>
     </w:lvl>
   </w:abstractNum>
-  <w:abstractNum w:abstractNumId="17" w15:restartNumberingAfterBreak="0">
-    <w:nsid w:val="74DE3A71"/>
+  <w:abstractNum w:abstractNumId="18" w15:restartNumberingAfterBreak="0">
+    <w:nsid w:val="5F644607"/>
     <w:multiLevelType w:val="multilevel"/>
-    <w:tmpl w:val="8C0AC1F8"/>
+    <w:tmpl w:val="6840D96A"/>
+    <w:lvl w:ilvl="0">
+      <w:start w:val="1"/>
+      <w:numFmt w:val="bullet"/>
+      <w:lvlText w:val=""/>
+      <w:lvlJc w:val="left"/>
+      <w:pPr>
+        <w:tabs>
+          <w:tab w:val="num" w:pos="720"/>
+        </w:tabs>
+        <w:ind w:left="720" w:hanging="360"/>
+      </w:pPr>
+      <w:rPr>
+        <w:rFonts w:ascii="Symbol" w:hAnsi="Symbol" w:hint="default"/>
+        <w:sz w:val="20"/>
+      </w:rPr>
+    </w:lvl>
+    <w:lvl w:ilvl="1">
+      <w:start w:val="1"/>
+      <w:numFmt w:val="bullet"/>
+      <w:lvlText w:val="o"/>
+      <w:lvlJc w:val="left"/>
+      <w:pPr>
+        <w:tabs>
+          <w:tab w:val="num" w:pos="1440"/>
+        </w:tabs>
+        <w:ind w:left="1440" w:hanging="360"/>
+      </w:pPr>
+      <w:rPr>
+        <w:rFonts w:ascii="Courier New" w:hAnsi="Courier New" w:hint="default"/>
+        <w:sz w:val="20"/>
+      </w:rPr>
+    </w:lvl>
+    <w:lvl w:ilvl="2" w:tentative="1">
+      <w:start w:val="1"/>
+      <w:numFmt w:val="bullet"/>
+      <w:lvlText w:val=""/>
+      <w:lvlJc w:val="left"/>
+      <w:pPr>
+        <w:tabs>
+          <w:tab w:val="num" w:pos="2160"/>
+        </w:tabs>
+        <w:ind w:left="2160" w:hanging="360"/>
+      </w:pPr>
+      <w:rPr>
+        <w:rFonts w:ascii="Wingdings" w:hAnsi="Wingdings" w:hint="default"/>
+        <w:sz w:val="20"/>
+      </w:rPr>
+    </w:lvl>
+    <w:lvl w:ilvl="3" w:tentative="1">
+      <w:start w:val="1"/>
+      <w:numFmt w:val="bullet"/>
+      <w:lvlText w:val=""/>
+      <w:lvlJc w:val="left"/>
+      <w:pPr>
+        <w:tabs>
+          <w:tab w:val="num" w:pos="2880"/>
+        </w:tabs>
+        <w:ind w:left="2880" w:hanging="360"/>
+      </w:pPr>
+      <w:rPr>
+        <w:rFonts w:ascii="Wingdings" w:hAnsi="Wingdings" w:hint="default"/>
+        <w:sz w:val="20"/>
+      </w:rPr>
+    </w:lvl>
+    <w:lvl w:ilvl="4" w:tentative="1">
+      <w:start w:val="1"/>
+      <w:numFmt w:val="bullet"/>
+      <w:lvlText w:val=""/>
+      <w:lvlJc w:val="left"/>
+      <w:pPr>
+        <w:tabs>
+          <w:tab w:val="num" w:pos="3600"/>
+        </w:tabs>
+        <w:ind w:left="3600" w:hanging="360"/>
+      </w:pPr>
+      <w:rPr>
+        <w:rFonts w:ascii="Wingdings" w:hAnsi="Wingdings" w:hint="default"/>
+        <w:sz w:val="20"/>
+      </w:rPr>
+    </w:lvl>
+    <w:lvl w:ilvl="5" w:tentative="1">
+      <w:start w:val="1"/>
+      <w:numFmt w:val="bullet"/>
+      <w:lvlText w:val=""/>
+      <w:lvlJc w:val="left"/>
+      <w:pPr>
+        <w:tabs>
+          <w:tab w:val="num" w:pos="4320"/>
+        </w:tabs>
+        <w:ind w:left="4320" w:hanging="360"/>
+      </w:pPr>
+      <w:rPr>
+        <w:rFonts w:ascii="Wingdings" w:hAnsi="Wingdings" w:hint="default"/>
+        <w:sz w:val="20"/>
+      </w:rPr>
+    </w:lvl>
+    <w:lvl w:ilvl="6" w:tentative="1">
+      <w:start w:val="1"/>
+      <w:numFmt w:val="bullet"/>
+      <w:lvlText w:val=""/>
+      <w:lvlJc w:val="left"/>
+      <w:pPr>
+        <w:tabs>
+          <w:tab w:val="num" w:pos="5040"/>
+        </w:tabs>
+        <w:ind w:left="5040" w:hanging="360"/>
+      </w:pPr>
+      <w:rPr>
+        <w:rFonts w:ascii="Wingdings" w:hAnsi="Wingdings" w:hint="default"/>
+        <w:sz w:val="20"/>
+      </w:rPr>
+    </w:lvl>
+    <w:lvl w:ilvl="7" w:tentative="1">
+      <w:start w:val="1"/>
+      <w:numFmt w:val="bullet"/>
+      <w:lvlText w:val=""/>
+      <w:lvlJc w:val="left"/>
+      <w:pPr>
+        <w:tabs>
+          <w:tab w:val="num" w:pos="5760"/>
+        </w:tabs>
+        <w:ind w:left="5760" w:hanging="360"/>
+      </w:pPr>
+      <w:rPr>
+        <w:rFonts w:ascii="Wingdings" w:hAnsi="Wingdings" w:hint="default"/>
+        <w:sz w:val="20"/>
+      </w:rPr>
+    </w:lvl>
+    <w:lvl w:ilvl="8" w:tentative="1">
+      <w:start w:val="1"/>
+      <w:numFmt w:val="bullet"/>
+      <w:lvlText w:val=""/>
+      <w:lvlJc w:val="left"/>
+      <w:pPr>
+        <w:tabs>
+          <w:tab w:val="num" w:pos="6480"/>
+        </w:tabs>
+        <w:ind w:left="6480" w:hanging="360"/>
+      </w:pPr>
+      <w:rPr>
+        <w:rFonts w:ascii="Wingdings" w:hAnsi="Wingdings" w:hint="default"/>
+        <w:sz w:val="20"/>
+      </w:rPr>
+    </w:lvl>
+  </w:abstractNum>
+  <w:abstractNum w:abstractNumId="19" w15:restartNumberingAfterBreak="0">
+    <w:nsid w:val="618027BE"/>
+    <w:multiLevelType w:val="multilevel"/>
+    <w:tmpl w:val="B05E7B9C"/>
     <w:lvl w:ilvl="0">
       <w:start w:val="1"/>
       <w:numFmt w:val="bullet"/>
@@ -15557,10 +21842,10 @@
       </w:rPr>
     </w:lvl>
   </w:abstractNum>
-  <w:abstractNum w:abstractNumId="18" w15:restartNumberingAfterBreak="0">
-    <w:nsid w:val="7C7972A3"/>
+  <w:abstractNum w:abstractNumId="20" w15:restartNumberingAfterBreak="0">
+    <w:nsid w:val="64014063"/>
     <w:multiLevelType w:val="multilevel"/>
-    <w:tmpl w:val="30FCB362"/>
+    <w:tmpl w:val="C2526EAC"/>
     <w:lvl w:ilvl="0">
       <w:start w:val="1"/>
       <w:numFmt w:val="bullet"/>
@@ -15706,14 +21991,610 @@
       </w:rPr>
     </w:lvl>
   </w:abstractNum>
+  <w:abstractNum w:abstractNumId="21" w15:restartNumberingAfterBreak="0">
+    <w:nsid w:val="704A20B4"/>
+    <w:multiLevelType w:val="multilevel"/>
+    <w:tmpl w:val="C10211E0"/>
+    <w:lvl w:ilvl="0">
+      <w:start w:val="1"/>
+      <w:numFmt w:val="bullet"/>
+      <w:lvlText w:val=""/>
+      <w:lvlJc w:val="left"/>
+      <w:pPr>
+        <w:tabs>
+          <w:tab w:val="num" w:pos="720"/>
+        </w:tabs>
+        <w:ind w:left="720" w:hanging="360"/>
+      </w:pPr>
+      <w:rPr>
+        <w:rFonts w:ascii="Symbol" w:hAnsi="Symbol" w:hint="default"/>
+        <w:sz w:val="20"/>
+      </w:rPr>
+    </w:lvl>
+    <w:lvl w:ilvl="1" w:tentative="1">
+      <w:start w:val="1"/>
+      <w:numFmt w:val="bullet"/>
+      <w:lvlText w:val="o"/>
+      <w:lvlJc w:val="left"/>
+      <w:pPr>
+        <w:tabs>
+          <w:tab w:val="num" w:pos="1440"/>
+        </w:tabs>
+        <w:ind w:left="1440" w:hanging="360"/>
+      </w:pPr>
+      <w:rPr>
+        <w:rFonts w:ascii="Courier New" w:hAnsi="Courier New" w:hint="default"/>
+        <w:sz w:val="20"/>
+      </w:rPr>
+    </w:lvl>
+    <w:lvl w:ilvl="2" w:tentative="1">
+      <w:start w:val="1"/>
+      <w:numFmt w:val="bullet"/>
+      <w:lvlText w:val=""/>
+      <w:lvlJc w:val="left"/>
+      <w:pPr>
+        <w:tabs>
+          <w:tab w:val="num" w:pos="2160"/>
+        </w:tabs>
+        <w:ind w:left="2160" w:hanging="360"/>
+      </w:pPr>
+      <w:rPr>
+        <w:rFonts w:ascii="Wingdings" w:hAnsi="Wingdings" w:hint="default"/>
+        <w:sz w:val="20"/>
+      </w:rPr>
+    </w:lvl>
+    <w:lvl w:ilvl="3" w:tentative="1">
+      <w:start w:val="1"/>
+      <w:numFmt w:val="bullet"/>
+      <w:lvlText w:val=""/>
+      <w:lvlJc w:val="left"/>
+      <w:pPr>
+        <w:tabs>
+          <w:tab w:val="num" w:pos="2880"/>
+        </w:tabs>
+        <w:ind w:left="2880" w:hanging="360"/>
+      </w:pPr>
+      <w:rPr>
+        <w:rFonts w:ascii="Wingdings" w:hAnsi="Wingdings" w:hint="default"/>
+        <w:sz w:val="20"/>
+      </w:rPr>
+    </w:lvl>
+    <w:lvl w:ilvl="4" w:tentative="1">
+      <w:start w:val="1"/>
+      <w:numFmt w:val="bullet"/>
+      <w:lvlText w:val=""/>
+      <w:lvlJc w:val="left"/>
+      <w:pPr>
+        <w:tabs>
+          <w:tab w:val="num" w:pos="3600"/>
+        </w:tabs>
+        <w:ind w:left="3600" w:hanging="360"/>
+      </w:pPr>
+      <w:rPr>
+        <w:rFonts w:ascii="Wingdings" w:hAnsi="Wingdings" w:hint="default"/>
+        <w:sz w:val="20"/>
+      </w:rPr>
+    </w:lvl>
+    <w:lvl w:ilvl="5" w:tentative="1">
+      <w:start w:val="1"/>
+      <w:numFmt w:val="bullet"/>
+      <w:lvlText w:val=""/>
+      <w:lvlJc w:val="left"/>
+      <w:pPr>
+        <w:tabs>
+          <w:tab w:val="num" w:pos="4320"/>
+        </w:tabs>
+        <w:ind w:left="4320" w:hanging="360"/>
+      </w:pPr>
+      <w:rPr>
+        <w:rFonts w:ascii="Wingdings" w:hAnsi="Wingdings" w:hint="default"/>
+        <w:sz w:val="20"/>
+      </w:rPr>
+    </w:lvl>
+    <w:lvl w:ilvl="6" w:tentative="1">
+      <w:start w:val="1"/>
+      <w:numFmt w:val="bullet"/>
+      <w:lvlText w:val=""/>
+      <w:lvlJc w:val="left"/>
+      <w:pPr>
+        <w:tabs>
+          <w:tab w:val="num" w:pos="5040"/>
+        </w:tabs>
+        <w:ind w:left="5040" w:hanging="360"/>
+      </w:pPr>
+      <w:rPr>
+        <w:rFonts w:ascii="Wingdings" w:hAnsi="Wingdings" w:hint="default"/>
+        <w:sz w:val="20"/>
+      </w:rPr>
+    </w:lvl>
+    <w:lvl w:ilvl="7" w:tentative="1">
+      <w:start w:val="1"/>
+      <w:numFmt w:val="bullet"/>
+      <w:lvlText w:val=""/>
+      <w:lvlJc w:val="left"/>
+      <w:pPr>
+        <w:tabs>
+          <w:tab w:val="num" w:pos="5760"/>
+        </w:tabs>
+        <w:ind w:left="5760" w:hanging="360"/>
+      </w:pPr>
+      <w:rPr>
+        <w:rFonts w:ascii="Wingdings" w:hAnsi="Wingdings" w:hint="default"/>
+        <w:sz w:val="20"/>
+      </w:rPr>
+    </w:lvl>
+    <w:lvl w:ilvl="8" w:tentative="1">
+      <w:start w:val="1"/>
+      <w:numFmt w:val="bullet"/>
+      <w:lvlText w:val=""/>
+      <w:lvlJc w:val="left"/>
+      <w:pPr>
+        <w:tabs>
+          <w:tab w:val="num" w:pos="6480"/>
+        </w:tabs>
+        <w:ind w:left="6480" w:hanging="360"/>
+      </w:pPr>
+      <w:rPr>
+        <w:rFonts w:ascii="Wingdings" w:hAnsi="Wingdings" w:hint="default"/>
+        <w:sz w:val="20"/>
+      </w:rPr>
+    </w:lvl>
+  </w:abstractNum>
+  <w:abstractNum w:abstractNumId="22" w15:restartNumberingAfterBreak="0">
+    <w:nsid w:val="71830D1F"/>
+    <w:multiLevelType w:val="multilevel"/>
+    <w:tmpl w:val="183401C6"/>
+    <w:lvl w:ilvl="0">
+      <w:start w:val="1"/>
+      <w:numFmt w:val="bullet"/>
+      <w:lvlText w:val=""/>
+      <w:lvlJc w:val="left"/>
+      <w:pPr>
+        <w:tabs>
+          <w:tab w:val="num" w:pos="720"/>
+        </w:tabs>
+        <w:ind w:left="720" w:hanging="360"/>
+      </w:pPr>
+      <w:rPr>
+        <w:rFonts w:ascii="Symbol" w:hAnsi="Symbol" w:hint="default"/>
+        <w:sz w:val="20"/>
+      </w:rPr>
+    </w:lvl>
+    <w:lvl w:ilvl="1" w:tentative="1">
+      <w:start w:val="1"/>
+      <w:numFmt w:val="bullet"/>
+      <w:lvlText w:val="o"/>
+      <w:lvlJc w:val="left"/>
+      <w:pPr>
+        <w:tabs>
+          <w:tab w:val="num" w:pos="1440"/>
+        </w:tabs>
+        <w:ind w:left="1440" w:hanging="360"/>
+      </w:pPr>
+      <w:rPr>
+        <w:rFonts w:ascii="Courier New" w:hAnsi="Courier New" w:hint="default"/>
+        <w:sz w:val="20"/>
+      </w:rPr>
+    </w:lvl>
+    <w:lvl w:ilvl="2" w:tentative="1">
+      <w:start w:val="1"/>
+      <w:numFmt w:val="bullet"/>
+      <w:lvlText w:val=""/>
+      <w:lvlJc w:val="left"/>
+      <w:pPr>
+        <w:tabs>
+          <w:tab w:val="num" w:pos="2160"/>
+        </w:tabs>
+        <w:ind w:left="2160" w:hanging="360"/>
+      </w:pPr>
+      <w:rPr>
+        <w:rFonts w:ascii="Wingdings" w:hAnsi="Wingdings" w:hint="default"/>
+        <w:sz w:val="20"/>
+      </w:rPr>
+    </w:lvl>
+    <w:lvl w:ilvl="3" w:tentative="1">
+      <w:start w:val="1"/>
+      <w:numFmt w:val="bullet"/>
+      <w:lvlText w:val=""/>
+      <w:lvlJc w:val="left"/>
+      <w:pPr>
+        <w:tabs>
+          <w:tab w:val="num" w:pos="2880"/>
+        </w:tabs>
+        <w:ind w:left="2880" w:hanging="360"/>
+      </w:pPr>
+      <w:rPr>
+        <w:rFonts w:ascii="Wingdings" w:hAnsi="Wingdings" w:hint="default"/>
+        <w:sz w:val="20"/>
+      </w:rPr>
+    </w:lvl>
+    <w:lvl w:ilvl="4" w:tentative="1">
+      <w:start w:val="1"/>
+      <w:numFmt w:val="bullet"/>
+      <w:lvlText w:val=""/>
+      <w:lvlJc w:val="left"/>
+      <w:pPr>
+        <w:tabs>
+          <w:tab w:val="num" w:pos="3600"/>
+        </w:tabs>
+        <w:ind w:left="3600" w:hanging="360"/>
+      </w:pPr>
+      <w:rPr>
+        <w:rFonts w:ascii="Wingdings" w:hAnsi="Wingdings" w:hint="default"/>
+        <w:sz w:val="20"/>
+      </w:rPr>
+    </w:lvl>
+    <w:lvl w:ilvl="5" w:tentative="1">
+      <w:start w:val="1"/>
+      <w:numFmt w:val="bullet"/>
+      <w:lvlText w:val=""/>
+      <w:lvlJc w:val="left"/>
+      <w:pPr>
+        <w:tabs>
+          <w:tab w:val="num" w:pos="4320"/>
+        </w:tabs>
+        <w:ind w:left="4320" w:hanging="360"/>
+      </w:pPr>
+      <w:rPr>
+        <w:rFonts w:ascii="Wingdings" w:hAnsi="Wingdings" w:hint="default"/>
+        <w:sz w:val="20"/>
+      </w:rPr>
+    </w:lvl>
+    <w:lvl w:ilvl="6" w:tentative="1">
+      <w:start w:val="1"/>
+      <w:numFmt w:val="bullet"/>
+      <w:lvlText w:val=""/>
+      <w:lvlJc w:val="left"/>
+      <w:pPr>
+        <w:tabs>
+          <w:tab w:val="num" w:pos="5040"/>
+        </w:tabs>
+        <w:ind w:left="5040" w:hanging="360"/>
+      </w:pPr>
+      <w:rPr>
+        <w:rFonts w:ascii="Wingdings" w:hAnsi="Wingdings" w:hint="default"/>
+        <w:sz w:val="20"/>
+      </w:rPr>
+    </w:lvl>
+    <w:lvl w:ilvl="7" w:tentative="1">
+      <w:start w:val="1"/>
+      <w:numFmt w:val="bullet"/>
+      <w:lvlText w:val=""/>
+      <w:lvlJc w:val="left"/>
+      <w:pPr>
+        <w:tabs>
+          <w:tab w:val="num" w:pos="5760"/>
+        </w:tabs>
+        <w:ind w:left="5760" w:hanging="360"/>
+      </w:pPr>
+      <w:rPr>
+        <w:rFonts w:ascii="Wingdings" w:hAnsi="Wingdings" w:hint="default"/>
+        <w:sz w:val="20"/>
+      </w:rPr>
+    </w:lvl>
+    <w:lvl w:ilvl="8" w:tentative="1">
+      <w:start w:val="1"/>
+      <w:numFmt w:val="bullet"/>
+      <w:lvlText w:val=""/>
+      <w:lvlJc w:val="left"/>
+      <w:pPr>
+        <w:tabs>
+          <w:tab w:val="num" w:pos="6480"/>
+        </w:tabs>
+        <w:ind w:left="6480" w:hanging="360"/>
+      </w:pPr>
+      <w:rPr>
+        <w:rFonts w:ascii="Wingdings" w:hAnsi="Wingdings" w:hint="default"/>
+        <w:sz w:val="20"/>
+      </w:rPr>
+    </w:lvl>
+  </w:abstractNum>
+  <w:abstractNum w:abstractNumId="23" w15:restartNumberingAfterBreak="0">
+    <w:nsid w:val="74DE3A71"/>
+    <w:multiLevelType w:val="multilevel"/>
+    <w:tmpl w:val="8C0AC1F8"/>
+    <w:lvl w:ilvl="0">
+      <w:start w:val="1"/>
+      <w:numFmt w:val="bullet"/>
+      <w:lvlText w:val=""/>
+      <w:lvlJc w:val="left"/>
+      <w:pPr>
+        <w:tabs>
+          <w:tab w:val="num" w:pos="720"/>
+        </w:tabs>
+        <w:ind w:left="720" w:hanging="360"/>
+      </w:pPr>
+      <w:rPr>
+        <w:rFonts w:ascii="Symbol" w:hAnsi="Symbol" w:hint="default"/>
+        <w:sz w:val="20"/>
+      </w:rPr>
+    </w:lvl>
+    <w:lvl w:ilvl="1" w:tentative="1">
+      <w:start w:val="1"/>
+      <w:numFmt w:val="bullet"/>
+      <w:lvlText w:val="o"/>
+      <w:lvlJc w:val="left"/>
+      <w:pPr>
+        <w:tabs>
+          <w:tab w:val="num" w:pos="1440"/>
+        </w:tabs>
+        <w:ind w:left="1440" w:hanging="360"/>
+      </w:pPr>
+      <w:rPr>
+        <w:rFonts w:ascii="Courier New" w:hAnsi="Courier New" w:hint="default"/>
+        <w:sz w:val="20"/>
+      </w:rPr>
+    </w:lvl>
+    <w:lvl w:ilvl="2" w:tentative="1">
+      <w:start w:val="1"/>
+      <w:numFmt w:val="bullet"/>
+      <w:lvlText w:val=""/>
+      <w:lvlJc w:val="left"/>
+      <w:pPr>
+        <w:tabs>
+          <w:tab w:val="num" w:pos="2160"/>
+        </w:tabs>
+        <w:ind w:left="2160" w:hanging="360"/>
+      </w:pPr>
+      <w:rPr>
+        <w:rFonts w:ascii="Wingdings" w:hAnsi="Wingdings" w:hint="default"/>
+        <w:sz w:val="20"/>
+      </w:rPr>
+    </w:lvl>
+    <w:lvl w:ilvl="3" w:tentative="1">
+      <w:start w:val="1"/>
+      <w:numFmt w:val="bullet"/>
+      <w:lvlText w:val=""/>
+      <w:lvlJc w:val="left"/>
+      <w:pPr>
+        <w:tabs>
+          <w:tab w:val="num" w:pos="2880"/>
+        </w:tabs>
+        <w:ind w:left="2880" w:hanging="360"/>
+      </w:pPr>
+      <w:rPr>
+        <w:rFonts w:ascii="Wingdings" w:hAnsi="Wingdings" w:hint="default"/>
+        <w:sz w:val="20"/>
+      </w:rPr>
+    </w:lvl>
+    <w:lvl w:ilvl="4" w:tentative="1">
+      <w:start w:val="1"/>
+      <w:numFmt w:val="bullet"/>
+      <w:lvlText w:val=""/>
+      <w:lvlJc w:val="left"/>
+      <w:pPr>
+        <w:tabs>
+          <w:tab w:val="num" w:pos="3600"/>
+        </w:tabs>
+        <w:ind w:left="3600" w:hanging="360"/>
+      </w:pPr>
+      <w:rPr>
+        <w:rFonts w:ascii="Wingdings" w:hAnsi="Wingdings" w:hint="default"/>
+        <w:sz w:val="20"/>
+      </w:rPr>
+    </w:lvl>
+    <w:lvl w:ilvl="5" w:tentative="1">
+      <w:start w:val="1"/>
+      <w:numFmt w:val="bullet"/>
+      <w:lvlText w:val=""/>
+      <w:lvlJc w:val="left"/>
+      <w:pPr>
+        <w:tabs>
+          <w:tab w:val="num" w:pos="4320"/>
+        </w:tabs>
+        <w:ind w:left="4320" w:hanging="360"/>
+      </w:pPr>
+      <w:rPr>
+        <w:rFonts w:ascii="Wingdings" w:hAnsi="Wingdings" w:hint="default"/>
+        <w:sz w:val="20"/>
+      </w:rPr>
+    </w:lvl>
+    <w:lvl w:ilvl="6" w:tentative="1">
+      <w:start w:val="1"/>
+      <w:numFmt w:val="bullet"/>
+      <w:lvlText w:val=""/>
+      <w:lvlJc w:val="left"/>
+      <w:pPr>
+        <w:tabs>
+          <w:tab w:val="num" w:pos="5040"/>
+        </w:tabs>
+        <w:ind w:left="5040" w:hanging="360"/>
+      </w:pPr>
+      <w:rPr>
+        <w:rFonts w:ascii="Wingdings" w:hAnsi="Wingdings" w:hint="default"/>
+        <w:sz w:val="20"/>
+      </w:rPr>
+    </w:lvl>
+    <w:lvl w:ilvl="7" w:tentative="1">
+      <w:start w:val="1"/>
+      <w:numFmt w:val="bullet"/>
+      <w:lvlText w:val=""/>
+      <w:lvlJc w:val="left"/>
+      <w:pPr>
+        <w:tabs>
+          <w:tab w:val="num" w:pos="5760"/>
+        </w:tabs>
+        <w:ind w:left="5760" w:hanging="360"/>
+      </w:pPr>
+      <w:rPr>
+        <w:rFonts w:ascii="Wingdings" w:hAnsi="Wingdings" w:hint="default"/>
+        <w:sz w:val="20"/>
+      </w:rPr>
+    </w:lvl>
+    <w:lvl w:ilvl="8" w:tentative="1">
+      <w:start w:val="1"/>
+      <w:numFmt w:val="bullet"/>
+      <w:lvlText w:val=""/>
+      <w:lvlJc w:val="left"/>
+      <w:pPr>
+        <w:tabs>
+          <w:tab w:val="num" w:pos="6480"/>
+        </w:tabs>
+        <w:ind w:left="6480" w:hanging="360"/>
+      </w:pPr>
+      <w:rPr>
+        <w:rFonts w:ascii="Wingdings" w:hAnsi="Wingdings" w:hint="default"/>
+        <w:sz w:val="20"/>
+      </w:rPr>
+    </w:lvl>
+  </w:abstractNum>
+  <w:abstractNum w:abstractNumId="24" w15:restartNumberingAfterBreak="0">
+    <w:nsid w:val="7C7972A3"/>
+    <w:multiLevelType w:val="multilevel"/>
+    <w:tmpl w:val="30FCB362"/>
+    <w:lvl w:ilvl="0">
+      <w:start w:val="1"/>
+      <w:numFmt w:val="bullet"/>
+      <w:lvlText w:val=""/>
+      <w:lvlJc w:val="left"/>
+      <w:pPr>
+        <w:tabs>
+          <w:tab w:val="num" w:pos="720"/>
+        </w:tabs>
+        <w:ind w:left="720" w:hanging="360"/>
+      </w:pPr>
+      <w:rPr>
+        <w:rFonts w:ascii="Symbol" w:hAnsi="Symbol" w:hint="default"/>
+        <w:sz w:val="20"/>
+      </w:rPr>
+    </w:lvl>
+    <w:lvl w:ilvl="1" w:tentative="1">
+      <w:start w:val="1"/>
+      <w:numFmt w:val="bullet"/>
+      <w:lvlText w:val="o"/>
+      <w:lvlJc w:val="left"/>
+      <w:pPr>
+        <w:tabs>
+          <w:tab w:val="num" w:pos="1440"/>
+        </w:tabs>
+        <w:ind w:left="1440" w:hanging="360"/>
+      </w:pPr>
+      <w:rPr>
+        <w:rFonts w:ascii="Courier New" w:hAnsi="Courier New" w:hint="default"/>
+        <w:sz w:val="20"/>
+      </w:rPr>
+    </w:lvl>
+    <w:lvl w:ilvl="2" w:tentative="1">
+      <w:start w:val="1"/>
+      <w:numFmt w:val="bullet"/>
+      <w:lvlText w:val=""/>
+      <w:lvlJc w:val="left"/>
+      <w:pPr>
+        <w:tabs>
+          <w:tab w:val="num" w:pos="2160"/>
+        </w:tabs>
+        <w:ind w:left="2160" w:hanging="360"/>
+      </w:pPr>
+      <w:rPr>
+        <w:rFonts w:ascii="Wingdings" w:hAnsi="Wingdings" w:hint="default"/>
+        <w:sz w:val="20"/>
+      </w:rPr>
+    </w:lvl>
+    <w:lvl w:ilvl="3" w:tentative="1">
+      <w:start w:val="1"/>
+      <w:numFmt w:val="bullet"/>
+      <w:lvlText w:val=""/>
+      <w:lvlJc w:val="left"/>
+      <w:pPr>
+        <w:tabs>
+          <w:tab w:val="num" w:pos="2880"/>
+        </w:tabs>
+        <w:ind w:left="2880" w:hanging="360"/>
+      </w:pPr>
+      <w:rPr>
+        <w:rFonts w:ascii="Wingdings" w:hAnsi="Wingdings" w:hint="default"/>
+        <w:sz w:val="20"/>
+      </w:rPr>
+    </w:lvl>
+    <w:lvl w:ilvl="4" w:tentative="1">
+      <w:start w:val="1"/>
+      <w:numFmt w:val="bullet"/>
+      <w:lvlText w:val=""/>
+      <w:lvlJc w:val="left"/>
+      <w:pPr>
+        <w:tabs>
+          <w:tab w:val="num" w:pos="3600"/>
+        </w:tabs>
+        <w:ind w:left="3600" w:hanging="360"/>
+      </w:pPr>
+      <w:rPr>
+        <w:rFonts w:ascii="Wingdings" w:hAnsi="Wingdings" w:hint="default"/>
+        <w:sz w:val="20"/>
+      </w:rPr>
+    </w:lvl>
+    <w:lvl w:ilvl="5" w:tentative="1">
+      <w:start w:val="1"/>
+      <w:numFmt w:val="bullet"/>
+      <w:lvlText w:val=""/>
+      <w:lvlJc w:val="left"/>
+      <w:pPr>
+        <w:tabs>
+          <w:tab w:val="num" w:pos="4320"/>
+        </w:tabs>
+        <w:ind w:left="4320" w:hanging="360"/>
+      </w:pPr>
+      <w:rPr>
+        <w:rFonts w:ascii="Wingdings" w:hAnsi="Wingdings" w:hint="default"/>
+        <w:sz w:val="20"/>
+      </w:rPr>
+    </w:lvl>
+    <w:lvl w:ilvl="6" w:tentative="1">
+      <w:start w:val="1"/>
+      <w:numFmt w:val="bullet"/>
+      <w:lvlText w:val=""/>
+      <w:lvlJc w:val="left"/>
+      <w:pPr>
+        <w:tabs>
+          <w:tab w:val="num" w:pos="5040"/>
+        </w:tabs>
+        <w:ind w:left="5040" w:hanging="360"/>
+      </w:pPr>
+      <w:rPr>
+        <w:rFonts w:ascii="Wingdings" w:hAnsi="Wingdings" w:hint="default"/>
+        <w:sz w:val="20"/>
+      </w:rPr>
+    </w:lvl>
+    <w:lvl w:ilvl="7" w:tentative="1">
+      <w:start w:val="1"/>
+      <w:numFmt w:val="bullet"/>
+      <w:lvlText w:val=""/>
+      <w:lvlJc w:val="left"/>
+      <w:pPr>
+        <w:tabs>
+          <w:tab w:val="num" w:pos="5760"/>
+        </w:tabs>
+        <w:ind w:left="5760" w:hanging="360"/>
+      </w:pPr>
+      <w:rPr>
+        <w:rFonts w:ascii="Wingdings" w:hAnsi="Wingdings" w:hint="default"/>
+        <w:sz w:val="20"/>
+      </w:rPr>
+    </w:lvl>
+    <w:lvl w:ilvl="8" w:tentative="1">
+      <w:start w:val="1"/>
+      <w:numFmt w:val="bullet"/>
+      <w:lvlText w:val=""/>
+      <w:lvlJc w:val="left"/>
+      <w:pPr>
+        <w:tabs>
+          <w:tab w:val="num" w:pos="6480"/>
+        </w:tabs>
+        <w:ind w:left="6480" w:hanging="360"/>
+      </w:pPr>
+      <w:rPr>
+        <w:rFonts w:ascii="Wingdings" w:hAnsi="Wingdings" w:hint="default"/>
+        <w:sz w:val="20"/>
+      </w:rPr>
+    </w:lvl>
+  </w:abstractNum>
   <w:num w:numId="1" w16cid:durableId="174199694">
     <w:abstractNumId w:val="4"/>
   </w:num>
   <w:num w:numId="2" w16cid:durableId="1105809317">
-    <w:abstractNumId w:val="8"/>
+    <w:abstractNumId w:val="10"/>
   </w:num>
   <w:num w:numId="3" w16cid:durableId="1772310236">
-    <w:abstractNumId w:val="6"/>
+    <w:abstractNumId w:val="7"/>
   </w:num>
   <w:num w:numId="4" w16cid:durableId="1805346084">
     <w:abstractNumId w:val="3"/>
@@ -15725,43 +22606,61 @@
     <w:abstractNumId w:val="2"/>
   </w:num>
   <w:num w:numId="7" w16cid:durableId="1933121023">
-    <w:abstractNumId w:val="17"/>
+    <w:abstractNumId w:val="23"/>
   </w:num>
   <w:num w:numId="8" w16cid:durableId="472674180">
     <w:abstractNumId w:val="0"/>
   </w:num>
   <w:num w:numId="9" w16cid:durableId="38166774">
+    <w:abstractNumId w:val="16"/>
+  </w:num>
+  <w:num w:numId="10" w16cid:durableId="1076633190">
+    <w:abstractNumId w:val="17"/>
+  </w:num>
+  <w:num w:numId="11" w16cid:durableId="330106730">
+    <w:abstractNumId w:val="11"/>
+  </w:num>
+  <w:num w:numId="12" w16cid:durableId="1271469389">
+    <w:abstractNumId w:val="6"/>
+  </w:num>
+  <w:num w:numId="13" w16cid:durableId="658773716">
+    <w:abstractNumId w:val="15"/>
+  </w:num>
+  <w:num w:numId="14" w16cid:durableId="394285496">
+    <w:abstractNumId w:val="24"/>
+  </w:num>
+  <w:num w:numId="15" w16cid:durableId="649792850">
+    <w:abstractNumId w:val="22"/>
+  </w:num>
+  <w:num w:numId="16" w16cid:durableId="1061253366">
+    <w:abstractNumId w:val="19"/>
+  </w:num>
+  <w:num w:numId="17" w16cid:durableId="836506640">
+    <w:abstractNumId w:val="14"/>
+  </w:num>
+  <w:num w:numId="18" w16cid:durableId="431126837">
+    <w:abstractNumId w:val="21"/>
+  </w:num>
+  <w:num w:numId="19" w16cid:durableId="801847821">
+    <w:abstractNumId w:val="9"/>
+  </w:num>
+  <w:num w:numId="20" w16cid:durableId="1301308541">
+    <w:abstractNumId w:val="8"/>
+  </w:num>
+  <w:num w:numId="21" w16cid:durableId="189026200">
+    <w:abstractNumId w:val="20"/>
+  </w:num>
+  <w:num w:numId="22" w16cid:durableId="769473247">
     <w:abstractNumId w:val="12"/>
   </w:num>
-  <w:num w:numId="10" w16cid:durableId="1076633190">
+  <w:num w:numId="23" w16cid:durableId="860780927">
+    <w:abstractNumId w:val="18"/>
+  </w:num>
+  <w:num w:numId="24" w16cid:durableId="587810837">
     <w:abstractNumId w:val="13"/>
   </w:num>
-  <w:num w:numId="11" w16cid:durableId="330106730">
-    <w:abstractNumId w:val="9"/>
-  </w:num>
-  <w:num w:numId="12" w16cid:durableId="1271469389">
+  <w:num w:numId="25" w16cid:durableId="1531648897">
     <w:abstractNumId w:val="5"/>
-  </w:num>
-  <w:num w:numId="13" w16cid:durableId="658773716">
-    <w:abstractNumId w:val="11"/>
-  </w:num>
-  <w:num w:numId="14" w16cid:durableId="394285496">
-    <w:abstractNumId w:val="18"/>
-  </w:num>
-  <w:num w:numId="15" w16cid:durableId="649792850">
-    <w:abstractNumId w:val="16"/>
-  </w:num>
-  <w:num w:numId="16" w16cid:durableId="1061253366">
-    <w:abstractNumId w:val="14"/>
-  </w:num>
-  <w:num w:numId="17" w16cid:durableId="836506640">
-    <w:abstractNumId w:val="10"/>
-  </w:num>
-  <w:num w:numId="18" w16cid:durableId="431126837">
-    <w:abstractNumId w:val="15"/>
-  </w:num>
-  <w:num w:numId="19" w16cid:durableId="801847821">
-    <w:abstractNumId w:val="7"/>
   </w:num>
 </w:numbering>
 </file>
